--- a/docs/Карта_компетенций_менеджер_продуктовый_запуск.docx
+++ b/docs/Карта_компетенций_менеджер_продуктовый_запуск.docx
@@ -8,13 +8,13 @@
         <w:tblW w:w="5000" w:type="pct"/>
       </w:tblPr>
       <w:tblGrid>
-        <w:gridCol w:w="5103"/>
-        <w:gridCol w:w="5103"/>
+        <w:gridCol w:w="7739"/>
+        <w:gridCol w:w="7739"/>
       </w:tblGrid>
       <w:tr>
         <w:tc>
           <w:tcPr>
-            <w:tcW w:type="dxa" w:w="3118"/>
+            <w:tcW w:type="dxa" w:w="3402"/>
             <w:shd w:val="clear" w:color="auto" w:fill="FCCD68"/>
             <w:vAlign w:val="center"/>
             <w:tcBorders>
@@ -24,15 +24,15 @@
               <w:right w:val="single" w:sz="4" w:space="0" w:color="E8B43A"/>
             </w:tcBorders>
             <w:tcMar>
-              <w:top w:w="80" w:type="dxa"/>
-              <w:left w:w="100" w:type="dxa"/>
-              <w:bottom w:w="80" w:type="dxa"/>
-              <w:right w:w="100" w:type="dxa"/>
+              <w:top w:w="70" w:type="dxa"/>
+              <w:left w:w="90" w:type="dxa"/>
+              <w:bottom w:w="70" w:type="dxa"/>
+              <w:right w:w="90" w:type="dxa"/>
             </w:tcMar>
           </w:tcPr>
           <w:p>
             <w:pPr>
-              <w:spacing w:before="0" w:after="0" w:line="276" w:lineRule="auto"/>
+              <w:spacing w:before="0" w:after="0" w:line="264" w:lineRule="auto"/>
               <w:jc w:val="left"/>
             </w:pPr>
             <w:r/>
@@ -49,7 +49,7 @@
         </w:tc>
         <w:tc>
           <w:tcPr>
-            <w:tcW w:type="dxa" w:w="7087"/>
+            <w:tcW w:type="dxa" w:w="11906"/>
             <w:shd w:val="clear" w:color="auto" w:fill="FCCD68"/>
             <w:vAlign w:val="center"/>
             <w:tcBorders>
@@ -59,15 +59,15 @@
               <w:right w:val="single" w:sz="4" w:space="0" w:color="E8B43A"/>
             </w:tcBorders>
             <w:tcMar>
-              <w:top w:w="80" w:type="dxa"/>
-              <w:left w:w="100" w:type="dxa"/>
-              <w:bottom w:w="80" w:type="dxa"/>
-              <w:right w:w="100" w:type="dxa"/>
+              <w:top w:w="70" w:type="dxa"/>
+              <w:left w:w="90" w:type="dxa"/>
+              <w:bottom w:w="70" w:type="dxa"/>
+              <w:right w:w="90" w:type="dxa"/>
             </w:tcMar>
           </w:tcPr>
           <w:p>
             <w:pPr>
-              <w:spacing w:before="0" w:after="0" w:line="276" w:lineRule="auto"/>
+              <w:spacing w:before="0" w:after="0" w:line="264" w:lineRule="auto"/>
               <w:jc w:val="right"/>
             </w:pPr>
             <w:r/>
@@ -86,7 +86,7 @@
     </w:tbl>
     <w:p>
       <w:pPr>
-        <w:spacing w:before="280" w:after="80" w:line="276" w:lineRule="auto"/>
+        <w:spacing w:before="200" w:after="60" w:line="264" w:lineRule="auto"/>
         <w:pBdr>
           <w:bottom w:val="single" w:sz="28" w:space="1" w:color="FCCD68"/>
         </w:pBdr>
@@ -103,7 +103,7 @@
     </w:p>
     <w:p>
       <w:pPr>
-        <w:spacing w:before="120" w:after="200" w:line="276" w:lineRule="auto"/>
+        <w:spacing w:before="80" w:after="160" w:line="264" w:lineRule="auto"/>
       </w:pPr>
       <w:r>
         <w:rPr>
@@ -121,15 +121,15 @@
         <w:tblW w:w="5000" w:type="pct"/>
       </w:tblPr>
       <w:tblGrid>
-        <w:gridCol w:w="2551"/>
-        <w:gridCol w:w="2551"/>
-        <w:gridCol w:w="2551"/>
-        <w:gridCol w:w="2551"/>
+        <w:gridCol w:w="3869"/>
+        <w:gridCol w:w="3869"/>
+        <w:gridCol w:w="3869"/>
+        <w:gridCol w:w="3869"/>
       </w:tblGrid>
       <w:tr>
         <w:tc>
           <w:tcPr>
-            <w:tcW w:type="dxa" w:w="1814"/>
+            <w:tcW w:type="dxa" w:w="1984"/>
             <w:shd w:val="clear" w:color="auto" w:fill="FFF3D6"/>
             <w:tcBorders>
               <w:top w:val="single" w:sz="6" w:space="0" w:color="D0D0D0"/>
@@ -138,16 +138,16 @@
               <w:right w:val="single" w:sz="6" w:space="0" w:color="D0D0D0"/>
             </w:tcBorders>
             <w:tcMar>
-              <w:top w:w="60" w:type="dxa"/>
-              <w:left w:w="80" w:type="dxa"/>
-              <w:bottom w:w="60" w:type="dxa"/>
-              <w:right w:w="80" w:type="dxa"/>
+              <w:top w:w="50" w:type="dxa"/>
+              <w:left w:w="60" w:type="dxa"/>
+              <w:bottom w:w="50" w:type="dxa"/>
+              <w:right w:w="60" w:type="dxa"/>
             </w:tcMar>
             <w:vAlign w:val="center"/>
           </w:tcPr>
           <w:p>
             <w:pPr>
-              <w:spacing w:before="0" w:after="0" w:line="276" w:lineRule="auto"/>
+              <w:spacing w:before="0" w:after="0" w:line="264" w:lineRule="auto"/>
               <w:jc w:val="left"/>
             </w:pPr>
             <w:r/>
@@ -164,7 +164,7 @@
         </w:tc>
         <w:tc>
           <w:tcPr>
-            <w:tcW w:type="dxa" w:w="3572"/>
+            <w:tcW w:type="dxa" w:w="5669"/>
             <w:shd w:val="clear" w:color="auto" w:fill="FFFFFF"/>
             <w:tcBorders>
               <w:top w:val="single" w:sz="6" w:space="0" w:color="D0D0D0"/>
@@ -173,16 +173,16 @@
               <w:right w:val="single" w:sz="6" w:space="0" w:color="D0D0D0"/>
             </w:tcBorders>
             <w:tcMar>
-              <w:top w:w="60" w:type="dxa"/>
-              <w:left w:w="80" w:type="dxa"/>
-              <w:bottom w:w="60" w:type="dxa"/>
-              <w:right w:w="80" w:type="dxa"/>
+              <w:top w:w="50" w:type="dxa"/>
+              <w:left w:w="60" w:type="dxa"/>
+              <w:bottom w:w="50" w:type="dxa"/>
+              <w:right w:w="60" w:type="dxa"/>
             </w:tcMar>
             <w:vAlign w:val="center"/>
           </w:tcPr>
           <w:p>
             <w:pPr>
-              <w:spacing w:before="0" w:after="0" w:line="276" w:lineRule="auto"/>
+              <w:spacing w:before="0" w:after="0" w:line="264" w:lineRule="auto"/>
               <w:jc w:val="left"/>
             </w:pPr>
             <w:r/>
@@ -199,7 +199,7 @@
         </w:tc>
         <w:tc>
           <w:tcPr>
-            <w:tcW w:type="dxa" w:w="1814"/>
+            <w:tcW w:type="dxa" w:w="1984"/>
             <w:shd w:val="clear" w:color="auto" w:fill="FFF3D6"/>
             <w:tcBorders>
               <w:top w:val="single" w:sz="6" w:space="0" w:color="D0D0D0"/>
@@ -208,16 +208,16 @@
               <w:right w:val="single" w:sz="6" w:space="0" w:color="D0D0D0"/>
             </w:tcBorders>
             <w:tcMar>
-              <w:top w:w="60" w:type="dxa"/>
-              <w:left w:w="80" w:type="dxa"/>
-              <w:bottom w:w="60" w:type="dxa"/>
-              <w:right w:w="80" w:type="dxa"/>
+              <w:top w:w="50" w:type="dxa"/>
+              <w:left w:w="60" w:type="dxa"/>
+              <w:bottom w:w="50" w:type="dxa"/>
+              <w:right w:w="60" w:type="dxa"/>
             </w:tcMar>
             <w:vAlign w:val="center"/>
           </w:tcPr>
           <w:p>
             <w:pPr>
-              <w:spacing w:before="0" w:after="0" w:line="276" w:lineRule="auto"/>
+              <w:spacing w:before="0" w:after="0" w:line="264" w:lineRule="auto"/>
               <w:jc w:val="left"/>
             </w:pPr>
             <w:r/>
@@ -234,7 +234,7 @@
         </w:tc>
         <w:tc>
           <w:tcPr>
-            <w:tcW w:type="dxa" w:w="3005"/>
+            <w:tcW w:type="dxa" w:w="5669"/>
             <w:shd w:val="clear" w:color="auto" w:fill="FFFFFF"/>
             <w:tcBorders>
               <w:top w:val="single" w:sz="6" w:space="0" w:color="D0D0D0"/>
@@ -243,16 +243,16 @@
               <w:right w:val="single" w:sz="6" w:space="0" w:color="D0D0D0"/>
             </w:tcBorders>
             <w:tcMar>
-              <w:top w:w="60" w:type="dxa"/>
-              <w:left w:w="80" w:type="dxa"/>
-              <w:bottom w:w="60" w:type="dxa"/>
-              <w:right w:w="80" w:type="dxa"/>
+              <w:top w:w="50" w:type="dxa"/>
+              <w:left w:w="60" w:type="dxa"/>
+              <w:bottom w:w="50" w:type="dxa"/>
+              <w:right w:w="60" w:type="dxa"/>
             </w:tcMar>
             <w:vAlign w:val="center"/>
           </w:tcPr>
           <w:p>
             <w:pPr>
-              <w:spacing w:before="0" w:after="0" w:line="276" w:lineRule="auto"/>
+              <w:spacing w:before="0" w:after="0" w:line="264" w:lineRule="auto"/>
               <w:jc w:val="left"/>
             </w:pPr>
             <w:r/>
@@ -271,7 +271,7 @@
       <w:tr>
         <w:tc>
           <w:tcPr>
-            <w:tcW w:type="dxa" w:w="1814"/>
+            <w:tcW w:type="dxa" w:w="1984"/>
             <w:shd w:val="clear" w:color="auto" w:fill="FFF3D6"/>
             <w:tcBorders>
               <w:top w:val="single" w:sz="6" w:space="0" w:color="D0D0D0"/>
@@ -280,16 +280,16 @@
               <w:right w:val="single" w:sz="6" w:space="0" w:color="D0D0D0"/>
             </w:tcBorders>
             <w:tcMar>
-              <w:top w:w="60" w:type="dxa"/>
-              <w:left w:w="80" w:type="dxa"/>
-              <w:bottom w:w="60" w:type="dxa"/>
-              <w:right w:w="80" w:type="dxa"/>
+              <w:top w:w="50" w:type="dxa"/>
+              <w:left w:w="60" w:type="dxa"/>
+              <w:bottom w:w="50" w:type="dxa"/>
+              <w:right w:w="60" w:type="dxa"/>
             </w:tcMar>
             <w:vAlign w:val="center"/>
           </w:tcPr>
           <w:p>
             <w:pPr>
-              <w:spacing w:before="0" w:after="0" w:line="276" w:lineRule="auto"/>
+              <w:spacing w:before="0" w:after="0" w:line="264" w:lineRule="auto"/>
               <w:jc w:val="left"/>
             </w:pPr>
             <w:r/>
@@ -306,7 +306,7 @@
         </w:tc>
         <w:tc>
           <w:tcPr>
-            <w:tcW w:type="dxa" w:w="3572"/>
+            <w:tcW w:type="dxa" w:w="5669"/>
             <w:shd w:val="clear" w:color="auto" w:fill="FFFFFF"/>
             <w:tcBorders>
               <w:top w:val="single" w:sz="6" w:space="0" w:color="D0D0D0"/>
@@ -315,16 +315,16 @@
               <w:right w:val="single" w:sz="6" w:space="0" w:color="D0D0D0"/>
             </w:tcBorders>
             <w:tcMar>
-              <w:top w:w="60" w:type="dxa"/>
-              <w:left w:w="80" w:type="dxa"/>
-              <w:bottom w:w="60" w:type="dxa"/>
-              <w:right w:w="80" w:type="dxa"/>
+              <w:top w:w="50" w:type="dxa"/>
+              <w:left w:w="60" w:type="dxa"/>
+              <w:bottom w:w="50" w:type="dxa"/>
+              <w:right w:w="60" w:type="dxa"/>
             </w:tcMar>
             <w:vAlign w:val="center"/>
           </w:tcPr>
           <w:p>
             <w:pPr>
-              <w:spacing w:before="0" w:after="0" w:line="276" w:lineRule="auto"/>
+              <w:spacing w:before="0" w:after="0" w:line="264" w:lineRule="auto"/>
               <w:jc w:val="left"/>
             </w:pPr>
             <w:r/>
@@ -341,7 +341,7 @@
         </w:tc>
         <w:tc>
           <w:tcPr>
-            <w:tcW w:type="dxa" w:w="1814"/>
+            <w:tcW w:type="dxa" w:w="1984"/>
             <w:shd w:val="clear" w:color="auto" w:fill="FFF3D6"/>
             <w:tcBorders>
               <w:top w:val="single" w:sz="6" w:space="0" w:color="D0D0D0"/>
@@ -350,16 +350,16 @@
               <w:right w:val="single" w:sz="6" w:space="0" w:color="D0D0D0"/>
             </w:tcBorders>
             <w:tcMar>
-              <w:top w:w="60" w:type="dxa"/>
-              <w:left w:w="80" w:type="dxa"/>
-              <w:bottom w:w="60" w:type="dxa"/>
-              <w:right w:w="80" w:type="dxa"/>
+              <w:top w:w="50" w:type="dxa"/>
+              <w:left w:w="60" w:type="dxa"/>
+              <w:bottom w:w="50" w:type="dxa"/>
+              <w:right w:w="60" w:type="dxa"/>
             </w:tcMar>
             <w:vAlign w:val="center"/>
           </w:tcPr>
           <w:p>
             <w:pPr>
-              <w:spacing w:before="0" w:after="0" w:line="276" w:lineRule="auto"/>
+              <w:spacing w:before="0" w:after="0" w:line="264" w:lineRule="auto"/>
               <w:jc w:val="left"/>
             </w:pPr>
             <w:r/>
@@ -376,7 +376,7 @@
         </w:tc>
         <w:tc>
           <w:tcPr>
-            <w:tcW w:type="dxa" w:w="3005"/>
+            <w:tcW w:type="dxa" w:w="5669"/>
             <w:shd w:val="clear" w:color="auto" w:fill="FFFFFF"/>
             <w:tcBorders>
               <w:top w:val="single" w:sz="6" w:space="0" w:color="D0D0D0"/>
@@ -385,16 +385,16 @@
               <w:right w:val="single" w:sz="6" w:space="0" w:color="D0D0D0"/>
             </w:tcBorders>
             <w:tcMar>
-              <w:top w:w="60" w:type="dxa"/>
-              <w:left w:w="80" w:type="dxa"/>
-              <w:bottom w:w="60" w:type="dxa"/>
-              <w:right w:w="80" w:type="dxa"/>
+              <w:top w:w="50" w:type="dxa"/>
+              <w:left w:w="60" w:type="dxa"/>
+              <w:bottom w:w="50" w:type="dxa"/>
+              <w:right w:w="60" w:type="dxa"/>
             </w:tcMar>
             <w:vAlign w:val="center"/>
           </w:tcPr>
           <w:p>
             <w:pPr>
-              <w:spacing w:before="0" w:after="0" w:line="276" w:lineRule="auto"/>
+              <w:spacing w:before="0" w:after="0" w:line="264" w:lineRule="auto"/>
               <w:jc w:val="left"/>
             </w:pPr>
             <w:r/>
@@ -413,7 +413,7 @@
       <w:tr>
         <w:tc>
           <w:tcPr>
-            <w:tcW w:type="dxa" w:w="1814"/>
+            <w:tcW w:type="dxa" w:w="1984"/>
             <w:shd w:val="clear" w:color="auto" w:fill="FFF3D6"/>
             <w:tcBorders>
               <w:top w:val="single" w:sz="6" w:space="0" w:color="D0D0D0"/>
@@ -422,16 +422,16 @@
               <w:right w:val="single" w:sz="6" w:space="0" w:color="D0D0D0"/>
             </w:tcBorders>
             <w:tcMar>
-              <w:top w:w="60" w:type="dxa"/>
-              <w:left w:w="80" w:type="dxa"/>
-              <w:bottom w:w="60" w:type="dxa"/>
-              <w:right w:w="80" w:type="dxa"/>
+              <w:top w:w="50" w:type="dxa"/>
+              <w:left w:w="60" w:type="dxa"/>
+              <w:bottom w:w="50" w:type="dxa"/>
+              <w:right w:w="60" w:type="dxa"/>
             </w:tcMar>
             <w:vAlign w:val="center"/>
           </w:tcPr>
           <w:p>
             <w:pPr>
-              <w:spacing w:before="0" w:after="0" w:line="276" w:lineRule="auto"/>
+              <w:spacing w:before="0" w:after="0" w:line="264" w:lineRule="auto"/>
               <w:jc w:val="left"/>
             </w:pPr>
             <w:r/>
@@ -448,7 +448,7 @@
         </w:tc>
         <w:tc>
           <w:tcPr>
-            <w:tcW w:type="dxa" w:w="3572"/>
+            <w:tcW w:type="dxa" w:w="5669"/>
             <w:shd w:val="clear" w:color="auto" w:fill="FFFFFF"/>
             <w:tcBorders>
               <w:top w:val="single" w:sz="6" w:space="0" w:color="D0D0D0"/>
@@ -457,16 +457,16 @@
               <w:right w:val="single" w:sz="6" w:space="0" w:color="D0D0D0"/>
             </w:tcBorders>
             <w:tcMar>
-              <w:top w:w="60" w:type="dxa"/>
-              <w:left w:w="80" w:type="dxa"/>
-              <w:bottom w:w="60" w:type="dxa"/>
-              <w:right w:w="80" w:type="dxa"/>
+              <w:top w:w="50" w:type="dxa"/>
+              <w:left w:w="60" w:type="dxa"/>
+              <w:bottom w:w="50" w:type="dxa"/>
+              <w:right w:w="60" w:type="dxa"/>
             </w:tcMar>
             <w:vAlign w:val="center"/>
           </w:tcPr>
           <w:p>
             <w:pPr>
-              <w:spacing w:before="0" w:after="0" w:line="276" w:lineRule="auto"/>
+              <w:spacing w:before="0" w:after="0" w:line="264" w:lineRule="auto"/>
               <w:jc w:val="left"/>
             </w:pPr>
             <w:r/>
@@ -483,7 +483,7 @@
         </w:tc>
         <w:tc>
           <w:tcPr>
-            <w:tcW w:type="dxa" w:w="1814"/>
+            <w:tcW w:type="dxa" w:w="1984"/>
             <w:shd w:val="clear" w:color="auto" w:fill="FFF3D6"/>
             <w:tcBorders>
               <w:top w:val="single" w:sz="6" w:space="0" w:color="D0D0D0"/>
@@ -492,16 +492,16 @@
               <w:right w:val="single" w:sz="6" w:space="0" w:color="D0D0D0"/>
             </w:tcBorders>
             <w:tcMar>
-              <w:top w:w="60" w:type="dxa"/>
-              <w:left w:w="80" w:type="dxa"/>
-              <w:bottom w:w="60" w:type="dxa"/>
-              <w:right w:w="80" w:type="dxa"/>
+              <w:top w:w="50" w:type="dxa"/>
+              <w:left w:w="60" w:type="dxa"/>
+              <w:bottom w:w="50" w:type="dxa"/>
+              <w:right w:w="60" w:type="dxa"/>
             </w:tcMar>
             <w:vAlign w:val="center"/>
           </w:tcPr>
           <w:p>
             <w:pPr>
-              <w:spacing w:before="0" w:after="0" w:line="276" w:lineRule="auto"/>
+              <w:spacing w:before="0" w:after="0" w:line="264" w:lineRule="auto"/>
               <w:jc w:val="left"/>
             </w:pPr>
             <w:r/>
@@ -518,7 +518,7 @@
         </w:tc>
         <w:tc>
           <w:tcPr>
-            <w:tcW w:type="dxa" w:w="3005"/>
+            <w:tcW w:type="dxa" w:w="5669"/>
             <w:shd w:val="clear" w:color="auto" w:fill="FFFFFF"/>
             <w:tcBorders>
               <w:top w:val="single" w:sz="6" w:space="0" w:color="D0D0D0"/>
@@ -527,16 +527,16 @@
               <w:right w:val="single" w:sz="6" w:space="0" w:color="D0D0D0"/>
             </w:tcBorders>
             <w:tcMar>
-              <w:top w:w="60" w:type="dxa"/>
-              <w:left w:w="80" w:type="dxa"/>
-              <w:bottom w:w="60" w:type="dxa"/>
-              <w:right w:w="80" w:type="dxa"/>
+              <w:top w:w="50" w:type="dxa"/>
+              <w:left w:w="60" w:type="dxa"/>
+              <w:bottom w:w="50" w:type="dxa"/>
+              <w:right w:w="60" w:type="dxa"/>
             </w:tcMar>
             <w:vAlign w:val="center"/>
           </w:tcPr>
           <w:p>
             <w:pPr>
-              <w:spacing w:before="0" w:after="0" w:line="276" w:lineRule="auto"/>
+              <w:spacing w:before="0" w:after="0" w:line="264" w:lineRule="auto"/>
               <w:jc w:val="left"/>
             </w:pPr>
             <w:r/>
@@ -555,7 +555,7 @@
     </w:tbl>
     <w:p>
       <w:pPr>
-        <w:spacing w:before="160" w:after="200" w:line="276" w:lineRule="auto"/>
+        <w:spacing w:before="120" w:after="80" w:line="264" w:lineRule="auto"/>
       </w:pPr>
       <w:r>
         <w:rPr>
@@ -564,12 +564,35 @@
           <w:color w:val="767677"/>
           <w:sz w:val="16"/>
         </w:rPr>
-        <w:t>Инструкция: в столбце «Как у сотрудника в реальности» / «Реальность» кратко опишите фактический уровень (наблюдения, примеры, оценка). Можно использовать шкалу: 1 — не соответствует, 2 — частично, 3 — соответствует, 4 — превосходит.</w:t>
+        <w:t>Как читать таблицу: «Действие» — наблюдаемое поведение в отделе продуктового запуска; «Корпоративные компетенции» — к каким компетенциям Форус относится действие (может быть несколько); «Как у сотрудника в реальности» — факт / примеры / оценка (шкала 1–4: не соответствует → превосходит).</w:t>
       </w:r>
     </w:p>
     <w:p>
       <w:pPr>
-        <w:spacing w:before="80" w:after="120" w:line="276" w:lineRule="auto"/>
+        <w:spacing w:before="40" w:after="160" w:line="264" w:lineRule="auto"/>
+      </w:pPr>
+      <w:r>
+        <w:rPr>
+          <w:rFonts w:ascii="Verdana" w:hAnsi="Verdana" w:cs="Verdana" w:eastAsia="Verdana"/>
+          <w:b/>
+          <w:color w:val="1A1A1A"/>
+          <w:sz w:val="16"/>
+        </w:rPr>
+        <w:t xml:space="preserve">Корпоративные компетенции: </w:t>
+      </w:r>
+      <w:r>
+        <w:rPr>
+          <w:rFonts w:ascii="Verdana" w:hAnsi="Verdana" w:cs="Verdana" w:eastAsia="Verdana"/>
+          <w:b w:val="0"/>
+          <w:color w:val="767677"/>
+          <w:sz w:val="15"/>
+        </w:rPr>
+        <w:t>Исполнительность · Клиентоориентированность · Устная коммуникация · Письменная коммуникация · Коммуникабельность · Стрессоустойчивость · Командность · Самоорганизация · Ответственность · Ориентация на результат · Адаптивность · Настойчивость · Решительность · Системное мышление · Проактивность / инновационность / инициатива · Внимание к деталям · Обучаемость · Пунктуальность</w:t>
+      </w:r>
+    </w:p>
+    <w:p>
+      <w:pPr>
+        <w:spacing w:before="40" w:after="100" w:line="264" w:lineRule="auto"/>
         <w:pBdr>
           <w:bottom w:val="single" w:sz="16" w:space="1" w:color="26A6E0"/>
         </w:pBdr>
@@ -581,7 +604,7 @@
           <w:color w:val="1A1A1A"/>
           <w:sz w:val="24"/>
         </w:rPr>
-        <w:t>1. Компетенции</w:t>
+        <w:t>1. Действия и корпоративные компетенции</w:t>
       </w:r>
     </w:p>
     <w:tbl>
@@ -590,13 +613,14 @@
         <w:tblW w:w="5000" w:type="pct"/>
       </w:tblPr>
       <w:tblGrid>
-        <w:gridCol w:w="5103"/>
-        <w:gridCol w:w="5103"/>
+        <w:gridCol w:w="5159"/>
+        <w:gridCol w:w="5159"/>
+        <w:gridCol w:w="5159"/>
       </w:tblGrid>
       <w:tr>
         <w:tc>
           <w:tcPr>
-            <w:tcW w:type="dxa" w:w="5386"/>
+            <w:tcW w:type="dxa" w:w="6520"/>
             <w:shd w:val="clear" w:color="auto" w:fill="FCCD68"/>
             <w:tcBorders>
               <w:top w:val="single" w:sz="6" w:space="0" w:color="D0D0D0"/>
@@ -605,16 +629,16 @@
               <w:right w:val="single" w:sz="6" w:space="0" w:color="D0D0D0"/>
             </w:tcBorders>
             <w:tcMar>
-              <w:top w:w="60" w:type="dxa"/>
-              <w:left w:w="80" w:type="dxa"/>
-              <w:bottom w:w="60" w:type="dxa"/>
-              <w:right w:w="80" w:type="dxa"/>
+              <w:top w:w="50" w:type="dxa"/>
+              <w:left w:w="60" w:type="dxa"/>
+              <w:bottom w:w="50" w:type="dxa"/>
+              <w:right w:w="60" w:type="dxa"/>
             </w:tcMar>
             <w:vAlign w:val="center"/>
           </w:tcPr>
           <w:p>
             <w:pPr>
-              <w:spacing w:before="0" w:after="0" w:line="276" w:lineRule="auto"/>
+              <w:spacing w:before="0" w:after="0" w:line="264" w:lineRule="auto"/>
               <w:jc w:val="center"/>
             </w:pPr>
             <w:r/>
@@ -623,9 +647,9 @@
                 <w:rFonts w:ascii="Verdana" w:hAnsi="Verdana" w:cs="Verdana" w:eastAsia="Verdana"/>
                 <w:b/>
                 <w:color w:val="1A1A1A"/>
-                <w:sz w:val="18"/>
+                <w:sz w:val="17"/>
               </w:rPr>
-              <w:t>Компетенция менеджера по продажам</w:t>
+              <w:t>Действие / поведенческий индикатор</w:t>
               <w:br/>
               <w:t>(отдел продуктового запуска)</w:t>
             </w:r>
@@ -642,16 +666,16 @@
               <w:right w:val="single" w:sz="6" w:space="0" w:color="D0D0D0"/>
             </w:tcBorders>
             <w:tcMar>
-              <w:top w:w="60" w:type="dxa"/>
-              <w:left w:w="80" w:type="dxa"/>
-              <w:bottom w:w="60" w:type="dxa"/>
-              <w:right w:w="80" w:type="dxa"/>
+              <w:top w:w="50" w:type="dxa"/>
+              <w:left w:w="60" w:type="dxa"/>
+              <w:bottom w:w="50" w:type="dxa"/>
+              <w:right w:w="60" w:type="dxa"/>
             </w:tcMar>
             <w:vAlign w:val="center"/>
           </w:tcPr>
           <w:p>
             <w:pPr>
-              <w:spacing w:before="0" w:after="0" w:line="276" w:lineRule="auto"/>
+              <w:spacing w:before="0" w:after="0" w:line="264" w:lineRule="auto"/>
               <w:jc w:val="center"/>
             </w:pPr>
             <w:r/>
@@ -660,7 +684,42 @@
                 <w:rFonts w:ascii="Verdana" w:hAnsi="Verdana" w:cs="Verdana" w:eastAsia="Verdana"/>
                 <w:b/>
                 <w:color w:val="1A1A1A"/>
-                <w:sz w:val="18"/>
+                <w:sz w:val="17"/>
+              </w:rPr>
+              <w:t>Корпоративные компетенции</w:t>
+            </w:r>
+          </w:p>
+        </w:tc>
+        <w:tc>
+          <w:tcPr>
+            <w:tcW w:type="dxa" w:w="3969"/>
+            <w:shd w:val="clear" w:color="auto" w:fill="FCCD68"/>
+            <w:tcBorders>
+              <w:top w:val="single" w:sz="6" w:space="0" w:color="D0D0D0"/>
+              <w:left w:val="single" w:sz="6" w:space="0" w:color="D0D0D0"/>
+              <w:bottom w:val="single" w:sz="6" w:space="0" w:color="D0D0D0"/>
+              <w:right w:val="single" w:sz="6" w:space="0" w:color="D0D0D0"/>
+            </w:tcBorders>
+            <w:tcMar>
+              <w:top w:w="50" w:type="dxa"/>
+              <w:left w:w="60" w:type="dxa"/>
+              <w:bottom w:w="50" w:type="dxa"/>
+              <w:right w:w="60" w:type="dxa"/>
+            </w:tcMar>
+            <w:vAlign w:val="center"/>
+          </w:tcPr>
+          <w:p>
+            <w:pPr>
+              <w:spacing w:before="0" w:after="0" w:line="264" w:lineRule="auto"/>
+              <w:jc w:val="center"/>
+            </w:pPr>
+            <w:r/>
+            <w:r>
+              <w:rPr>
+                <w:rFonts w:ascii="Verdana" w:hAnsi="Verdana" w:cs="Verdana" w:eastAsia="Verdana"/>
+                <w:b/>
+                <w:color w:val="1A1A1A"/>
+                <w:sz w:val="17"/>
               </w:rPr>
               <w:t>Как у сотрудника в реальности</w:t>
             </w:r>
@@ -669,11 +728,11 @@
       </w:tr>
       <w:tr>
         <w:trPr>
-          <w:trHeight w:val="765" w:hRule="atLeast"/>
+          <w:trHeight w:val="652" w:hRule="atLeast"/>
         </w:trPr>
         <w:tc>
           <w:tcPr>
-            <w:tcW w:type="dxa" w:w="5386"/>
+            <w:tcW w:type="dxa" w:w="6520"/>
             <w:shd w:val="clear" w:color="auto" w:fill="FFFFFF"/>
             <w:tcBorders>
               <w:top w:val="single" w:sz="6" w:space="0" w:color="D0D0D0"/>
@@ -682,16 +741,16 @@
               <w:right w:val="single" w:sz="6" w:space="0" w:color="D0D0D0"/>
             </w:tcBorders>
             <w:tcMar>
-              <w:top w:w="60" w:type="dxa"/>
-              <w:left w:w="80" w:type="dxa"/>
-              <w:bottom w:w="60" w:type="dxa"/>
-              <w:right w:w="80" w:type="dxa"/>
+              <w:top w:w="50" w:type="dxa"/>
+              <w:left w:w="60" w:type="dxa"/>
+              <w:bottom w:w="50" w:type="dxa"/>
+              <w:right w:w="60" w:type="dxa"/>
             </w:tcMar>
             <w:vAlign w:val="center"/>
           </w:tcPr>
           <w:p>
             <w:pPr>
-              <w:spacing w:before="0" w:after="0" w:line="276" w:lineRule="auto"/>
+              <w:spacing w:before="0" w:after="0" w:line="264" w:lineRule="auto"/>
               <w:jc w:val="left"/>
             </w:pPr>
             <w:r/>
@@ -700,7 +759,7 @@
                 <w:rFonts w:ascii="Verdana" w:hAnsi="Verdana" w:cs="Verdana" w:eastAsia="Verdana"/>
                 <w:b w:val="0"/>
                 <w:color w:val="1A1A1A"/>
-                <w:sz w:val="17"/>
+                <w:sz w:val="16"/>
               </w:rPr>
               <w:t>1. Чёткое соблюдение скрипта в холодной базе (структура звонка, ключевые вопросы, фиксация результата)</w:t>
             </w:r>
@@ -709,6 +768,41 @@
         <w:tc>
           <w:tcPr>
             <w:tcW w:type="dxa" w:w="4819"/>
+            <w:shd w:val="clear" w:color="auto" w:fill="F0F7FB"/>
+            <w:tcBorders>
+              <w:top w:val="single" w:sz="6" w:space="0" w:color="D0D0D0"/>
+              <w:left w:val="single" w:sz="6" w:space="0" w:color="D0D0D0"/>
+              <w:bottom w:val="single" w:sz="6" w:space="0" w:color="D0D0D0"/>
+              <w:right w:val="single" w:sz="6" w:space="0" w:color="D0D0D0"/>
+            </w:tcBorders>
+            <w:tcMar>
+              <w:top w:w="50" w:type="dxa"/>
+              <w:left w:w="60" w:type="dxa"/>
+              <w:bottom w:w="50" w:type="dxa"/>
+              <w:right w:w="60" w:type="dxa"/>
+            </w:tcMar>
+            <w:vAlign w:val="center"/>
+          </w:tcPr>
+          <w:p>
+            <w:pPr>
+              <w:spacing w:before="0" w:after="0" w:line="264" w:lineRule="auto"/>
+              <w:jc w:val="left"/>
+            </w:pPr>
+            <w:r/>
+            <w:r>
+              <w:rPr>
+                <w:rFonts w:ascii="Verdana" w:hAnsi="Verdana" w:cs="Verdana" w:eastAsia="Verdana"/>
+                <w:b w:val="0"/>
+                <w:color w:val="1A1A1A"/>
+                <w:sz w:val="15"/>
+              </w:rPr>
+              <w:t>Исполнительность · Устная коммуникация · Внимание к деталям · Самоорганизация</w:t>
+            </w:r>
+          </w:p>
+        </w:tc>
+        <w:tc>
+          <w:tcPr>
+            <w:tcW w:type="dxa" w:w="3969"/>
             <w:shd w:val="clear" w:color="auto" w:fill="FAFAFA"/>
             <w:tcBorders>
               <w:top w:val="single" w:sz="6" w:space="0" w:color="D0D0D0"/>
@@ -717,16 +811,16 @@
               <w:right w:val="single" w:sz="6" w:space="0" w:color="D0D0D0"/>
             </w:tcBorders>
             <w:tcMar>
-              <w:top w:w="60" w:type="dxa"/>
-              <w:left w:w="80" w:type="dxa"/>
-              <w:bottom w:w="60" w:type="dxa"/>
-              <w:right w:w="80" w:type="dxa"/>
+              <w:top w:w="50" w:type="dxa"/>
+              <w:left w:w="60" w:type="dxa"/>
+              <w:bottom w:w="50" w:type="dxa"/>
+              <w:right w:w="60" w:type="dxa"/>
             </w:tcMar>
             <w:vAlign w:val="center"/>
           </w:tcPr>
           <w:p>
             <w:pPr>
-              <w:spacing w:before="0" w:after="0" w:line="276" w:lineRule="auto"/>
+              <w:spacing w:before="0" w:after="0" w:line="264" w:lineRule="auto"/>
               <w:jc w:val="left"/>
             </w:pPr>
             <w:r/>
@@ -735,7 +829,7 @@
                 <w:rFonts w:ascii="Verdana" w:hAnsi="Verdana" w:cs="Verdana" w:eastAsia="Verdana"/>
                 <w:b w:val="0"/>
                 <w:color w:val="1A1A1A"/>
-                <w:sz w:val="17"/>
+                <w:sz w:val="16"/>
               </w:rPr>
             </w:r>
           </w:p>
@@ -743,11 +837,11 @@
       </w:tr>
       <w:tr>
         <w:trPr>
-          <w:trHeight w:val="765" w:hRule="atLeast"/>
+          <w:trHeight w:val="652" w:hRule="atLeast"/>
         </w:trPr>
         <w:tc>
           <w:tcPr>
-            <w:tcW w:type="dxa" w:w="5386"/>
+            <w:tcW w:type="dxa" w:w="6520"/>
             <w:shd w:val="clear" w:color="auto" w:fill="FFF8E8"/>
             <w:tcBorders>
               <w:top w:val="single" w:sz="6" w:space="0" w:color="D0D0D0"/>
@@ -756,16 +850,16 @@
               <w:right w:val="single" w:sz="6" w:space="0" w:color="D0D0D0"/>
             </w:tcBorders>
             <w:tcMar>
-              <w:top w:w="60" w:type="dxa"/>
-              <w:left w:w="80" w:type="dxa"/>
-              <w:bottom w:w="60" w:type="dxa"/>
-              <w:right w:w="80" w:type="dxa"/>
+              <w:top w:w="50" w:type="dxa"/>
+              <w:left w:w="60" w:type="dxa"/>
+              <w:bottom w:w="50" w:type="dxa"/>
+              <w:right w:w="60" w:type="dxa"/>
             </w:tcMar>
             <w:vAlign w:val="center"/>
           </w:tcPr>
           <w:p>
             <w:pPr>
-              <w:spacing w:before="0" w:after="0" w:line="276" w:lineRule="auto"/>
+              <w:spacing w:before="0" w:after="0" w:line="264" w:lineRule="auto"/>
               <w:jc w:val="left"/>
             </w:pPr>
             <w:r/>
@@ -774,7 +868,7 @@
                 <w:rFonts w:ascii="Verdana" w:hAnsi="Verdana" w:cs="Verdana" w:eastAsia="Verdana"/>
                 <w:b w:val="0"/>
                 <w:color w:val="1A1A1A"/>
-                <w:sz w:val="17"/>
+                <w:sz w:val="16"/>
               </w:rPr>
               <w:t>2. Чёткое соблюдение скрипта в тёплой базе (развитие интереса, квалификация, следующий шаг)</w:t>
             </w:r>
@@ -783,6 +877,41 @@
         <w:tc>
           <w:tcPr>
             <w:tcW w:type="dxa" w:w="4819"/>
+            <w:shd w:val="clear" w:color="auto" w:fill="F0F7FB"/>
+            <w:tcBorders>
+              <w:top w:val="single" w:sz="6" w:space="0" w:color="D0D0D0"/>
+              <w:left w:val="single" w:sz="6" w:space="0" w:color="D0D0D0"/>
+              <w:bottom w:val="single" w:sz="6" w:space="0" w:color="D0D0D0"/>
+              <w:right w:val="single" w:sz="6" w:space="0" w:color="D0D0D0"/>
+            </w:tcBorders>
+            <w:tcMar>
+              <w:top w:w="50" w:type="dxa"/>
+              <w:left w:w="60" w:type="dxa"/>
+              <w:bottom w:w="50" w:type="dxa"/>
+              <w:right w:w="60" w:type="dxa"/>
+            </w:tcMar>
+            <w:vAlign w:val="center"/>
+          </w:tcPr>
+          <w:p>
+            <w:pPr>
+              <w:spacing w:before="0" w:after="0" w:line="264" w:lineRule="auto"/>
+              <w:jc w:val="left"/>
+            </w:pPr>
+            <w:r/>
+            <w:r>
+              <w:rPr>
+                <w:rFonts w:ascii="Verdana" w:hAnsi="Verdana" w:cs="Verdana" w:eastAsia="Verdana"/>
+                <w:b w:val="0"/>
+                <w:color w:val="1A1A1A"/>
+                <w:sz w:val="15"/>
+              </w:rPr>
+              <w:t>Исполнительность · Клиентоориентированность · Устная коммуникация · Внимание к деталям</w:t>
+            </w:r>
+          </w:p>
+        </w:tc>
+        <w:tc>
+          <w:tcPr>
+            <w:tcW w:type="dxa" w:w="3969"/>
             <w:shd w:val="clear" w:color="auto" w:fill="FAFAFA"/>
             <w:tcBorders>
               <w:top w:val="single" w:sz="6" w:space="0" w:color="D0D0D0"/>
@@ -791,16 +920,16 @@
               <w:right w:val="single" w:sz="6" w:space="0" w:color="D0D0D0"/>
             </w:tcBorders>
             <w:tcMar>
-              <w:top w:w="60" w:type="dxa"/>
-              <w:left w:w="80" w:type="dxa"/>
-              <w:bottom w:w="60" w:type="dxa"/>
-              <w:right w:w="80" w:type="dxa"/>
+              <w:top w:w="50" w:type="dxa"/>
+              <w:left w:w="60" w:type="dxa"/>
+              <w:bottom w:w="50" w:type="dxa"/>
+              <w:right w:w="60" w:type="dxa"/>
             </w:tcMar>
             <w:vAlign w:val="center"/>
           </w:tcPr>
           <w:p>
             <w:pPr>
-              <w:spacing w:before="0" w:after="0" w:line="276" w:lineRule="auto"/>
+              <w:spacing w:before="0" w:after="0" w:line="264" w:lineRule="auto"/>
               <w:jc w:val="left"/>
             </w:pPr>
             <w:r/>
@@ -809,7 +938,7 @@
                 <w:rFonts w:ascii="Verdana" w:hAnsi="Verdana" w:cs="Verdana" w:eastAsia="Verdana"/>
                 <w:b w:val="0"/>
                 <w:color w:val="1A1A1A"/>
-                <w:sz w:val="17"/>
+                <w:sz w:val="16"/>
               </w:rPr>
             </w:r>
           </w:p>
@@ -817,11 +946,11 @@
       </w:tr>
       <w:tr>
         <w:trPr>
-          <w:trHeight w:val="765" w:hRule="atLeast"/>
+          <w:trHeight w:val="652" w:hRule="atLeast"/>
         </w:trPr>
         <w:tc>
           <w:tcPr>
-            <w:tcW w:type="dxa" w:w="5386"/>
+            <w:tcW w:type="dxa" w:w="6520"/>
             <w:shd w:val="clear" w:color="auto" w:fill="FFFFFF"/>
             <w:tcBorders>
               <w:top w:val="single" w:sz="6" w:space="0" w:color="D0D0D0"/>
@@ -830,16 +959,16 @@
               <w:right w:val="single" w:sz="6" w:space="0" w:color="D0D0D0"/>
             </w:tcBorders>
             <w:tcMar>
-              <w:top w:w="60" w:type="dxa"/>
-              <w:left w:w="80" w:type="dxa"/>
-              <w:bottom w:w="60" w:type="dxa"/>
-              <w:right w:w="80" w:type="dxa"/>
+              <w:top w:w="50" w:type="dxa"/>
+              <w:left w:w="60" w:type="dxa"/>
+              <w:bottom w:w="50" w:type="dxa"/>
+              <w:right w:w="60" w:type="dxa"/>
             </w:tcMar>
             <w:vAlign w:val="center"/>
           </w:tcPr>
           <w:p>
             <w:pPr>
-              <w:spacing w:before="0" w:after="0" w:line="276" w:lineRule="auto"/>
+              <w:spacing w:before="0" w:after="0" w:line="264" w:lineRule="auto"/>
               <w:jc w:val="left"/>
             </w:pPr>
             <w:r/>
@@ -848,7 +977,7 @@
                 <w:rFonts w:ascii="Verdana" w:hAnsi="Verdana" w:cs="Verdana" w:eastAsia="Verdana"/>
                 <w:b w:val="0"/>
                 <w:color w:val="1A1A1A"/>
-                <w:sz w:val="17"/>
+                <w:sz w:val="16"/>
               </w:rPr>
               <w:t>3. Чёткое соблюдение скрипта в горячей базе (закрытие сделки, работа с решением, дожим договорённостей)</w:t>
             </w:r>
@@ -857,6 +986,41 @@
         <w:tc>
           <w:tcPr>
             <w:tcW w:type="dxa" w:w="4819"/>
+            <w:shd w:val="clear" w:color="auto" w:fill="F0F7FB"/>
+            <w:tcBorders>
+              <w:top w:val="single" w:sz="6" w:space="0" w:color="D0D0D0"/>
+              <w:left w:val="single" w:sz="6" w:space="0" w:color="D0D0D0"/>
+              <w:bottom w:val="single" w:sz="6" w:space="0" w:color="D0D0D0"/>
+              <w:right w:val="single" w:sz="6" w:space="0" w:color="D0D0D0"/>
+            </w:tcBorders>
+            <w:tcMar>
+              <w:top w:w="50" w:type="dxa"/>
+              <w:left w:w="60" w:type="dxa"/>
+              <w:bottom w:w="50" w:type="dxa"/>
+              <w:right w:w="60" w:type="dxa"/>
+            </w:tcMar>
+            <w:vAlign w:val="center"/>
+          </w:tcPr>
+          <w:p>
+            <w:pPr>
+              <w:spacing w:before="0" w:after="0" w:line="264" w:lineRule="auto"/>
+              <w:jc w:val="left"/>
+            </w:pPr>
+            <w:r/>
+            <w:r>
+              <w:rPr>
+                <w:rFonts w:ascii="Verdana" w:hAnsi="Verdana" w:cs="Verdana" w:eastAsia="Verdana"/>
+                <w:b w:val="0"/>
+                <w:color w:val="1A1A1A"/>
+                <w:sz w:val="15"/>
+              </w:rPr>
+              <w:t>Исполнительность · Ориентация на результат · Настойчивость · Решительность · Устная коммуникация</w:t>
+            </w:r>
+          </w:p>
+        </w:tc>
+        <w:tc>
+          <w:tcPr>
+            <w:tcW w:type="dxa" w:w="3969"/>
             <w:shd w:val="clear" w:color="auto" w:fill="FAFAFA"/>
             <w:tcBorders>
               <w:top w:val="single" w:sz="6" w:space="0" w:color="D0D0D0"/>
@@ -865,16 +1029,16 @@
               <w:right w:val="single" w:sz="6" w:space="0" w:color="D0D0D0"/>
             </w:tcBorders>
             <w:tcMar>
-              <w:top w:w="60" w:type="dxa"/>
-              <w:left w:w="80" w:type="dxa"/>
-              <w:bottom w:w="60" w:type="dxa"/>
-              <w:right w:w="80" w:type="dxa"/>
+              <w:top w:w="50" w:type="dxa"/>
+              <w:left w:w="60" w:type="dxa"/>
+              <w:bottom w:w="50" w:type="dxa"/>
+              <w:right w:w="60" w:type="dxa"/>
             </w:tcMar>
             <w:vAlign w:val="center"/>
           </w:tcPr>
           <w:p>
             <w:pPr>
-              <w:spacing w:before="0" w:after="0" w:line="276" w:lineRule="auto"/>
+              <w:spacing w:before="0" w:after="0" w:line="264" w:lineRule="auto"/>
               <w:jc w:val="left"/>
             </w:pPr>
             <w:r/>
@@ -883,7 +1047,7 @@
                 <w:rFonts w:ascii="Verdana" w:hAnsi="Verdana" w:cs="Verdana" w:eastAsia="Verdana"/>
                 <w:b w:val="0"/>
                 <w:color w:val="1A1A1A"/>
-                <w:sz w:val="17"/>
+                <w:sz w:val="16"/>
               </w:rPr>
             </w:r>
           </w:p>
@@ -891,11 +1055,11 @@
       </w:tr>
       <w:tr>
         <w:trPr>
-          <w:trHeight w:val="765" w:hRule="atLeast"/>
+          <w:trHeight w:val="652" w:hRule="atLeast"/>
         </w:trPr>
         <w:tc>
           <w:tcPr>
-            <w:tcW w:type="dxa" w:w="5386"/>
+            <w:tcW w:type="dxa" w:w="6520"/>
             <w:shd w:val="clear" w:color="auto" w:fill="FFF8E8"/>
             <w:tcBorders>
               <w:top w:val="single" w:sz="6" w:space="0" w:color="D0D0D0"/>
@@ -904,16 +1068,16 @@
               <w:right w:val="single" w:sz="6" w:space="0" w:color="D0D0D0"/>
             </w:tcBorders>
             <w:tcMar>
-              <w:top w:w="60" w:type="dxa"/>
-              <w:left w:w="80" w:type="dxa"/>
-              <w:bottom w:w="60" w:type="dxa"/>
-              <w:right w:w="80" w:type="dxa"/>
+              <w:top w:w="50" w:type="dxa"/>
+              <w:left w:w="60" w:type="dxa"/>
+              <w:bottom w:w="50" w:type="dxa"/>
+              <w:right w:w="60" w:type="dxa"/>
             </w:tcMar>
             <w:vAlign w:val="center"/>
           </w:tcPr>
           <w:p>
             <w:pPr>
-              <w:spacing w:before="0" w:after="0" w:line="276" w:lineRule="auto"/>
+              <w:spacing w:before="0" w:after="0" w:line="264" w:lineRule="auto"/>
               <w:jc w:val="left"/>
             </w:pPr>
             <w:r/>
@@ -922,15 +1086,50 @@
                 <w:rFonts w:ascii="Verdana" w:hAnsi="Verdana" w:cs="Verdana" w:eastAsia="Verdana"/>
                 <w:b w:val="0"/>
                 <w:color w:val="1A1A1A"/>
-                <w:sz w:val="17"/>
+                <w:sz w:val="16"/>
               </w:rPr>
-              <w:t>4. Быстрое изучение нового продукта: ценность, отличия, ограничения, типовые сценарии применения</w:t>
+              <w:t>4. Быстрое установление контакта и поддержание диалога с незнакомым ЛПР в холодной / тёплой базе</w:t>
             </w:r>
           </w:p>
         </w:tc>
         <w:tc>
           <w:tcPr>
             <w:tcW w:type="dxa" w:w="4819"/>
+            <w:shd w:val="clear" w:color="auto" w:fill="F0F7FB"/>
+            <w:tcBorders>
+              <w:top w:val="single" w:sz="6" w:space="0" w:color="D0D0D0"/>
+              <w:left w:val="single" w:sz="6" w:space="0" w:color="D0D0D0"/>
+              <w:bottom w:val="single" w:sz="6" w:space="0" w:color="D0D0D0"/>
+              <w:right w:val="single" w:sz="6" w:space="0" w:color="D0D0D0"/>
+            </w:tcBorders>
+            <w:tcMar>
+              <w:top w:w="50" w:type="dxa"/>
+              <w:left w:w="60" w:type="dxa"/>
+              <w:bottom w:w="50" w:type="dxa"/>
+              <w:right w:w="60" w:type="dxa"/>
+            </w:tcMar>
+            <w:vAlign w:val="center"/>
+          </w:tcPr>
+          <w:p>
+            <w:pPr>
+              <w:spacing w:before="0" w:after="0" w:line="264" w:lineRule="auto"/>
+              <w:jc w:val="left"/>
+            </w:pPr>
+            <w:r/>
+            <w:r>
+              <w:rPr>
+                <w:rFonts w:ascii="Verdana" w:hAnsi="Verdana" w:cs="Verdana" w:eastAsia="Verdana"/>
+                <w:b w:val="0"/>
+                <w:color w:val="1A1A1A"/>
+                <w:sz w:val="15"/>
+              </w:rPr>
+              <w:t>Коммуникабельность · Устная коммуникация · Клиентоориентированность · Стрессоустойчивость</w:t>
+            </w:r>
+          </w:p>
+        </w:tc>
+        <w:tc>
+          <w:tcPr>
+            <w:tcW w:type="dxa" w:w="3969"/>
             <w:shd w:val="clear" w:color="auto" w:fill="FAFAFA"/>
             <w:tcBorders>
               <w:top w:val="single" w:sz="6" w:space="0" w:color="D0D0D0"/>
@@ -939,16 +1138,16 @@
               <w:right w:val="single" w:sz="6" w:space="0" w:color="D0D0D0"/>
             </w:tcBorders>
             <w:tcMar>
-              <w:top w:w="60" w:type="dxa"/>
-              <w:left w:w="80" w:type="dxa"/>
-              <w:bottom w:w="60" w:type="dxa"/>
-              <w:right w:w="80" w:type="dxa"/>
+              <w:top w:w="50" w:type="dxa"/>
+              <w:left w:w="60" w:type="dxa"/>
+              <w:bottom w:w="50" w:type="dxa"/>
+              <w:right w:w="60" w:type="dxa"/>
             </w:tcMar>
             <w:vAlign w:val="center"/>
           </w:tcPr>
           <w:p>
             <w:pPr>
-              <w:spacing w:before="0" w:after="0" w:line="276" w:lineRule="auto"/>
+              <w:spacing w:before="0" w:after="0" w:line="264" w:lineRule="auto"/>
               <w:jc w:val="left"/>
             </w:pPr>
             <w:r/>
@@ -957,7 +1156,7 @@
                 <w:rFonts w:ascii="Verdana" w:hAnsi="Verdana" w:cs="Verdana" w:eastAsia="Verdana"/>
                 <w:b w:val="0"/>
                 <w:color w:val="1A1A1A"/>
-                <w:sz w:val="17"/>
+                <w:sz w:val="16"/>
               </w:rPr>
             </w:r>
           </w:p>
@@ -965,11 +1164,11 @@
       </w:tr>
       <w:tr>
         <w:trPr>
-          <w:trHeight w:val="765" w:hRule="atLeast"/>
+          <w:trHeight w:val="652" w:hRule="atLeast"/>
         </w:trPr>
         <w:tc>
           <w:tcPr>
-            <w:tcW w:type="dxa" w:w="5386"/>
+            <w:tcW w:type="dxa" w:w="6520"/>
             <w:shd w:val="clear" w:color="auto" w:fill="FFFFFF"/>
             <w:tcBorders>
               <w:top w:val="single" w:sz="6" w:space="0" w:color="D0D0D0"/>
@@ -978,16 +1177,16 @@
               <w:right w:val="single" w:sz="6" w:space="0" w:color="D0D0D0"/>
             </w:tcBorders>
             <w:tcMar>
-              <w:top w:w="60" w:type="dxa"/>
-              <w:left w:w="80" w:type="dxa"/>
-              <w:bottom w:w="60" w:type="dxa"/>
-              <w:right w:w="80" w:type="dxa"/>
+              <w:top w:w="50" w:type="dxa"/>
+              <w:left w:w="60" w:type="dxa"/>
+              <w:bottom w:w="50" w:type="dxa"/>
+              <w:right w:w="60" w:type="dxa"/>
             </w:tcMar>
             <w:vAlign w:val="center"/>
           </w:tcPr>
           <w:p>
             <w:pPr>
-              <w:spacing w:before="0" w:after="0" w:line="276" w:lineRule="auto"/>
+              <w:spacing w:before="0" w:after="0" w:line="264" w:lineRule="auto"/>
               <w:jc w:val="left"/>
             </w:pPr>
             <w:r/>
@@ -996,15 +1195,50 @@
                 <w:rFonts w:ascii="Verdana" w:hAnsi="Verdana" w:cs="Verdana" w:eastAsia="Verdana"/>
                 <w:b w:val="0"/>
                 <w:color w:val="1A1A1A"/>
-                <w:sz w:val="17"/>
+                <w:sz w:val="16"/>
               </w:rPr>
-              <w:t>5. Знание особенностей продукта и умение объяснить их простым языком под задачу клиента</w:t>
+              <w:t>5. Быстрое изучение нового продукта: ценность, отличия, ограничения, типовые сценарии применения</w:t>
             </w:r>
           </w:p>
         </w:tc>
         <w:tc>
           <w:tcPr>
             <w:tcW w:type="dxa" w:w="4819"/>
+            <w:shd w:val="clear" w:color="auto" w:fill="F0F7FB"/>
+            <w:tcBorders>
+              <w:top w:val="single" w:sz="6" w:space="0" w:color="D0D0D0"/>
+              <w:left w:val="single" w:sz="6" w:space="0" w:color="D0D0D0"/>
+              <w:bottom w:val="single" w:sz="6" w:space="0" w:color="D0D0D0"/>
+              <w:right w:val="single" w:sz="6" w:space="0" w:color="D0D0D0"/>
+            </w:tcBorders>
+            <w:tcMar>
+              <w:top w:w="50" w:type="dxa"/>
+              <w:left w:w="60" w:type="dxa"/>
+              <w:bottom w:w="50" w:type="dxa"/>
+              <w:right w:w="60" w:type="dxa"/>
+            </w:tcMar>
+            <w:vAlign w:val="center"/>
+          </w:tcPr>
+          <w:p>
+            <w:pPr>
+              <w:spacing w:before="0" w:after="0" w:line="264" w:lineRule="auto"/>
+              <w:jc w:val="left"/>
+            </w:pPr>
+            <w:r/>
+            <w:r>
+              <w:rPr>
+                <w:rFonts w:ascii="Verdana" w:hAnsi="Verdana" w:cs="Verdana" w:eastAsia="Verdana"/>
+                <w:b w:val="0"/>
+                <w:color w:val="1A1A1A"/>
+                <w:sz w:val="15"/>
+              </w:rPr>
+              <w:t>Обучаемость · Адаптивность · Внимание к деталям · Системное мышление</w:t>
+            </w:r>
+          </w:p>
+        </w:tc>
+        <w:tc>
+          <w:tcPr>
+            <w:tcW w:type="dxa" w:w="3969"/>
             <w:shd w:val="clear" w:color="auto" w:fill="FAFAFA"/>
             <w:tcBorders>
               <w:top w:val="single" w:sz="6" w:space="0" w:color="D0D0D0"/>
@@ -1013,16 +1247,16 @@
               <w:right w:val="single" w:sz="6" w:space="0" w:color="D0D0D0"/>
             </w:tcBorders>
             <w:tcMar>
-              <w:top w:w="60" w:type="dxa"/>
-              <w:left w:w="80" w:type="dxa"/>
-              <w:bottom w:w="60" w:type="dxa"/>
-              <w:right w:w="80" w:type="dxa"/>
+              <w:top w:w="50" w:type="dxa"/>
+              <w:left w:w="60" w:type="dxa"/>
+              <w:bottom w:w="50" w:type="dxa"/>
+              <w:right w:w="60" w:type="dxa"/>
             </w:tcMar>
             <w:vAlign w:val="center"/>
           </w:tcPr>
           <w:p>
             <w:pPr>
-              <w:spacing w:before="0" w:after="0" w:line="276" w:lineRule="auto"/>
+              <w:spacing w:before="0" w:after="0" w:line="264" w:lineRule="auto"/>
               <w:jc w:val="left"/>
             </w:pPr>
             <w:r/>
@@ -1031,7 +1265,7 @@
                 <w:rFonts w:ascii="Verdana" w:hAnsi="Verdana" w:cs="Verdana" w:eastAsia="Verdana"/>
                 <w:b w:val="0"/>
                 <w:color w:val="1A1A1A"/>
-                <w:sz w:val="17"/>
+                <w:sz w:val="16"/>
               </w:rPr>
             </w:r>
           </w:p>
@@ -1039,11 +1273,11 @@
       </w:tr>
       <w:tr>
         <w:trPr>
-          <w:trHeight w:val="765" w:hRule="atLeast"/>
+          <w:trHeight w:val="652" w:hRule="atLeast"/>
         </w:trPr>
         <w:tc>
           <w:tcPr>
-            <w:tcW w:type="dxa" w:w="5386"/>
+            <w:tcW w:type="dxa" w:w="6520"/>
             <w:shd w:val="clear" w:color="auto" w:fill="FFF8E8"/>
             <w:tcBorders>
               <w:top w:val="single" w:sz="6" w:space="0" w:color="D0D0D0"/>
@@ -1052,16 +1286,16 @@
               <w:right w:val="single" w:sz="6" w:space="0" w:color="D0D0D0"/>
             </w:tcBorders>
             <w:tcMar>
-              <w:top w:w="60" w:type="dxa"/>
-              <w:left w:w="80" w:type="dxa"/>
-              <w:bottom w:w="60" w:type="dxa"/>
-              <w:right w:w="80" w:type="dxa"/>
+              <w:top w:w="50" w:type="dxa"/>
+              <w:left w:w="60" w:type="dxa"/>
+              <w:bottom w:w="50" w:type="dxa"/>
+              <w:right w:w="60" w:type="dxa"/>
             </w:tcMar>
             <w:vAlign w:val="center"/>
           </w:tcPr>
           <w:p>
             <w:pPr>
-              <w:spacing w:before="0" w:after="0" w:line="276" w:lineRule="auto"/>
+              <w:spacing w:before="0" w:after="0" w:line="264" w:lineRule="auto"/>
               <w:jc w:val="left"/>
             </w:pPr>
             <w:r/>
@@ -1070,15 +1304,50 @@
                 <w:rFonts w:ascii="Verdana" w:hAnsi="Verdana" w:cs="Verdana" w:eastAsia="Verdana"/>
                 <w:b w:val="0"/>
                 <w:color w:val="1A1A1A"/>
-                <w:sz w:val="17"/>
+                <w:sz w:val="16"/>
               </w:rPr>
-              <w:t>6. Проработка гипотез при выводе продукта на рынок (тестирование оффера, сбор обратной связи)</w:t>
+              <w:t>6. Знание особенностей продукта и умение объяснить их простым языком под задачу клиента</w:t>
             </w:r>
           </w:p>
         </w:tc>
         <w:tc>
           <w:tcPr>
             <w:tcW w:type="dxa" w:w="4819"/>
+            <w:shd w:val="clear" w:color="auto" w:fill="F0F7FB"/>
+            <w:tcBorders>
+              <w:top w:val="single" w:sz="6" w:space="0" w:color="D0D0D0"/>
+              <w:left w:val="single" w:sz="6" w:space="0" w:color="D0D0D0"/>
+              <w:bottom w:val="single" w:sz="6" w:space="0" w:color="D0D0D0"/>
+              <w:right w:val="single" w:sz="6" w:space="0" w:color="D0D0D0"/>
+            </w:tcBorders>
+            <w:tcMar>
+              <w:top w:w="50" w:type="dxa"/>
+              <w:left w:w="60" w:type="dxa"/>
+              <w:bottom w:w="50" w:type="dxa"/>
+              <w:right w:w="60" w:type="dxa"/>
+            </w:tcMar>
+            <w:vAlign w:val="center"/>
+          </w:tcPr>
+          <w:p>
+            <w:pPr>
+              <w:spacing w:before="0" w:after="0" w:line="264" w:lineRule="auto"/>
+              <w:jc w:val="left"/>
+            </w:pPr>
+            <w:r/>
+            <w:r>
+              <w:rPr>
+                <w:rFonts w:ascii="Verdana" w:hAnsi="Verdana" w:cs="Verdana" w:eastAsia="Verdana"/>
+                <w:b w:val="0"/>
+                <w:color w:val="1A1A1A"/>
+                <w:sz w:val="15"/>
+              </w:rPr>
+              <w:t>Устная коммуникация · Клиентоориентированность · Обучаемость · Внимание к деталям</w:t>
+            </w:r>
+          </w:p>
+        </w:tc>
+        <w:tc>
+          <w:tcPr>
+            <w:tcW w:type="dxa" w:w="3969"/>
             <w:shd w:val="clear" w:color="auto" w:fill="FAFAFA"/>
             <w:tcBorders>
               <w:top w:val="single" w:sz="6" w:space="0" w:color="D0D0D0"/>
@@ -1087,16 +1356,16 @@
               <w:right w:val="single" w:sz="6" w:space="0" w:color="D0D0D0"/>
             </w:tcBorders>
             <w:tcMar>
-              <w:top w:w="60" w:type="dxa"/>
-              <w:left w:w="80" w:type="dxa"/>
-              <w:bottom w:w="60" w:type="dxa"/>
-              <w:right w:w="80" w:type="dxa"/>
+              <w:top w:w="50" w:type="dxa"/>
+              <w:left w:w="60" w:type="dxa"/>
+              <w:bottom w:w="50" w:type="dxa"/>
+              <w:right w:w="60" w:type="dxa"/>
             </w:tcMar>
             <w:vAlign w:val="center"/>
           </w:tcPr>
           <w:p>
             <w:pPr>
-              <w:spacing w:before="0" w:after="0" w:line="276" w:lineRule="auto"/>
+              <w:spacing w:before="0" w:after="0" w:line="264" w:lineRule="auto"/>
               <w:jc w:val="left"/>
             </w:pPr>
             <w:r/>
@@ -1105,7 +1374,7 @@
                 <w:rFonts w:ascii="Verdana" w:hAnsi="Verdana" w:cs="Verdana" w:eastAsia="Verdana"/>
                 <w:b w:val="0"/>
                 <w:color w:val="1A1A1A"/>
-                <w:sz w:val="17"/>
+                <w:sz w:val="16"/>
               </w:rPr>
             </w:r>
           </w:p>
@@ -1113,11 +1382,11 @@
       </w:tr>
       <w:tr>
         <w:trPr>
-          <w:trHeight w:val="765" w:hRule="atLeast"/>
+          <w:trHeight w:val="652" w:hRule="atLeast"/>
         </w:trPr>
         <w:tc>
           <w:tcPr>
-            <w:tcW w:type="dxa" w:w="5386"/>
+            <w:tcW w:type="dxa" w:w="6520"/>
             <w:shd w:val="clear" w:color="auto" w:fill="FFFFFF"/>
             <w:tcBorders>
               <w:top w:val="single" w:sz="6" w:space="0" w:color="D0D0D0"/>
@@ -1126,16 +1395,16 @@
               <w:right w:val="single" w:sz="6" w:space="0" w:color="D0D0D0"/>
             </w:tcBorders>
             <w:tcMar>
-              <w:top w:w="60" w:type="dxa"/>
-              <w:left w:w="80" w:type="dxa"/>
-              <w:bottom w:w="60" w:type="dxa"/>
-              <w:right w:w="80" w:type="dxa"/>
+              <w:top w:w="50" w:type="dxa"/>
+              <w:left w:w="60" w:type="dxa"/>
+              <w:bottom w:w="50" w:type="dxa"/>
+              <w:right w:w="60" w:type="dxa"/>
             </w:tcMar>
             <w:vAlign w:val="center"/>
           </w:tcPr>
           <w:p>
             <w:pPr>
-              <w:spacing w:before="0" w:after="0" w:line="276" w:lineRule="auto"/>
+              <w:spacing w:before="0" w:after="0" w:line="264" w:lineRule="auto"/>
               <w:jc w:val="left"/>
             </w:pPr>
             <w:r/>
@@ -1144,15 +1413,50 @@
                 <w:rFonts w:ascii="Verdana" w:hAnsi="Verdana" w:cs="Verdana" w:eastAsia="Verdana"/>
                 <w:b w:val="0"/>
                 <w:color w:val="1A1A1A"/>
-                <w:sz w:val="17"/>
+                <w:sz w:val="16"/>
               </w:rPr>
-              <w:t>7. Выявление потребностей клиента и перевод их в продуктовую ценность</w:t>
+              <w:t>7. Проработка гипотез при выводе продукта на рынок (тестирование оффера, сбор обратной связи)</w:t>
             </w:r>
           </w:p>
         </w:tc>
         <w:tc>
           <w:tcPr>
             <w:tcW w:type="dxa" w:w="4819"/>
+            <w:shd w:val="clear" w:color="auto" w:fill="F0F7FB"/>
+            <w:tcBorders>
+              <w:top w:val="single" w:sz="6" w:space="0" w:color="D0D0D0"/>
+              <w:left w:val="single" w:sz="6" w:space="0" w:color="D0D0D0"/>
+              <w:bottom w:val="single" w:sz="6" w:space="0" w:color="D0D0D0"/>
+              <w:right w:val="single" w:sz="6" w:space="0" w:color="D0D0D0"/>
+            </w:tcBorders>
+            <w:tcMar>
+              <w:top w:w="50" w:type="dxa"/>
+              <w:left w:w="60" w:type="dxa"/>
+              <w:bottom w:w="50" w:type="dxa"/>
+              <w:right w:w="60" w:type="dxa"/>
+            </w:tcMar>
+            <w:vAlign w:val="center"/>
+          </w:tcPr>
+          <w:p>
+            <w:pPr>
+              <w:spacing w:before="0" w:after="0" w:line="264" w:lineRule="auto"/>
+              <w:jc w:val="left"/>
+            </w:pPr>
+            <w:r/>
+            <w:r>
+              <w:rPr>
+                <w:rFonts w:ascii="Verdana" w:hAnsi="Verdana" w:cs="Verdana" w:eastAsia="Verdana"/>
+                <w:b w:val="0"/>
+                <w:color w:val="1A1A1A"/>
+                <w:sz w:val="15"/>
+              </w:rPr>
+              <w:t>Системное мышление · Проактивность / инновационность / инициатива · Ориентация на результат · Обучаемость</w:t>
+            </w:r>
+          </w:p>
+        </w:tc>
+        <w:tc>
+          <w:tcPr>
+            <w:tcW w:type="dxa" w:w="3969"/>
             <w:shd w:val="clear" w:color="auto" w:fill="FAFAFA"/>
             <w:tcBorders>
               <w:top w:val="single" w:sz="6" w:space="0" w:color="D0D0D0"/>
@@ -1161,16 +1465,16 @@
               <w:right w:val="single" w:sz="6" w:space="0" w:color="D0D0D0"/>
             </w:tcBorders>
             <w:tcMar>
-              <w:top w:w="60" w:type="dxa"/>
-              <w:left w:w="80" w:type="dxa"/>
-              <w:bottom w:w="60" w:type="dxa"/>
-              <w:right w:w="80" w:type="dxa"/>
+              <w:top w:w="50" w:type="dxa"/>
+              <w:left w:w="60" w:type="dxa"/>
+              <w:bottom w:w="50" w:type="dxa"/>
+              <w:right w:w="60" w:type="dxa"/>
             </w:tcMar>
             <w:vAlign w:val="center"/>
           </w:tcPr>
           <w:p>
             <w:pPr>
-              <w:spacing w:before="0" w:after="0" w:line="276" w:lineRule="auto"/>
+              <w:spacing w:before="0" w:after="0" w:line="264" w:lineRule="auto"/>
               <w:jc w:val="left"/>
             </w:pPr>
             <w:r/>
@@ -1179,7 +1483,7 @@
                 <w:rFonts w:ascii="Verdana" w:hAnsi="Verdana" w:cs="Verdana" w:eastAsia="Verdana"/>
                 <w:b w:val="0"/>
                 <w:color w:val="1A1A1A"/>
-                <w:sz w:val="17"/>
+                <w:sz w:val="16"/>
               </w:rPr>
             </w:r>
           </w:p>
@@ -1187,11 +1491,11 @@
       </w:tr>
       <w:tr>
         <w:trPr>
-          <w:trHeight w:val="765" w:hRule="atLeast"/>
+          <w:trHeight w:val="652" w:hRule="atLeast"/>
         </w:trPr>
         <w:tc>
           <w:tcPr>
-            <w:tcW w:type="dxa" w:w="5386"/>
+            <w:tcW w:type="dxa" w:w="6520"/>
             <w:shd w:val="clear" w:color="auto" w:fill="FFF8E8"/>
             <w:tcBorders>
               <w:top w:val="single" w:sz="6" w:space="0" w:color="D0D0D0"/>
@@ -1200,16 +1504,16 @@
               <w:right w:val="single" w:sz="6" w:space="0" w:color="D0D0D0"/>
             </w:tcBorders>
             <w:tcMar>
-              <w:top w:w="60" w:type="dxa"/>
-              <w:left w:w="80" w:type="dxa"/>
-              <w:bottom w:w="60" w:type="dxa"/>
-              <w:right w:w="80" w:type="dxa"/>
+              <w:top w:w="50" w:type="dxa"/>
+              <w:left w:w="60" w:type="dxa"/>
+              <w:bottom w:w="50" w:type="dxa"/>
+              <w:right w:w="60" w:type="dxa"/>
             </w:tcMar>
             <w:vAlign w:val="center"/>
           </w:tcPr>
           <w:p>
             <w:pPr>
-              <w:spacing w:before="0" w:after="0" w:line="276" w:lineRule="auto"/>
+              <w:spacing w:before="0" w:after="0" w:line="264" w:lineRule="auto"/>
               <w:jc w:val="left"/>
             </w:pPr>
             <w:r/>
@@ -1218,15 +1522,50 @@
                 <w:rFonts w:ascii="Verdana" w:hAnsi="Verdana" w:cs="Verdana" w:eastAsia="Verdana"/>
                 <w:b w:val="0"/>
                 <w:color w:val="1A1A1A"/>
-                <w:sz w:val="17"/>
+                <w:sz w:val="16"/>
               </w:rPr>
-              <w:t>8. Презентация продукта: структура, аргументы, акцент на выгоде, а не на функциях</w:t>
+              <w:t>8. Выявление потребностей клиента и перевод их в продуктовую ценность</w:t>
             </w:r>
           </w:p>
         </w:tc>
         <w:tc>
           <w:tcPr>
             <w:tcW w:type="dxa" w:w="4819"/>
+            <w:shd w:val="clear" w:color="auto" w:fill="F0F7FB"/>
+            <w:tcBorders>
+              <w:top w:val="single" w:sz="6" w:space="0" w:color="D0D0D0"/>
+              <w:left w:val="single" w:sz="6" w:space="0" w:color="D0D0D0"/>
+              <w:bottom w:val="single" w:sz="6" w:space="0" w:color="D0D0D0"/>
+              <w:right w:val="single" w:sz="6" w:space="0" w:color="D0D0D0"/>
+            </w:tcBorders>
+            <w:tcMar>
+              <w:top w:w="50" w:type="dxa"/>
+              <w:left w:w="60" w:type="dxa"/>
+              <w:bottom w:w="50" w:type="dxa"/>
+              <w:right w:w="60" w:type="dxa"/>
+            </w:tcMar>
+            <w:vAlign w:val="center"/>
+          </w:tcPr>
+          <w:p>
+            <w:pPr>
+              <w:spacing w:before="0" w:after="0" w:line="264" w:lineRule="auto"/>
+              <w:jc w:val="left"/>
+            </w:pPr>
+            <w:r/>
+            <w:r>
+              <w:rPr>
+                <w:rFonts w:ascii="Verdana" w:hAnsi="Verdana" w:cs="Verdana" w:eastAsia="Verdana"/>
+                <w:b w:val="0"/>
+                <w:color w:val="1A1A1A"/>
+                <w:sz w:val="15"/>
+              </w:rPr>
+              <w:t>Клиентоориентированность · Устная коммуникация · Системное мышление · Внимание к деталям</w:t>
+            </w:r>
+          </w:p>
+        </w:tc>
+        <w:tc>
+          <w:tcPr>
+            <w:tcW w:type="dxa" w:w="3969"/>
             <w:shd w:val="clear" w:color="auto" w:fill="FAFAFA"/>
             <w:tcBorders>
               <w:top w:val="single" w:sz="6" w:space="0" w:color="D0D0D0"/>
@@ -1235,16 +1574,16 @@
               <w:right w:val="single" w:sz="6" w:space="0" w:color="D0D0D0"/>
             </w:tcBorders>
             <w:tcMar>
-              <w:top w:w="60" w:type="dxa"/>
-              <w:left w:w="80" w:type="dxa"/>
-              <w:bottom w:w="60" w:type="dxa"/>
-              <w:right w:w="80" w:type="dxa"/>
+              <w:top w:w="50" w:type="dxa"/>
+              <w:left w:w="60" w:type="dxa"/>
+              <w:bottom w:w="50" w:type="dxa"/>
+              <w:right w:w="60" w:type="dxa"/>
             </w:tcMar>
             <w:vAlign w:val="center"/>
           </w:tcPr>
           <w:p>
             <w:pPr>
-              <w:spacing w:before="0" w:after="0" w:line="276" w:lineRule="auto"/>
+              <w:spacing w:before="0" w:after="0" w:line="264" w:lineRule="auto"/>
               <w:jc w:val="left"/>
             </w:pPr>
             <w:r/>
@@ -1253,7 +1592,7 @@
                 <w:rFonts w:ascii="Verdana" w:hAnsi="Verdana" w:cs="Verdana" w:eastAsia="Verdana"/>
                 <w:b w:val="0"/>
                 <w:color w:val="1A1A1A"/>
-                <w:sz w:val="17"/>
+                <w:sz w:val="16"/>
               </w:rPr>
             </w:r>
           </w:p>
@@ -1261,11 +1600,11 @@
       </w:tr>
       <w:tr>
         <w:trPr>
-          <w:trHeight w:val="765" w:hRule="atLeast"/>
+          <w:trHeight w:val="652" w:hRule="atLeast"/>
         </w:trPr>
         <w:tc>
           <w:tcPr>
-            <w:tcW w:type="dxa" w:w="5386"/>
+            <w:tcW w:type="dxa" w:w="6520"/>
             <w:shd w:val="clear" w:color="auto" w:fill="FFFFFF"/>
             <w:tcBorders>
               <w:top w:val="single" w:sz="6" w:space="0" w:color="D0D0D0"/>
@@ -1274,16 +1613,16 @@
               <w:right w:val="single" w:sz="6" w:space="0" w:color="D0D0D0"/>
             </w:tcBorders>
             <w:tcMar>
-              <w:top w:w="60" w:type="dxa"/>
-              <w:left w:w="80" w:type="dxa"/>
-              <w:bottom w:w="60" w:type="dxa"/>
-              <w:right w:w="80" w:type="dxa"/>
+              <w:top w:w="50" w:type="dxa"/>
+              <w:left w:w="60" w:type="dxa"/>
+              <w:bottom w:w="50" w:type="dxa"/>
+              <w:right w:w="60" w:type="dxa"/>
             </w:tcMar>
             <w:vAlign w:val="center"/>
           </w:tcPr>
           <w:p>
             <w:pPr>
-              <w:spacing w:before="0" w:after="0" w:line="276" w:lineRule="auto"/>
+              <w:spacing w:before="0" w:after="0" w:line="264" w:lineRule="auto"/>
               <w:jc w:val="left"/>
             </w:pPr>
             <w:r/>
@@ -1292,15 +1631,50 @@
                 <w:rFonts w:ascii="Verdana" w:hAnsi="Verdana" w:cs="Verdana" w:eastAsia="Verdana"/>
                 <w:b w:val="0"/>
                 <w:color w:val="1A1A1A"/>
-                <w:sz w:val="17"/>
+                <w:sz w:val="16"/>
               </w:rPr>
-              <w:t>9. Отработка возражений по скрипту и с опорой на продуктовую экспертизу</w:t>
+              <w:t>9. Презентация продукта: структура, аргументы, акцент на выгоде, а не на функциях</w:t>
             </w:r>
           </w:p>
         </w:tc>
         <w:tc>
           <w:tcPr>
             <w:tcW w:type="dxa" w:w="4819"/>
+            <w:shd w:val="clear" w:color="auto" w:fill="F0F7FB"/>
+            <w:tcBorders>
+              <w:top w:val="single" w:sz="6" w:space="0" w:color="D0D0D0"/>
+              <w:left w:val="single" w:sz="6" w:space="0" w:color="D0D0D0"/>
+              <w:bottom w:val="single" w:sz="6" w:space="0" w:color="D0D0D0"/>
+              <w:right w:val="single" w:sz="6" w:space="0" w:color="D0D0D0"/>
+            </w:tcBorders>
+            <w:tcMar>
+              <w:top w:w="50" w:type="dxa"/>
+              <w:left w:w="60" w:type="dxa"/>
+              <w:bottom w:w="50" w:type="dxa"/>
+              <w:right w:w="60" w:type="dxa"/>
+            </w:tcMar>
+            <w:vAlign w:val="center"/>
+          </w:tcPr>
+          <w:p>
+            <w:pPr>
+              <w:spacing w:before="0" w:after="0" w:line="264" w:lineRule="auto"/>
+              <w:jc w:val="left"/>
+            </w:pPr>
+            <w:r/>
+            <w:r>
+              <w:rPr>
+                <w:rFonts w:ascii="Verdana" w:hAnsi="Verdana" w:cs="Verdana" w:eastAsia="Verdana"/>
+                <w:b w:val="0"/>
+                <w:color w:val="1A1A1A"/>
+                <w:sz w:val="15"/>
+              </w:rPr>
+              <w:t>Устная коммуникация · Клиентоориентированность · Системное мышление · Ориентация на результат</w:t>
+            </w:r>
+          </w:p>
+        </w:tc>
+        <w:tc>
+          <w:tcPr>
+            <w:tcW w:type="dxa" w:w="3969"/>
             <w:shd w:val="clear" w:color="auto" w:fill="FAFAFA"/>
             <w:tcBorders>
               <w:top w:val="single" w:sz="6" w:space="0" w:color="D0D0D0"/>
@@ -1309,16 +1683,16 @@
               <w:right w:val="single" w:sz="6" w:space="0" w:color="D0D0D0"/>
             </w:tcBorders>
             <w:tcMar>
-              <w:top w:w="60" w:type="dxa"/>
-              <w:left w:w="80" w:type="dxa"/>
-              <w:bottom w:w="60" w:type="dxa"/>
-              <w:right w:w="80" w:type="dxa"/>
+              <w:top w:w="50" w:type="dxa"/>
+              <w:left w:w="60" w:type="dxa"/>
+              <w:bottom w:w="50" w:type="dxa"/>
+              <w:right w:w="60" w:type="dxa"/>
             </w:tcMar>
             <w:vAlign w:val="center"/>
           </w:tcPr>
           <w:p>
             <w:pPr>
-              <w:spacing w:before="0" w:after="0" w:line="276" w:lineRule="auto"/>
+              <w:spacing w:before="0" w:after="0" w:line="264" w:lineRule="auto"/>
               <w:jc w:val="left"/>
             </w:pPr>
             <w:r/>
@@ -1327,7 +1701,7 @@
                 <w:rFonts w:ascii="Verdana" w:hAnsi="Verdana" w:cs="Verdana" w:eastAsia="Verdana"/>
                 <w:b w:val="0"/>
                 <w:color w:val="1A1A1A"/>
-                <w:sz w:val="17"/>
+                <w:sz w:val="16"/>
               </w:rPr>
             </w:r>
           </w:p>
@@ -1335,11 +1709,11 @@
       </w:tr>
       <w:tr>
         <w:trPr>
-          <w:trHeight w:val="765" w:hRule="atLeast"/>
+          <w:trHeight w:val="652" w:hRule="atLeast"/>
         </w:trPr>
         <w:tc>
           <w:tcPr>
-            <w:tcW w:type="dxa" w:w="5386"/>
+            <w:tcW w:type="dxa" w:w="6520"/>
             <w:shd w:val="clear" w:color="auto" w:fill="FFF8E8"/>
             <w:tcBorders>
               <w:top w:val="single" w:sz="6" w:space="0" w:color="D0D0D0"/>
@@ -1348,16 +1722,16 @@
               <w:right w:val="single" w:sz="6" w:space="0" w:color="D0D0D0"/>
             </w:tcBorders>
             <w:tcMar>
-              <w:top w:w="60" w:type="dxa"/>
-              <w:left w:w="80" w:type="dxa"/>
-              <w:bottom w:w="60" w:type="dxa"/>
-              <w:right w:w="80" w:type="dxa"/>
+              <w:top w:w="50" w:type="dxa"/>
+              <w:left w:w="60" w:type="dxa"/>
+              <w:bottom w:w="50" w:type="dxa"/>
+              <w:right w:w="60" w:type="dxa"/>
             </w:tcMar>
             <w:vAlign w:val="center"/>
           </w:tcPr>
           <w:p>
             <w:pPr>
-              <w:spacing w:before="0" w:after="0" w:line="276" w:lineRule="auto"/>
+              <w:spacing w:before="0" w:after="0" w:line="264" w:lineRule="auto"/>
               <w:jc w:val="left"/>
             </w:pPr>
             <w:r/>
@@ -1366,15 +1740,50 @@
                 <w:rFonts w:ascii="Verdana" w:hAnsi="Verdana" w:cs="Verdana" w:eastAsia="Verdana"/>
                 <w:b w:val="0"/>
                 <w:color w:val="1A1A1A"/>
-                <w:sz w:val="17"/>
+                <w:sz w:val="16"/>
               </w:rPr>
-              <w:t>10. Квалификация лида: понимание готовности, роли ЛПР, сроков и бюджета</w:t>
+              <w:t>10. Отработка возражений по скрипту и с опорой на продуктовую экспертизу</w:t>
             </w:r>
           </w:p>
         </w:tc>
         <w:tc>
           <w:tcPr>
             <w:tcW w:type="dxa" w:w="4819"/>
+            <w:shd w:val="clear" w:color="auto" w:fill="F0F7FB"/>
+            <w:tcBorders>
+              <w:top w:val="single" w:sz="6" w:space="0" w:color="D0D0D0"/>
+              <w:left w:val="single" w:sz="6" w:space="0" w:color="D0D0D0"/>
+              <w:bottom w:val="single" w:sz="6" w:space="0" w:color="D0D0D0"/>
+              <w:right w:val="single" w:sz="6" w:space="0" w:color="D0D0D0"/>
+            </w:tcBorders>
+            <w:tcMar>
+              <w:top w:w="50" w:type="dxa"/>
+              <w:left w:w="60" w:type="dxa"/>
+              <w:bottom w:w="50" w:type="dxa"/>
+              <w:right w:w="60" w:type="dxa"/>
+            </w:tcMar>
+            <w:vAlign w:val="center"/>
+          </w:tcPr>
+          <w:p>
+            <w:pPr>
+              <w:spacing w:before="0" w:after="0" w:line="264" w:lineRule="auto"/>
+              <w:jc w:val="left"/>
+            </w:pPr>
+            <w:r/>
+            <w:r>
+              <w:rPr>
+                <w:rFonts w:ascii="Verdana" w:hAnsi="Verdana" w:cs="Verdana" w:eastAsia="Verdana"/>
+                <w:b w:val="0"/>
+                <w:color w:val="1A1A1A"/>
+                <w:sz w:val="15"/>
+              </w:rPr>
+              <w:t>Стрессоустойчивость · Устная коммуникация · Настойчивость · Решительность · Обучаемость</w:t>
+            </w:r>
+          </w:p>
+        </w:tc>
+        <w:tc>
+          <w:tcPr>
+            <w:tcW w:type="dxa" w:w="3969"/>
             <w:shd w:val="clear" w:color="auto" w:fill="FAFAFA"/>
             <w:tcBorders>
               <w:top w:val="single" w:sz="6" w:space="0" w:color="D0D0D0"/>
@@ -1383,16 +1792,16 @@
               <w:right w:val="single" w:sz="6" w:space="0" w:color="D0D0D0"/>
             </w:tcBorders>
             <w:tcMar>
-              <w:top w:w="60" w:type="dxa"/>
-              <w:left w:w="80" w:type="dxa"/>
-              <w:bottom w:w="60" w:type="dxa"/>
-              <w:right w:w="80" w:type="dxa"/>
+              <w:top w:w="50" w:type="dxa"/>
+              <w:left w:w="60" w:type="dxa"/>
+              <w:bottom w:w="50" w:type="dxa"/>
+              <w:right w:w="60" w:type="dxa"/>
             </w:tcMar>
             <w:vAlign w:val="center"/>
           </w:tcPr>
           <w:p>
             <w:pPr>
-              <w:spacing w:before="0" w:after="0" w:line="276" w:lineRule="auto"/>
+              <w:spacing w:before="0" w:after="0" w:line="264" w:lineRule="auto"/>
               <w:jc w:val="left"/>
             </w:pPr>
             <w:r/>
@@ -1401,7 +1810,7 @@
                 <w:rFonts w:ascii="Verdana" w:hAnsi="Verdana" w:cs="Verdana" w:eastAsia="Verdana"/>
                 <w:b w:val="0"/>
                 <w:color w:val="1A1A1A"/>
-                <w:sz w:val="17"/>
+                <w:sz w:val="16"/>
               </w:rPr>
             </w:r>
           </w:p>
@@ -1409,11 +1818,11 @@
       </w:tr>
       <w:tr>
         <w:trPr>
-          <w:trHeight w:val="765" w:hRule="atLeast"/>
+          <w:trHeight w:val="652" w:hRule="atLeast"/>
         </w:trPr>
         <w:tc>
           <w:tcPr>
-            <w:tcW w:type="dxa" w:w="5386"/>
+            <w:tcW w:type="dxa" w:w="6520"/>
             <w:shd w:val="clear" w:color="auto" w:fill="FFFFFF"/>
             <w:tcBorders>
               <w:top w:val="single" w:sz="6" w:space="0" w:color="D0D0D0"/>
@@ -1422,16 +1831,16 @@
               <w:right w:val="single" w:sz="6" w:space="0" w:color="D0D0D0"/>
             </w:tcBorders>
             <w:tcMar>
-              <w:top w:w="60" w:type="dxa"/>
-              <w:left w:w="80" w:type="dxa"/>
-              <w:bottom w:w="60" w:type="dxa"/>
-              <w:right w:w="80" w:type="dxa"/>
+              <w:top w:w="50" w:type="dxa"/>
+              <w:left w:w="60" w:type="dxa"/>
+              <w:bottom w:w="50" w:type="dxa"/>
+              <w:right w:w="60" w:type="dxa"/>
             </w:tcMar>
             <w:vAlign w:val="center"/>
           </w:tcPr>
           <w:p>
             <w:pPr>
-              <w:spacing w:before="0" w:after="0" w:line="276" w:lineRule="auto"/>
+              <w:spacing w:before="0" w:after="0" w:line="264" w:lineRule="auto"/>
               <w:jc w:val="left"/>
             </w:pPr>
             <w:r/>
@@ -1440,15 +1849,50 @@
                 <w:rFonts w:ascii="Verdana" w:hAnsi="Verdana" w:cs="Verdana" w:eastAsia="Verdana"/>
                 <w:b w:val="0"/>
                 <w:color w:val="1A1A1A"/>
-                <w:sz w:val="17"/>
+                <w:sz w:val="16"/>
               </w:rPr>
-              <w:t>11. Работа с CRM: корректная и своевременная фиксация статусов, комментариев и следующих шагов</w:t>
+              <w:t>11. Квалификация лида: понимание готовности, роли ЛПР, сроков и бюджета</w:t>
             </w:r>
           </w:p>
         </w:tc>
         <w:tc>
           <w:tcPr>
             <w:tcW w:type="dxa" w:w="4819"/>
+            <w:shd w:val="clear" w:color="auto" w:fill="F0F7FB"/>
+            <w:tcBorders>
+              <w:top w:val="single" w:sz="6" w:space="0" w:color="D0D0D0"/>
+              <w:left w:val="single" w:sz="6" w:space="0" w:color="D0D0D0"/>
+              <w:bottom w:val="single" w:sz="6" w:space="0" w:color="D0D0D0"/>
+              <w:right w:val="single" w:sz="6" w:space="0" w:color="D0D0D0"/>
+            </w:tcBorders>
+            <w:tcMar>
+              <w:top w:w="50" w:type="dxa"/>
+              <w:left w:w="60" w:type="dxa"/>
+              <w:bottom w:w="50" w:type="dxa"/>
+              <w:right w:w="60" w:type="dxa"/>
+            </w:tcMar>
+            <w:vAlign w:val="center"/>
+          </w:tcPr>
+          <w:p>
+            <w:pPr>
+              <w:spacing w:before="0" w:after="0" w:line="264" w:lineRule="auto"/>
+              <w:jc w:val="left"/>
+            </w:pPr>
+            <w:r/>
+            <w:r>
+              <w:rPr>
+                <w:rFonts w:ascii="Verdana" w:hAnsi="Verdana" w:cs="Verdana" w:eastAsia="Verdana"/>
+                <w:b w:val="0"/>
+                <w:color w:val="1A1A1A"/>
+                <w:sz w:val="15"/>
+              </w:rPr>
+              <w:t>Системное мышление · Внимание к деталям · Ориентация на результат · Решительность</w:t>
+            </w:r>
+          </w:p>
+        </w:tc>
+        <w:tc>
+          <w:tcPr>
+            <w:tcW w:type="dxa" w:w="3969"/>
             <w:shd w:val="clear" w:color="auto" w:fill="FAFAFA"/>
             <w:tcBorders>
               <w:top w:val="single" w:sz="6" w:space="0" w:color="D0D0D0"/>
@@ -1457,16 +1901,16 @@
               <w:right w:val="single" w:sz="6" w:space="0" w:color="D0D0D0"/>
             </w:tcBorders>
             <w:tcMar>
-              <w:top w:w="60" w:type="dxa"/>
-              <w:left w:w="80" w:type="dxa"/>
-              <w:bottom w:w="60" w:type="dxa"/>
-              <w:right w:w="80" w:type="dxa"/>
+              <w:top w:w="50" w:type="dxa"/>
+              <w:left w:w="60" w:type="dxa"/>
+              <w:bottom w:w="50" w:type="dxa"/>
+              <w:right w:w="60" w:type="dxa"/>
             </w:tcMar>
             <w:vAlign w:val="center"/>
           </w:tcPr>
           <w:p>
             <w:pPr>
-              <w:spacing w:before="0" w:after="0" w:line="276" w:lineRule="auto"/>
+              <w:spacing w:before="0" w:after="0" w:line="264" w:lineRule="auto"/>
               <w:jc w:val="left"/>
             </w:pPr>
             <w:r/>
@@ -1475,7 +1919,7 @@
                 <w:rFonts w:ascii="Verdana" w:hAnsi="Verdana" w:cs="Verdana" w:eastAsia="Verdana"/>
                 <w:b w:val="0"/>
                 <w:color w:val="1A1A1A"/>
-                <w:sz w:val="17"/>
+                <w:sz w:val="16"/>
               </w:rPr>
             </w:r>
           </w:p>
@@ -1483,11 +1927,11 @@
       </w:tr>
       <w:tr>
         <w:trPr>
-          <w:trHeight w:val="765" w:hRule="atLeast"/>
+          <w:trHeight w:val="652" w:hRule="atLeast"/>
         </w:trPr>
         <w:tc>
           <w:tcPr>
-            <w:tcW w:type="dxa" w:w="5386"/>
+            <w:tcW w:type="dxa" w:w="6520"/>
             <w:shd w:val="clear" w:color="auto" w:fill="FFF8E8"/>
             <w:tcBorders>
               <w:top w:val="single" w:sz="6" w:space="0" w:color="D0D0D0"/>
@@ -1496,16 +1940,16 @@
               <w:right w:val="single" w:sz="6" w:space="0" w:color="D0D0D0"/>
             </w:tcBorders>
             <w:tcMar>
-              <w:top w:w="60" w:type="dxa"/>
-              <w:left w:w="80" w:type="dxa"/>
-              <w:bottom w:w="60" w:type="dxa"/>
-              <w:right w:w="80" w:type="dxa"/>
+              <w:top w:w="50" w:type="dxa"/>
+              <w:left w:w="60" w:type="dxa"/>
+              <w:bottom w:w="50" w:type="dxa"/>
+              <w:right w:w="60" w:type="dxa"/>
             </w:tcMar>
             <w:vAlign w:val="center"/>
           </w:tcPr>
           <w:p>
             <w:pPr>
-              <w:spacing w:before="0" w:after="0" w:line="276" w:lineRule="auto"/>
+              <w:spacing w:before="0" w:after="0" w:line="264" w:lineRule="auto"/>
               <w:jc w:val="left"/>
             </w:pPr>
             <w:r/>
@@ -1514,15 +1958,50 @@
                 <w:rFonts w:ascii="Verdana" w:hAnsi="Verdana" w:cs="Verdana" w:eastAsia="Verdana"/>
                 <w:b w:val="0"/>
                 <w:color w:val="1A1A1A"/>
-                <w:sz w:val="17"/>
+                <w:sz w:val="16"/>
               </w:rPr>
-              <w:t>12. Обратная связь продуктовой команде по рынку, возражениям и гипотезам</w:t>
+              <w:t>12. Работа с CRM: корректная и своевременная фиксация статусов, комментариев и следующих шагов</w:t>
             </w:r>
           </w:p>
         </w:tc>
         <w:tc>
           <w:tcPr>
             <w:tcW w:type="dxa" w:w="4819"/>
+            <w:shd w:val="clear" w:color="auto" w:fill="F0F7FB"/>
+            <w:tcBorders>
+              <w:top w:val="single" w:sz="6" w:space="0" w:color="D0D0D0"/>
+              <w:left w:val="single" w:sz="6" w:space="0" w:color="D0D0D0"/>
+              <w:bottom w:val="single" w:sz="6" w:space="0" w:color="D0D0D0"/>
+              <w:right w:val="single" w:sz="6" w:space="0" w:color="D0D0D0"/>
+            </w:tcBorders>
+            <w:tcMar>
+              <w:top w:w="50" w:type="dxa"/>
+              <w:left w:w="60" w:type="dxa"/>
+              <w:bottom w:w="50" w:type="dxa"/>
+              <w:right w:w="60" w:type="dxa"/>
+            </w:tcMar>
+            <w:vAlign w:val="center"/>
+          </w:tcPr>
+          <w:p>
+            <w:pPr>
+              <w:spacing w:before="0" w:after="0" w:line="264" w:lineRule="auto"/>
+              <w:jc w:val="left"/>
+            </w:pPr>
+            <w:r/>
+            <w:r>
+              <w:rPr>
+                <w:rFonts w:ascii="Verdana" w:hAnsi="Verdana" w:cs="Verdana" w:eastAsia="Verdana"/>
+                <w:b w:val="0"/>
+                <w:color w:val="1A1A1A"/>
+                <w:sz w:val="15"/>
+              </w:rPr>
+              <w:t>Письменная коммуникация · Внимание к деталям · Исполнительность · Пунктуальность · Ответственность</w:t>
+            </w:r>
+          </w:p>
+        </w:tc>
+        <w:tc>
+          <w:tcPr>
+            <w:tcW w:type="dxa" w:w="3969"/>
             <w:shd w:val="clear" w:color="auto" w:fill="FAFAFA"/>
             <w:tcBorders>
               <w:top w:val="single" w:sz="6" w:space="0" w:color="D0D0D0"/>
@@ -1531,16 +2010,16 @@
               <w:right w:val="single" w:sz="6" w:space="0" w:color="D0D0D0"/>
             </w:tcBorders>
             <w:tcMar>
-              <w:top w:w="60" w:type="dxa"/>
-              <w:left w:w="80" w:type="dxa"/>
-              <w:bottom w:w="60" w:type="dxa"/>
-              <w:right w:w="80" w:type="dxa"/>
+              <w:top w:w="50" w:type="dxa"/>
+              <w:left w:w="60" w:type="dxa"/>
+              <w:bottom w:w="50" w:type="dxa"/>
+              <w:right w:w="60" w:type="dxa"/>
             </w:tcMar>
             <w:vAlign w:val="center"/>
           </w:tcPr>
           <w:p>
             <w:pPr>
-              <w:spacing w:before="0" w:after="0" w:line="276" w:lineRule="auto"/>
+              <w:spacing w:before="0" w:after="0" w:line="264" w:lineRule="auto"/>
               <w:jc w:val="left"/>
             </w:pPr>
             <w:r/>
@@ -1549,7 +2028,7 @@
                 <w:rFonts w:ascii="Verdana" w:hAnsi="Verdana" w:cs="Verdana" w:eastAsia="Verdana"/>
                 <w:b w:val="0"/>
                 <w:color w:val="1A1A1A"/>
-                <w:sz w:val="17"/>
+                <w:sz w:val="16"/>
               </w:rPr>
             </w:r>
           </w:p>
@@ -1557,11 +2036,11 @@
       </w:tr>
       <w:tr>
         <w:trPr>
-          <w:trHeight w:val="765" w:hRule="atLeast"/>
+          <w:trHeight w:val="652" w:hRule="atLeast"/>
         </w:trPr>
         <w:tc>
           <w:tcPr>
-            <w:tcW w:type="dxa" w:w="5386"/>
+            <w:tcW w:type="dxa" w:w="6520"/>
             <w:shd w:val="clear" w:color="auto" w:fill="FFFFFF"/>
             <w:tcBorders>
               <w:top w:val="single" w:sz="6" w:space="0" w:color="D0D0D0"/>
@@ -1570,16 +2049,16 @@
               <w:right w:val="single" w:sz="6" w:space="0" w:color="D0D0D0"/>
             </w:tcBorders>
             <w:tcMar>
-              <w:top w:w="60" w:type="dxa"/>
-              <w:left w:w="80" w:type="dxa"/>
-              <w:bottom w:w="60" w:type="dxa"/>
-              <w:right w:w="80" w:type="dxa"/>
+              <w:top w:w="50" w:type="dxa"/>
+              <w:left w:w="60" w:type="dxa"/>
+              <w:bottom w:w="50" w:type="dxa"/>
+              <w:right w:w="60" w:type="dxa"/>
             </w:tcMar>
             <w:vAlign w:val="center"/>
           </w:tcPr>
           <w:p>
             <w:pPr>
-              <w:spacing w:before="0" w:after="0" w:line="276" w:lineRule="auto"/>
+              <w:spacing w:before="0" w:after="0" w:line="264" w:lineRule="auto"/>
               <w:jc w:val="left"/>
             </w:pPr>
             <w:r/>
@@ -1588,15 +2067,50 @@
                 <w:rFonts w:ascii="Verdana" w:hAnsi="Verdana" w:cs="Verdana" w:eastAsia="Verdana"/>
                 <w:b w:val="0"/>
                 <w:color w:val="1A1A1A"/>
-                <w:sz w:val="17"/>
+                <w:sz w:val="16"/>
               </w:rPr>
-              <w:t>13. Адаптивность при смене продукта, оффера или скрипта без потери качества звонка</w:t>
+              <w:t>13. Подготовка писем, КП, саммари звонка и статусов по запуску продукта в понятной письменной форме</w:t>
             </w:r>
           </w:p>
         </w:tc>
         <w:tc>
           <w:tcPr>
             <w:tcW w:type="dxa" w:w="4819"/>
+            <w:shd w:val="clear" w:color="auto" w:fill="F0F7FB"/>
+            <w:tcBorders>
+              <w:top w:val="single" w:sz="6" w:space="0" w:color="D0D0D0"/>
+              <w:left w:val="single" w:sz="6" w:space="0" w:color="D0D0D0"/>
+              <w:bottom w:val="single" w:sz="6" w:space="0" w:color="D0D0D0"/>
+              <w:right w:val="single" w:sz="6" w:space="0" w:color="D0D0D0"/>
+            </w:tcBorders>
+            <w:tcMar>
+              <w:top w:w="50" w:type="dxa"/>
+              <w:left w:w="60" w:type="dxa"/>
+              <w:bottom w:w="50" w:type="dxa"/>
+              <w:right w:w="60" w:type="dxa"/>
+            </w:tcMar>
+            <w:vAlign w:val="center"/>
+          </w:tcPr>
+          <w:p>
+            <w:pPr>
+              <w:spacing w:before="0" w:after="0" w:line="264" w:lineRule="auto"/>
+              <w:jc w:val="left"/>
+            </w:pPr>
+            <w:r/>
+            <w:r>
+              <w:rPr>
+                <w:rFonts w:ascii="Verdana" w:hAnsi="Verdana" w:cs="Verdana" w:eastAsia="Verdana"/>
+                <w:b w:val="0"/>
+                <w:color w:val="1A1A1A"/>
+                <w:sz w:val="15"/>
+              </w:rPr>
+              <w:t>Письменная коммуникация · Внимание к деталям · Клиентоориентированность · Исполнительность</w:t>
+            </w:r>
+          </w:p>
+        </w:tc>
+        <w:tc>
+          <w:tcPr>
+            <w:tcW w:type="dxa" w:w="3969"/>
             <w:shd w:val="clear" w:color="auto" w:fill="FAFAFA"/>
             <w:tcBorders>
               <w:top w:val="single" w:sz="6" w:space="0" w:color="D0D0D0"/>
@@ -1605,16 +2119,16 @@
               <w:right w:val="single" w:sz="6" w:space="0" w:color="D0D0D0"/>
             </w:tcBorders>
             <w:tcMar>
-              <w:top w:w="60" w:type="dxa"/>
-              <w:left w:w="80" w:type="dxa"/>
-              <w:bottom w:w="60" w:type="dxa"/>
-              <w:right w:w="80" w:type="dxa"/>
+              <w:top w:w="50" w:type="dxa"/>
+              <w:left w:w="60" w:type="dxa"/>
+              <w:bottom w:w="50" w:type="dxa"/>
+              <w:right w:w="60" w:type="dxa"/>
             </w:tcMar>
             <w:vAlign w:val="center"/>
           </w:tcPr>
           <w:p>
             <w:pPr>
-              <w:spacing w:before="0" w:after="0" w:line="276" w:lineRule="auto"/>
+              <w:spacing w:before="0" w:after="0" w:line="264" w:lineRule="auto"/>
               <w:jc w:val="left"/>
             </w:pPr>
             <w:r/>
@@ -1623,7 +2137,7 @@
                 <w:rFonts w:ascii="Verdana" w:hAnsi="Verdana" w:cs="Verdana" w:eastAsia="Verdana"/>
                 <w:b w:val="0"/>
                 <w:color w:val="1A1A1A"/>
-                <w:sz w:val="17"/>
+                <w:sz w:val="16"/>
               </w:rPr>
             </w:r>
           </w:p>
@@ -1631,11 +2145,11 @@
       </w:tr>
       <w:tr>
         <w:trPr>
-          <w:trHeight w:val="765" w:hRule="atLeast"/>
+          <w:trHeight w:val="652" w:hRule="atLeast"/>
         </w:trPr>
         <w:tc>
           <w:tcPr>
-            <w:tcW w:type="dxa" w:w="5386"/>
+            <w:tcW w:type="dxa" w:w="6520"/>
             <w:shd w:val="clear" w:color="auto" w:fill="FFF8E8"/>
             <w:tcBorders>
               <w:top w:val="single" w:sz="6" w:space="0" w:color="D0D0D0"/>
@@ -1644,16 +2158,16 @@
               <w:right w:val="single" w:sz="6" w:space="0" w:color="D0D0D0"/>
             </w:tcBorders>
             <w:tcMar>
-              <w:top w:w="60" w:type="dxa"/>
-              <w:left w:w="80" w:type="dxa"/>
-              <w:bottom w:w="60" w:type="dxa"/>
-              <w:right w:w="80" w:type="dxa"/>
+              <w:top w:w="50" w:type="dxa"/>
+              <w:left w:w="60" w:type="dxa"/>
+              <w:bottom w:w="50" w:type="dxa"/>
+              <w:right w:w="60" w:type="dxa"/>
             </w:tcMar>
             <w:vAlign w:val="center"/>
           </w:tcPr>
           <w:p>
             <w:pPr>
-              <w:spacing w:before="0" w:after="0" w:line="276" w:lineRule="auto"/>
+              <w:spacing w:before="0" w:after="0" w:line="264" w:lineRule="auto"/>
               <w:jc w:val="left"/>
             </w:pPr>
             <w:r/>
@@ -1662,15 +2176,50 @@
                 <w:rFonts w:ascii="Verdana" w:hAnsi="Verdana" w:cs="Verdana" w:eastAsia="Verdana"/>
                 <w:b w:val="0"/>
                 <w:color w:val="1A1A1A"/>
-                <w:sz w:val="17"/>
+                <w:sz w:val="16"/>
               </w:rPr>
-              <w:t>14. Управление воронкой: приоритезация базы, доведение контактов до результата</w:t>
+              <w:t>14. Обратная связь продуктовой команде / тимлиду по рынку, возражениям и гипотезам</w:t>
             </w:r>
           </w:p>
         </w:tc>
         <w:tc>
           <w:tcPr>
             <w:tcW w:type="dxa" w:w="4819"/>
+            <w:shd w:val="clear" w:color="auto" w:fill="F0F7FB"/>
+            <w:tcBorders>
+              <w:top w:val="single" w:sz="6" w:space="0" w:color="D0D0D0"/>
+              <w:left w:val="single" w:sz="6" w:space="0" w:color="D0D0D0"/>
+              <w:bottom w:val="single" w:sz="6" w:space="0" w:color="D0D0D0"/>
+              <w:right w:val="single" w:sz="6" w:space="0" w:color="D0D0D0"/>
+            </w:tcBorders>
+            <w:tcMar>
+              <w:top w:w="50" w:type="dxa"/>
+              <w:left w:w="60" w:type="dxa"/>
+              <w:bottom w:w="50" w:type="dxa"/>
+              <w:right w:w="60" w:type="dxa"/>
+            </w:tcMar>
+            <w:vAlign w:val="center"/>
+          </w:tcPr>
+          <w:p>
+            <w:pPr>
+              <w:spacing w:before="0" w:after="0" w:line="264" w:lineRule="auto"/>
+              <w:jc w:val="left"/>
+            </w:pPr>
+            <w:r/>
+            <w:r>
+              <w:rPr>
+                <w:rFonts w:ascii="Verdana" w:hAnsi="Verdana" w:cs="Verdana" w:eastAsia="Verdana"/>
+                <w:b w:val="0"/>
+                <w:color w:val="1A1A1A"/>
+                <w:sz w:val="15"/>
+              </w:rPr>
+              <w:t>Письменная коммуникация · Командность · Проактивность / инновационность / инициатива · Системное мышление</w:t>
+            </w:r>
+          </w:p>
+        </w:tc>
+        <w:tc>
+          <w:tcPr>
+            <w:tcW w:type="dxa" w:w="3969"/>
             <w:shd w:val="clear" w:color="auto" w:fill="FAFAFA"/>
             <w:tcBorders>
               <w:top w:val="single" w:sz="6" w:space="0" w:color="D0D0D0"/>
@@ -1679,16 +2228,16 @@
               <w:right w:val="single" w:sz="6" w:space="0" w:color="D0D0D0"/>
             </w:tcBorders>
             <w:tcMar>
-              <w:top w:w="60" w:type="dxa"/>
-              <w:left w:w="80" w:type="dxa"/>
-              <w:bottom w:w="60" w:type="dxa"/>
-              <w:right w:w="80" w:type="dxa"/>
+              <w:top w:w="50" w:type="dxa"/>
+              <w:left w:w="60" w:type="dxa"/>
+              <w:bottom w:w="50" w:type="dxa"/>
+              <w:right w:w="60" w:type="dxa"/>
             </w:tcMar>
             <w:vAlign w:val="center"/>
           </w:tcPr>
           <w:p>
             <w:pPr>
-              <w:spacing w:before="0" w:after="0" w:line="276" w:lineRule="auto"/>
+              <w:spacing w:before="0" w:after="0" w:line="264" w:lineRule="auto"/>
               <w:jc w:val="left"/>
             </w:pPr>
             <w:r/>
@@ -1697,7 +2246,988 @@
                 <w:rFonts w:ascii="Verdana" w:hAnsi="Verdana" w:cs="Verdana" w:eastAsia="Verdana"/>
                 <w:b w:val="0"/>
                 <w:color w:val="1A1A1A"/>
-                <w:sz w:val="17"/>
+                <w:sz w:val="16"/>
+              </w:rPr>
+            </w:r>
+          </w:p>
+        </w:tc>
+      </w:tr>
+      <w:tr>
+        <w:trPr>
+          <w:trHeight w:val="652" w:hRule="atLeast"/>
+        </w:trPr>
+        <w:tc>
+          <w:tcPr>
+            <w:tcW w:type="dxa" w:w="6520"/>
+            <w:shd w:val="clear" w:color="auto" w:fill="FFFFFF"/>
+            <w:tcBorders>
+              <w:top w:val="single" w:sz="6" w:space="0" w:color="D0D0D0"/>
+              <w:left w:val="single" w:sz="6" w:space="0" w:color="D0D0D0"/>
+              <w:bottom w:val="single" w:sz="6" w:space="0" w:color="D0D0D0"/>
+              <w:right w:val="single" w:sz="6" w:space="0" w:color="D0D0D0"/>
+            </w:tcBorders>
+            <w:tcMar>
+              <w:top w:w="50" w:type="dxa"/>
+              <w:left w:w="60" w:type="dxa"/>
+              <w:bottom w:w="50" w:type="dxa"/>
+              <w:right w:w="60" w:type="dxa"/>
+            </w:tcMar>
+            <w:vAlign w:val="center"/>
+          </w:tcPr>
+          <w:p>
+            <w:pPr>
+              <w:spacing w:before="0" w:after="0" w:line="264" w:lineRule="auto"/>
+              <w:jc w:val="left"/>
+            </w:pPr>
+            <w:r/>
+            <w:r>
+              <w:rPr>
+                <w:rFonts w:ascii="Verdana" w:hAnsi="Verdana" w:cs="Verdana" w:eastAsia="Verdana"/>
+                <w:b w:val="0"/>
+                <w:color w:val="1A1A1A"/>
+                <w:sz w:val="16"/>
+              </w:rPr>
+              <w:t>15. Адаптация при смене продукта, оффера или скрипта без потери качества звонка</w:t>
+            </w:r>
+          </w:p>
+        </w:tc>
+        <w:tc>
+          <w:tcPr>
+            <w:tcW w:type="dxa" w:w="4819"/>
+            <w:shd w:val="clear" w:color="auto" w:fill="F0F7FB"/>
+            <w:tcBorders>
+              <w:top w:val="single" w:sz="6" w:space="0" w:color="D0D0D0"/>
+              <w:left w:val="single" w:sz="6" w:space="0" w:color="D0D0D0"/>
+              <w:bottom w:val="single" w:sz="6" w:space="0" w:color="D0D0D0"/>
+              <w:right w:val="single" w:sz="6" w:space="0" w:color="D0D0D0"/>
+            </w:tcBorders>
+            <w:tcMar>
+              <w:top w:w="50" w:type="dxa"/>
+              <w:left w:w="60" w:type="dxa"/>
+              <w:bottom w:w="50" w:type="dxa"/>
+              <w:right w:w="60" w:type="dxa"/>
+            </w:tcMar>
+            <w:vAlign w:val="center"/>
+          </w:tcPr>
+          <w:p>
+            <w:pPr>
+              <w:spacing w:before="0" w:after="0" w:line="264" w:lineRule="auto"/>
+              <w:jc w:val="left"/>
+            </w:pPr>
+            <w:r/>
+            <w:r>
+              <w:rPr>
+                <w:rFonts w:ascii="Verdana" w:hAnsi="Verdana" w:cs="Verdana" w:eastAsia="Verdana"/>
+                <w:b w:val="0"/>
+                <w:color w:val="1A1A1A"/>
+                <w:sz w:val="15"/>
+              </w:rPr>
+              <w:t>Адаптивность · Обучаемость · Стрессоустойчивость · Исполнительность</w:t>
+            </w:r>
+          </w:p>
+        </w:tc>
+        <w:tc>
+          <w:tcPr>
+            <w:tcW w:type="dxa" w:w="3969"/>
+            <w:shd w:val="clear" w:color="auto" w:fill="FAFAFA"/>
+            <w:tcBorders>
+              <w:top w:val="single" w:sz="6" w:space="0" w:color="D0D0D0"/>
+              <w:left w:val="single" w:sz="6" w:space="0" w:color="D0D0D0"/>
+              <w:bottom w:val="single" w:sz="6" w:space="0" w:color="D0D0D0"/>
+              <w:right w:val="single" w:sz="6" w:space="0" w:color="D0D0D0"/>
+            </w:tcBorders>
+            <w:tcMar>
+              <w:top w:w="50" w:type="dxa"/>
+              <w:left w:w="60" w:type="dxa"/>
+              <w:bottom w:w="50" w:type="dxa"/>
+              <w:right w:w="60" w:type="dxa"/>
+            </w:tcMar>
+            <w:vAlign w:val="center"/>
+          </w:tcPr>
+          <w:p>
+            <w:pPr>
+              <w:spacing w:before="0" w:after="0" w:line="264" w:lineRule="auto"/>
+              <w:jc w:val="left"/>
+            </w:pPr>
+            <w:r/>
+            <w:r>
+              <w:rPr>
+                <w:rFonts w:ascii="Verdana" w:hAnsi="Verdana" w:cs="Verdana" w:eastAsia="Verdana"/>
+                <w:b w:val="0"/>
+                <w:color w:val="1A1A1A"/>
+                <w:sz w:val="16"/>
+              </w:rPr>
+            </w:r>
+          </w:p>
+        </w:tc>
+      </w:tr>
+      <w:tr>
+        <w:trPr>
+          <w:trHeight w:val="652" w:hRule="atLeast"/>
+        </w:trPr>
+        <w:tc>
+          <w:tcPr>
+            <w:tcW w:type="dxa" w:w="6520"/>
+            <w:shd w:val="clear" w:color="auto" w:fill="FFF8E8"/>
+            <w:tcBorders>
+              <w:top w:val="single" w:sz="6" w:space="0" w:color="D0D0D0"/>
+              <w:left w:val="single" w:sz="6" w:space="0" w:color="D0D0D0"/>
+              <w:bottom w:val="single" w:sz="6" w:space="0" w:color="D0D0D0"/>
+              <w:right w:val="single" w:sz="6" w:space="0" w:color="D0D0D0"/>
+            </w:tcBorders>
+            <w:tcMar>
+              <w:top w:w="50" w:type="dxa"/>
+              <w:left w:w="60" w:type="dxa"/>
+              <w:bottom w:w="50" w:type="dxa"/>
+              <w:right w:w="60" w:type="dxa"/>
+            </w:tcMar>
+            <w:vAlign w:val="center"/>
+          </w:tcPr>
+          <w:p>
+            <w:pPr>
+              <w:spacing w:before="0" w:after="0" w:line="264" w:lineRule="auto"/>
+              <w:jc w:val="left"/>
+            </w:pPr>
+            <w:r/>
+            <w:r>
+              <w:rPr>
+                <w:rFonts w:ascii="Verdana" w:hAnsi="Verdana" w:cs="Verdana" w:eastAsia="Verdana"/>
+                <w:b w:val="0"/>
+                <w:color w:val="1A1A1A"/>
+                <w:sz w:val="16"/>
+              </w:rPr>
+              <w:t>16. Управление воронкой: приоритезация базы, доведение контактов до результата</w:t>
+            </w:r>
+          </w:p>
+        </w:tc>
+        <w:tc>
+          <w:tcPr>
+            <w:tcW w:type="dxa" w:w="4819"/>
+            <w:shd w:val="clear" w:color="auto" w:fill="F0F7FB"/>
+            <w:tcBorders>
+              <w:top w:val="single" w:sz="6" w:space="0" w:color="D0D0D0"/>
+              <w:left w:val="single" w:sz="6" w:space="0" w:color="D0D0D0"/>
+              <w:bottom w:val="single" w:sz="6" w:space="0" w:color="D0D0D0"/>
+              <w:right w:val="single" w:sz="6" w:space="0" w:color="D0D0D0"/>
+            </w:tcBorders>
+            <w:tcMar>
+              <w:top w:w="50" w:type="dxa"/>
+              <w:left w:w="60" w:type="dxa"/>
+              <w:bottom w:w="50" w:type="dxa"/>
+              <w:right w:w="60" w:type="dxa"/>
+            </w:tcMar>
+            <w:vAlign w:val="center"/>
+          </w:tcPr>
+          <w:p>
+            <w:pPr>
+              <w:spacing w:before="0" w:after="0" w:line="264" w:lineRule="auto"/>
+              <w:jc w:val="left"/>
+            </w:pPr>
+            <w:r/>
+            <w:r>
+              <w:rPr>
+                <w:rFonts w:ascii="Verdana" w:hAnsi="Verdana" w:cs="Verdana" w:eastAsia="Verdana"/>
+                <w:b w:val="0"/>
+                <w:color w:val="1A1A1A"/>
+                <w:sz w:val="15"/>
+              </w:rPr>
+              <w:t>Самоорганизация · Ориентация на результат · Системное мышление · Ответственность · Настойчивость</w:t>
+            </w:r>
+          </w:p>
+        </w:tc>
+        <w:tc>
+          <w:tcPr>
+            <w:tcW w:type="dxa" w:w="3969"/>
+            <w:shd w:val="clear" w:color="auto" w:fill="FAFAFA"/>
+            <w:tcBorders>
+              <w:top w:val="single" w:sz="6" w:space="0" w:color="D0D0D0"/>
+              <w:left w:val="single" w:sz="6" w:space="0" w:color="D0D0D0"/>
+              <w:bottom w:val="single" w:sz="6" w:space="0" w:color="D0D0D0"/>
+              <w:right w:val="single" w:sz="6" w:space="0" w:color="D0D0D0"/>
+            </w:tcBorders>
+            <w:tcMar>
+              <w:top w:w="50" w:type="dxa"/>
+              <w:left w:w="60" w:type="dxa"/>
+              <w:bottom w:w="50" w:type="dxa"/>
+              <w:right w:w="60" w:type="dxa"/>
+            </w:tcMar>
+            <w:vAlign w:val="center"/>
+          </w:tcPr>
+          <w:p>
+            <w:pPr>
+              <w:spacing w:before="0" w:after="0" w:line="264" w:lineRule="auto"/>
+              <w:jc w:val="left"/>
+            </w:pPr>
+            <w:r/>
+            <w:r>
+              <w:rPr>
+                <w:rFonts w:ascii="Verdana" w:hAnsi="Verdana" w:cs="Verdana" w:eastAsia="Verdana"/>
+                <w:b w:val="0"/>
+                <w:color w:val="1A1A1A"/>
+                <w:sz w:val="16"/>
+              </w:rPr>
+            </w:r>
+          </w:p>
+        </w:tc>
+      </w:tr>
+      <w:tr>
+        <w:trPr>
+          <w:trHeight w:val="652" w:hRule="atLeast"/>
+        </w:trPr>
+        <w:tc>
+          <w:tcPr>
+            <w:tcW w:type="dxa" w:w="6520"/>
+            <w:shd w:val="clear" w:color="auto" w:fill="FFFFFF"/>
+            <w:tcBorders>
+              <w:top w:val="single" w:sz="6" w:space="0" w:color="D0D0D0"/>
+              <w:left w:val="single" w:sz="6" w:space="0" w:color="D0D0D0"/>
+              <w:bottom w:val="single" w:sz="6" w:space="0" w:color="D0D0D0"/>
+              <w:right w:val="single" w:sz="6" w:space="0" w:color="D0D0D0"/>
+            </w:tcBorders>
+            <w:tcMar>
+              <w:top w:w="50" w:type="dxa"/>
+              <w:left w:w="60" w:type="dxa"/>
+              <w:bottom w:w="50" w:type="dxa"/>
+              <w:right w:w="60" w:type="dxa"/>
+            </w:tcMar>
+            <w:vAlign w:val="center"/>
+          </w:tcPr>
+          <w:p>
+            <w:pPr>
+              <w:spacing w:before="0" w:after="0" w:line="264" w:lineRule="auto"/>
+              <w:jc w:val="left"/>
+            </w:pPr>
+            <w:r/>
+            <w:r>
+              <w:rPr>
+                <w:rFonts w:ascii="Verdana" w:hAnsi="Verdana" w:cs="Verdana" w:eastAsia="Verdana"/>
+                <w:b w:val="0"/>
+                <w:color w:val="1A1A1A"/>
+                <w:sz w:val="16"/>
+              </w:rPr>
+              <w:t>17. Соблюдение слотов демо, дедлайнов по задачам запуска и договорённых сроков обратного контакта</w:t>
+            </w:r>
+          </w:p>
+        </w:tc>
+        <w:tc>
+          <w:tcPr>
+            <w:tcW w:type="dxa" w:w="4819"/>
+            <w:shd w:val="clear" w:color="auto" w:fill="F0F7FB"/>
+            <w:tcBorders>
+              <w:top w:val="single" w:sz="6" w:space="0" w:color="D0D0D0"/>
+              <w:left w:val="single" w:sz="6" w:space="0" w:color="D0D0D0"/>
+              <w:bottom w:val="single" w:sz="6" w:space="0" w:color="D0D0D0"/>
+              <w:right w:val="single" w:sz="6" w:space="0" w:color="D0D0D0"/>
+            </w:tcBorders>
+            <w:tcMar>
+              <w:top w:w="50" w:type="dxa"/>
+              <w:left w:w="60" w:type="dxa"/>
+              <w:bottom w:w="50" w:type="dxa"/>
+              <w:right w:w="60" w:type="dxa"/>
+            </w:tcMar>
+            <w:vAlign w:val="center"/>
+          </w:tcPr>
+          <w:p>
+            <w:pPr>
+              <w:spacing w:before="0" w:after="0" w:line="264" w:lineRule="auto"/>
+              <w:jc w:val="left"/>
+            </w:pPr>
+            <w:r/>
+            <w:r>
+              <w:rPr>
+                <w:rFonts w:ascii="Verdana" w:hAnsi="Verdana" w:cs="Verdana" w:eastAsia="Verdana"/>
+                <w:b w:val="0"/>
+                <w:color w:val="1A1A1A"/>
+                <w:sz w:val="15"/>
+              </w:rPr>
+              <w:t>Пунктуальность · Ответственность · Исполнительность · Клиентоориентированность</w:t>
+            </w:r>
+          </w:p>
+        </w:tc>
+        <w:tc>
+          <w:tcPr>
+            <w:tcW w:type="dxa" w:w="3969"/>
+            <w:shd w:val="clear" w:color="auto" w:fill="FAFAFA"/>
+            <w:tcBorders>
+              <w:top w:val="single" w:sz="6" w:space="0" w:color="D0D0D0"/>
+              <w:left w:val="single" w:sz="6" w:space="0" w:color="D0D0D0"/>
+              <w:bottom w:val="single" w:sz="6" w:space="0" w:color="D0D0D0"/>
+              <w:right w:val="single" w:sz="6" w:space="0" w:color="D0D0D0"/>
+            </w:tcBorders>
+            <w:tcMar>
+              <w:top w:w="50" w:type="dxa"/>
+              <w:left w:w="60" w:type="dxa"/>
+              <w:bottom w:w="50" w:type="dxa"/>
+              <w:right w:w="60" w:type="dxa"/>
+            </w:tcMar>
+            <w:vAlign w:val="center"/>
+          </w:tcPr>
+          <w:p>
+            <w:pPr>
+              <w:spacing w:before="0" w:after="0" w:line="264" w:lineRule="auto"/>
+              <w:jc w:val="left"/>
+            </w:pPr>
+            <w:r/>
+            <w:r>
+              <w:rPr>
+                <w:rFonts w:ascii="Verdana" w:hAnsi="Verdana" w:cs="Verdana" w:eastAsia="Verdana"/>
+                <w:b w:val="0"/>
+                <w:color w:val="1A1A1A"/>
+                <w:sz w:val="16"/>
+              </w:rPr>
+            </w:r>
+          </w:p>
+        </w:tc>
+      </w:tr>
+      <w:tr>
+        <w:trPr>
+          <w:trHeight w:val="652" w:hRule="atLeast"/>
+        </w:trPr>
+        <w:tc>
+          <w:tcPr>
+            <w:tcW w:type="dxa" w:w="6520"/>
+            <w:shd w:val="clear" w:color="auto" w:fill="FFF8E8"/>
+            <w:tcBorders>
+              <w:top w:val="single" w:sz="6" w:space="0" w:color="D0D0D0"/>
+              <w:left w:val="single" w:sz="6" w:space="0" w:color="D0D0D0"/>
+              <w:bottom w:val="single" w:sz="6" w:space="0" w:color="D0D0D0"/>
+              <w:right w:val="single" w:sz="6" w:space="0" w:color="D0D0D0"/>
+            </w:tcBorders>
+            <w:tcMar>
+              <w:top w:w="50" w:type="dxa"/>
+              <w:left w:w="60" w:type="dxa"/>
+              <w:bottom w:w="50" w:type="dxa"/>
+              <w:right w:w="60" w:type="dxa"/>
+            </w:tcMar>
+            <w:vAlign w:val="center"/>
+          </w:tcPr>
+          <w:p>
+            <w:pPr>
+              <w:spacing w:before="0" w:after="0" w:line="264" w:lineRule="auto"/>
+              <w:jc w:val="left"/>
+            </w:pPr>
+            <w:r/>
+            <w:r>
+              <w:rPr>
+                <w:rFonts w:ascii="Verdana" w:hAnsi="Verdana" w:cs="Verdana" w:eastAsia="Verdana"/>
+                <w:b w:val="0"/>
+                <w:color w:val="1A1A1A"/>
+                <w:sz w:val="16"/>
+              </w:rPr>
+              <w:t>18. Самостоятельное планирование дня: объём касаний, приоритеты по базе и подготовка к новым продуктам</w:t>
+            </w:r>
+          </w:p>
+        </w:tc>
+        <w:tc>
+          <w:tcPr>
+            <w:tcW w:type="dxa" w:w="4819"/>
+            <w:shd w:val="clear" w:color="auto" w:fill="F0F7FB"/>
+            <w:tcBorders>
+              <w:top w:val="single" w:sz="6" w:space="0" w:color="D0D0D0"/>
+              <w:left w:val="single" w:sz="6" w:space="0" w:color="D0D0D0"/>
+              <w:bottom w:val="single" w:sz="6" w:space="0" w:color="D0D0D0"/>
+              <w:right w:val="single" w:sz="6" w:space="0" w:color="D0D0D0"/>
+            </w:tcBorders>
+            <w:tcMar>
+              <w:top w:w="50" w:type="dxa"/>
+              <w:left w:w="60" w:type="dxa"/>
+              <w:bottom w:w="50" w:type="dxa"/>
+              <w:right w:w="60" w:type="dxa"/>
+            </w:tcMar>
+            <w:vAlign w:val="center"/>
+          </w:tcPr>
+          <w:p>
+            <w:pPr>
+              <w:spacing w:before="0" w:after="0" w:line="264" w:lineRule="auto"/>
+              <w:jc w:val="left"/>
+            </w:pPr>
+            <w:r/>
+            <w:r>
+              <w:rPr>
+                <w:rFonts w:ascii="Verdana" w:hAnsi="Verdana" w:cs="Verdana" w:eastAsia="Verdana"/>
+                <w:b w:val="0"/>
+                <w:color w:val="1A1A1A"/>
+                <w:sz w:val="15"/>
+              </w:rPr>
+              <w:t>Самоорганизация · Ответственность · Ориентация на результат · Пунктуальность</w:t>
+            </w:r>
+          </w:p>
+        </w:tc>
+        <w:tc>
+          <w:tcPr>
+            <w:tcW w:type="dxa" w:w="3969"/>
+            <w:shd w:val="clear" w:color="auto" w:fill="FAFAFA"/>
+            <w:tcBorders>
+              <w:top w:val="single" w:sz="6" w:space="0" w:color="D0D0D0"/>
+              <w:left w:val="single" w:sz="6" w:space="0" w:color="D0D0D0"/>
+              <w:bottom w:val="single" w:sz="6" w:space="0" w:color="D0D0D0"/>
+              <w:right w:val="single" w:sz="6" w:space="0" w:color="D0D0D0"/>
+            </w:tcBorders>
+            <w:tcMar>
+              <w:top w:w="50" w:type="dxa"/>
+              <w:left w:w="60" w:type="dxa"/>
+              <w:bottom w:w="50" w:type="dxa"/>
+              <w:right w:w="60" w:type="dxa"/>
+            </w:tcMar>
+            <w:vAlign w:val="center"/>
+          </w:tcPr>
+          <w:p>
+            <w:pPr>
+              <w:spacing w:before="0" w:after="0" w:line="264" w:lineRule="auto"/>
+              <w:jc w:val="left"/>
+            </w:pPr>
+            <w:r/>
+            <w:r>
+              <w:rPr>
+                <w:rFonts w:ascii="Verdana" w:hAnsi="Verdana" w:cs="Verdana" w:eastAsia="Verdana"/>
+                <w:b w:val="0"/>
+                <w:color w:val="1A1A1A"/>
+                <w:sz w:val="16"/>
+              </w:rPr>
+            </w:r>
+          </w:p>
+        </w:tc>
+      </w:tr>
+      <w:tr>
+        <w:trPr>
+          <w:trHeight w:val="652" w:hRule="atLeast"/>
+        </w:trPr>
+        <w:tc>
+          <w:tcPr>
+            <w:tcW w:type="dxa" w:w="6520"/>
+            <w:shd w:val="clear" w:color="auto" w:fill="FFFFFF"/>
+            <w:tcBorders>
+              <w:top w:val="single" w:sz="6" w:space="0" w:color="D0D0D0"/>
+              <w:left w:val="single" w:sz="6" w:space="0" w:color="D0D0D0"/>
+              <w:bottom w:val="single" w:sz="6" w:space="0" w:color="D0D0D0"/>
+              <w:right w:val="single" w:sz="6" w:space="0" w:color="D0D0D0"/>
+            </w:tcBorders>
+            <w:tcMar>
+              <w:top w:w="50" w:type="dxa"/>
+              <w:left w:w="60" w:type="dxa"/>
+              <w:bottom w:w="50" w:type="dxa"/>
+              <w:right w:w="60" w:type="dxa"/>
+            </w:tcMar>
+            <w:vAlign w:val="center"/>
+          </w:tcPr>
+          <w:p>
+            <w:pPr>
+              <w:spacing w:before="0" w:after="0" w:line="264" w:lineRule="auto"/>
+              <w:jc w:val="left"/>
+            </w:pPr>
+            <w:r/>
+            <w:r>
+              <w:rPr>
+                <w:rFonts w:ascii="Verdana" w:hAnsi="Verdana" w:cs="Verdana" w:eastAsia="Verdana"/>
+                <w:b w:val="0"/>
+                <w:color w:val="1A1A1A"/>
+                <w:sz w:val="16"/>
+              </w:rPr>
+              <w:t>19. Принятие решения о следующем шаге в сделке (демо / КП / эскалация / отказ) без затягивания</w:t>
+            </w:r>
+          </w:p>
+        </w:tc>
+        <w:tc>
+          <w:tcPr>
+            <w:tcW w:type="dxa" w:w="4819"/>
+            <w:shd w:val="clear" w:color="auto" w:fill="F0F7FB"/>
+            <w:tcBorders>
+              <w:top w:val="single" w:sz="6" w:space="0" w:color="D0D0D0"/>
+              <w:left w:val="single" w:sz="6" w:space="0" w:color="D0D0D0"/>
+              <w:bottom w:val="single" w:sz="6" w:space="0" w:color="D0D0D0"/>
+              <w:right w:val="single" w:sz="6" w:space="0" w:color="D0D0D0"/>
+            </w:tcBorders>
+            <w:tcMar>
+              <w:top w:w="50" w:type="dxa"/>
+              <w:left w:w="60" w:type="dxa"/>
+              <w:bottom w:w="50" w:type="dxa"/>
+              <w:right w:w="60" w:type="dxa"/>
+            </w:tcMar>
+            <w:vAlign w:val="center"/>
+          </w:tcPr>
+          <w:p>
+            <w:pPr>
+              <w:spacing w:before="0" w:after="0" w:line="264" w:lineRule="auto"/>
+              <w:jc w:val="left"/>
+            </w:pPr>
+            <w:r/>
+            <w:r>
+              <w:rPr>
+                <w:rFonts w:ascii="Verdana" w:hAnsi="Verdana" w:cs="Verdana" w:eastAsia="Verdana"/>
+                <w:b w:val="0"/>
+                <w:color w:val="1A1A1A"/>
+                <w:sz w:val="15"/>
+              </w:rPr>
+              <w:t>Решительность · Ориентация на результат · Системное мышление · Ответственность</w:t>
+            </w:r>
+          </w:p>
+        </w:tc>
+        <w:tc>
+          <w:tcPr>
+            <w:tcW w:type="dxa" w:w="3969"/>
+            <w:shd w:val="clear" w:color="auto" w:fill="FAFAFA"/>
+            <w:tcBorders>
+              <w:top w:val="single" w:sz="6" w:space="0" w:color="D0D0D0"/>
+              <w:left w:val="single" w:sz="6" w:space="0" w:color="D0D0D0"/>
+              <w:bottom w:val="single" w:sz="6" w:space="0" w:color="D0D0D0"/>
+              <w:right w:val="single" w:sz="6" w:space="0" w:color="D0D0D0"/>
+            </w:tcBorders>
+            <w:tcMar>
+              <w:top w:w="50" w:type="dxa"/>
+              <w:left w:w="60" w:type="dxa"/>
+              <w:bottom w:w="50" w:type="dxa"/>
+              <w:right w:w="60" w:type="dxa"/>
+            </w:tcMar>
+            <w:vAlign w:val="center"/>
+          </w:tcPr>
+          <w:p>
+            <w:pPr>
+              <w:spacing w:before="0" w:after="0" w:line="264" w:lineRule="auto"/>
+              <w:jc w:val="left"/>
+            </w:pPr>
+            <w:r/>
+            <w:r>
+              <w:rPr>
+                <w:rFonts w:ascii="Verdana" w:hAnsi="Verdana" w:cs="Verdana" w:eastAsia="Verdana"/>
+                <w:b w:val="0"/>
+                <w:color w:val="1A1A1A"/>
+                <w:sz w:val="16"/>
+              </w:rPr>
+            </w:r>
+          </w:p>
+        </w:tc>
+      </w:tr>
+      <w:tr>
+        <w:trPr>
+          <w:trHeight w:val="652" w:hRule="atLeast"/>
+        </w:trPr>
+        <w:tc>
+          <w:tcPr>
+            <w:tcW w:type="dxa" w:w="6520"/>
+            <w:shd w:val="clear" w:color="auto" w:fill="FFF8E8"/>
+            <w:tcBorders>
+              <w:top w:val="single" w:sz="6" w:space="0" w:color="D0D0D0"/>
+              <w:left w:val="single" w:sz="6" w:space="0" w:color="D0D0D0"/>
+              <w:bottom w:val="single" w:sz="6" w:space="0" w:color="D0D0D0"/>
+              <w:right w:val="single" w:sz="6" w:space="0" w:color="D0D0D0"/>
+            </w:tcBorders>
+            <w:tcMar>
+              <w:top w:w="50" w:type="dxa"/>
+              <w:left w:w="60" w:type="dxa"/>
+              <w:bottom w:w="50" w:type="dxa"/>
+              <w:right w:w="60" w:type="dxa"/>
+            </w:tcMar>
+            <w:vAlign w:val="center"/>
+          </w:tcPr>
+          <w:p>
+            <w:pPr>
+              <w:spacing w:before="0" w:after="0" w:line="264" w:lineRule="auto"/>
+              <w:jc w:val="left"/>
+            </w:pPr>
+            <w:r/>
+            <w:r>
+              <w:rPr>
+                <w:rFonts w:ascii="Verdana" w:hAnsi="Verdana" w:cs="Verdana" w:eastAsia="Verdana"/>
+                <w:b w:val="0"/>
+                <w:color w:val="1A1A1A"/>
+                <w:sz w:val="16"/>
+              </w:rPr>
+              <w:t>20. Дожим договорённостей и повторные касания по тёплой / горячей базе до ясности статуса</w:t>
+            </w:r>
+          </w:p>
+        </w:tc>
+        <w:tc>
+          <w:tcPr>
+            <w:tcW w:type="dxa" w:w="4819"/>
+            <w:shd w:val="clear" w:color="auto" w:fill="F0F7FB"/>
+            <w:tcBorders>
+              <w:top w:val="single" w:sz="6" w:space="0" w:color="D0D0D0"/>
+              <w:left w:val="single" w:sz="6" w:space="0" w:color="D0D0D0"/>
+              <w:bottom w:val="single" w:sz="6" w:space="0" w:color="D0D0D0"/>
+              <w:right w:val="single" w:sz="6" w:space="0" w:color="D0D0D0"/>
+            </w:tcBorders>
+            <w:tcMar>
+              <w:top w:w="50" w:type="dxa"/>
+              <w:left w:w="60" w:type="dxa"/>
+              <w:bottom w:w="50" w:type="dxa"/>
+              <w:right w:w="60" w:type="dxa"/>
+            </w:tcMar>
+            <w:vAlign w:val="center"/>
+          </w:tcPr>
+          <w:p>
+            <w:pPr>
+              <w:spacing w:before="0" w:after="0" w:line="264" w:lineRule="auto"/>
+              <w:jc w:val="left"/>
+            </w:pPr>
+            <w:r/>
+            <w:r>
+              <w:rPr>
+                <w:rFonts w:ascii="Verdana" w:hAnsi="Verdana" w:cs="Verdana" w:eastAsia="Verdana"/>
+                <w:b w:val="0"/>
+                <w:color w:val="1A1A1A"/>
+                <w:sz w:val="15"/>
+              </w:rPr>
+              <w:t>Настойчивость · Ориентация на результат · Стрессоустойчивость · Ответственность</w:t>
+            </w:r>
+          </w:p>
+        </w:tc>
+        <w:tc>
+          <w:tcPr>
+            <w:tcW w:type="dxa" w:w="3969"/>
+            <w:shd w:val="clear" w:color="auto" w:fill="FAFAFA"/>
+            <w:tcBorders>
+              <w:top w:val="single" w:sz="6" w:space="0" w:color="D0D0D0"/>
+              <w:left w:val="single" w:sz="6" w:space="0" w:color="D0D0D0"/>
+              <w:bottom w:val="single" w:sz="6" w:space="0" w:color="D0D0D0"/>
+              <w:right w:val="single" w:sz="6" w:space="0" w:color="D0D0D0"/>
+            </w:tcBorders>
+            <w:tcMar>
+              <w:top w:w="50" w:type="dxa"/>
+              <w:left w:w="60" w:type="dxa"/>
+              <w:bottom w:w="50" w:type="dxa"/>
+              <w:right w:w="60" w:type="dxa"/>
+            </w:tcMar>
+            <w:vAlign w:val="center"/>
+          </w:tcPr>
+          <w:p>
+            <w:pPr>
+              <w:spacing w:before="0" w:after="0" w:line="264" w:lineRule="auto"/>
+              <w:jc w:val="left"/>
+            </w:pPr>
+            <w:r/>
+            <w:r>
+              <w:rPr>
+                <w:rFonts w:ascii="Verdana" w:hAnsi="Verdana" w:cs="Verdana" w:eastAsia="Verdana"/>
+                <w:b w:val="0"/>
+                <w:color w:val="1A1A1A"/>
+                <w:sz w:val="16"/>
+              </w:rPr>
+            </w:r>
+          </w:p>
+        </w:tc>
+      </w:tr>
+      <w:tr>
+        <w:trPr>
+          <w:trHeight w:val="652" w:hRule="atLeast"/>
+        </w:trPr>
+        <w:tc>
+          <w:tcPr>
+            <w:tcW w:type="dxa" w:w="6520"/>
+            <w:shd w:val="clear" w:color="auto" w:fill="FFFFFF"/>
+            <w:tcBorders>
+              <w:top w:val="single" w:sz="6" w:space="0" w:color="D0D0D0"/>
+              <w:left w:val="single" w:sz="6" w:space="0" w:color="D0D0D0"/>
+              <w:bottom w:val="single" w:sz="6" w:space="0" w:color="D0D0D0"/>
+              <w:right w:val="single" w:sz="6" w:space="0" w:color="D0D0D0"/>
+            </w:tcBorders>
+            <w:tcMar>
+              <w:top w:w="50" w:type="dxa"/>
+              <w:left w:w="60" w:type="dxa"/>
+              <w:bottom w:w="50" w:type="dxa"/>
+              <w:right w:w="60" w:type="dxa"/>
+            </w:tcMar>
+            <w:vAlign w:val="center"/>
+          </w:tcPr>
+          <w:p>
+            <w:pPr>
+              <w:spacing w:before="0" w:after="0" w:line="264" w:lineRule="auto"/>
+              <w:jc w:val="left"/>
+            </w:pPr>
+            <w:r/>
+            <w:r>
+              <w:rPr>
+                <w:rFonts w:ascii="Verdana" w:hAnsi="Verdana" w:cs="Verdana" w:eastAsia="Verdana"/>
+                <w:b w:val="0"/>
+                <w:color w:val="1A1A1A"/>
+                <w:sz w:val="16"/>
+              </w:rPr>
+              <w:t>21. Обмен лучшими практиками с коллегами при запуске продукта и поддержка команды</w:t>
+            </w:r>
+          </w:p>
+        </w:tc>
+        <w:tc>
+          <w:tcPr>
+            <w:tcW w:type="dxa" w:w="4819"/>
+            <w:shd w:val="clear" w:color="auto" w:fill="F0F7FB"/>
+            <w:tcBorders>
+              <w:top w:val="single" w:sz="6" w:space="0" w:color="D0D0D0"/>
+              <w:left w:val="single" w:sz="6" w:space="0" w:color="D0D0D0"/>
+              <w:bottom w:val="single" w:sz="6" w:space="0" w:color="D0D0D0"/>
+              <w:right w:val="single" w:sz="6" w:space="0" w:color="D0D0D0"/>
+            </w:tcBorders>
+            <w:tcMar>
+              <w:top w:w="50" w:type="dxa"/>
+              <w:left w:w="60" w:type="dxa"/>
+              <w:bottom w:w="50" w:type="dxa"/>
+              <w:right w:w="60" w:type="dxa"/>
+            </w:tcMar>
+            <w:vAlign w:val="center"/>
+          </w:tcPr>
+          <w:p>
+            <w:pPr>
+              <w:spacing w:before="0" w:after="0" w:line="264" w:lineRule="auto"/>
+              <w:jc w:val="left"/>
+            </w:pPr>
+            <w:r/>
+            <w:r>
+              <w:rPr>
+                <w:rFonts w:ascii="Verdana" w:hAnsi="Verdana" w:cs="Verdana" w:eastAsia="Verdana"/>
+                <w:b w:val="0"/>
+                <w:color w:val="1A1A1A"/>
+                <w:sz w:val="15"/>
+              </w:rPr>
+              <w:t>Командность · Проактивность / инновационность / инициатива · Коммуникабельность · Обучаемость</w:t>
+            </w:r>
+          </w:p>
+        </w:tc>
+        <w:tc>
+          <w:tcPr>
+            <w:tcW w:type="dxa" w:w="3969"/>
+            <w:shd w:val="clear" w:color="auto" w:fill="FAFAFA"/>
+            <w:tcBorders>
+              <w:top w:val="single" w:sz="6" w:space="0" w:color="D0D0D0"/>
+              <w:left w:val="single" w:sz="6" w:space="0" w:color="D0D0D0"/>
+              <w:bottom w:val="single" w:sz="6" w:space="0" w:color="D0D0D0"/>
+              <w:right w:val="single" w:sz="6" w:space="0" w:color="D0D0D0"/>
+            </w:tcBorders>
+            <w:tcMar>
+              <w:top w:w="50" w:type="dxa"/>
+              <w:left w:w="60" w:type="dxa"/>
+              <w:bottom w:w="50" w:type="dxa"/>
+              <w:right w:w="60" w:type="dxa"/>
+            </w:tcMar>
+            <w:vAlign w:val="center"/>
+          </w:tcPr>
+          <w:p>
+            <w:pPr>
+              <w:spacing w:before="0" w:after="0" w:line="264" w:lineRule="auto"/>
+              <w:jc w:val="left"/>
+            </w:pPr>
+            <w:r/>
+            <w:r>
+              <w:rPr>
+                <w:rFonts w:ascii="Verdana" w:hAnsi="Verdana" w:cs="Verdana" w:eastAsia="Verdana"/>
+                <w:b w:val="0"/>
+                <w:color w:val="1A1A1A"/>
+                <w:sz w:val="16"/>
+              </w:rPr>
+            </w:r>
+          </w:p>
+        </w:tc>
+      </w:tr>
+      <w:tr>
+        <w:trPr>
+          <w:trHeight w:val="652" w:hRule="atLeast"/>
+        </w:trPr>
+        <w:tc>
+          <w:tcPr>
+            <w:tcW w:type="dxa" w:w="6520"/>
+            <w:shd w:val="clear" w:color="auto" w:fill="FFF8E8"/>
+            <w:tcBorders>
+              <w:top w:val="single" w:sz="6" w:space="0" w:color="D0D0D0"/>
+              <w:left w:val="single" w:sz="6" w:space="0" w:color="D0D0D0"/>
+              <w:bottom w:val="single" w:sz="6" w:space="0" w:color="D0D0D0"/>
+              <w:right w:val="single" w:sz="6" w:space="0" w:color="D0D0D0"/>
+            </w:tcBorders>
+            <w:tcMar>
+              <w:top w:w="50" w:type="dxa"/>
+              <w:left w:w="60" w:type="dxa"/>
+              <w:bottom w:w="50" w:type="dxa"/>
+              <w:right w:w="60" w:type="dxa"/>
+            </w:tcMar>
+            <w:vAlign w:val="center"/>
+          </w:tcPr>
+          <w:p>
+            <w:pPr>
+              <w:spacing w:before="0" w:after="0" w:line="264" w:lineRule="auto"/>
+              <w:jc w:val="left"/>
+            </w:pPr>
+            <w:r/>
+            <w:r>
+              <w:rPr>
+                <w:rFonts w:ascii="Verdana" w:hAnsi="Verdana" w:cs="Verdana" w:eastAsia="Verdana"/>
+                <w:b w:val="0"/>
+                <w:color w:val="1A1A1A"/>
+                <w:sz w:val="16"/>
+              </w:rPr>
+              <w:t>22. Предложения по улучшению скрипта, оффера и гипотез на основе практики звонков</w:t>
+            </w:r>
+          </w:p>
+        </w:tc>
+        <w:tc>
+          <w:tcPr>
+            <w:tcW w:type="dxa" w:w="4819"/>
+            <w:shd w:val="clear" w:color="auto" w:fill="F0F7FB"/>
+            <w:tcBorders>
+              <w:top w:val="single" w:sz="6" w:space="0" w:color="D0D0D0"/>
+              <w:left w:val="single" w:sz="6" w:space="0" w:color="D0D0D0"/>
+              <w:bottom w:val="single" w:sz="6" w:space="0" w:color="D0D0D0"/>
+              <w:right w:val="single" w:sz="6" w:space="0" w:color="D0D0D0"/>
+            </w:tcBorders>
+            <w:tcMar>
+              <w:top w:w="50" w:type="dxa"/>
+              <w:left w:w="60" w:type="dxa"/>
+              <w:bottom w:w="50" w:type="dxa"/>
+              <w:right w:w="60" w:type="dxa"/>
+            </w:tcMar>
+            <w:vAlign w:val="center"/>
+          </w:tcPr>
+          <w:p>
+            <w:pPr>
+              <w:spacing w:before="0" w:after="0" w:line="264" w:lineRule="auto"/>
+              <w:jc w:val="left"/>
+            </w:pPr>
+            <w:r/>
+            <w:r>
+              <w:rPr>
+                <w:rFonts w:ascii="Verdana" w:hAnsi="Verdana" w:cs="Verdana" w:eastAsia="Verdana"/>
+                <w:b w:val="0"/>
+                <w:color w:val="1A1A1A"/>
+                <w:sz w:val="15"/>
+              </w:rPr>
+              <w:t>Проактивность / инновационность / инициатива · Системное мышление · Командность · Обучаемость</w:t>
+            </w:r>
+          </w:p>
+        </w:tc>
+        <w:tc>
+          <w:tcPr>
+            <w:tcW w:type="dxa" w:w="3969"/>
+            <w:shd w:val="clear" w:color="auto" w:fill="FAFAFA"/>
+            <w:tcBorders>
+              <w:top w:val="single" w:sz="6" w:space="0" w:color="D0D0D0"/>
+              <w:left w:val="single" w:sz="6" w:space="0" w:color="D0D0D0"/>
+              <w:bottom w:val="single" w:sz="6" w:space="0" w:color="D0D0D0"/>
+              <w:right w:val="single" w:sz="6" w:space="0" w:color="D0D0D0"/>
+            </w:tcBorders>
+            <w:tcMar>
+              <w:top w:w="50" w:type="dxa"/>
+              <w:left w:w="60" w:type="dxa"/>
+              <w:bottom w:w="50" w:type="dxa"/>
+              <w:right w:w="60" w:type="dxa"/>
+            </w:tcMar>
+            <w:vAlign w:val="center"/>
+          </w:tcPr>
+          <w:p>
+            <w:pPr>
+              <w:spacing w:before="0" w:after="0" w:line="264" w:lineRule="auto"/>
+              <w:jc w:val="left"/>
+            </w:pPr>
+            <w:r/>
+            <w:r>
+              <w:rPr>
+                <w:rFonts w:ascii="Verdana" w:hAnsi="Verdana" w:cs="Verdana" w:eastAsia="Verdana"/>
+                <w:b w:val="0"/>
+                <w:color w:val="1A1A1A"/>
+                <w:sz w:val="16"/>
+              </w:rPr>
+            </w:r>
+          </w:p>
+        </w:tc>
+      </w:tr>
+      <w:tr>
+        <w:trPr>
+          <w:trHeight w:val="652" w:hRule="atLeast"/>
+        </w:trPr>
+        <w:tc>
+          <w:tcPr>
+            <w:tcW w:type="dxa" w:w="6520"/>
+            <w:shd w:val="clear" w:color="auto" w:fill="FFFFFF"/>
+            <w:tcBorders>
+              <w:top w:val="single" w:sz="6" w:space="0" w:color="D0D0D0"/>
+              <w:left w:val="single" w:sz="6" w:space="0" w:color="D0D0D0"/>
+              <w:bottom w:val="single" w:sz="6" w:space="0" w:color="D0D0D0"/>
+              <w:right w:val="single" w:sz="6" w:space="0" w:color="D0D0D0"/>
+            </w:tcBorders>
+            <w:tcMar>
+              <w:top w:w="50" w:type="dxa"/>
+              <w:left w:w="60" w:type="dxa"/>
+              <w:bottom w:w="50" w:type="dxa"/>
+              <w:right w:w="60" w:type="dxa"/>
+            </w:tcMar>
+            <w:vAlign w:val="center"/>
+          </w:tcPr>
+          <w:p>
+            <w:pPr>
+              <w:spacing w:before="0" w:after="0" w:line="264" w:lineRule="auto"/>
+              <w:jc w:val="left"/>
+            </w:pPr>
+            <w:r/>
+            <w:r>
+              <w:rPr>
+                <w:rFonts w:ascii="Verdana" w:hAnsi="Verdana" w:cs="Verdana" w:eastAsia="Verdana"/>
+                <w:b w:val="0"/>
+                <w:color w:val="1A1A1A"/>
+                <w:sz w:val="16"/>
+              </w:rPr>
+              <w:t>23. Сохранение рабочего тона и стандартов качества при отказах и высокой нагрузке холодной базы</w:t>
+            </w:r>
+          </w:p>
+        </w:tc>
+        <w:tc>
+          <w:tcPr>
+            <w:tcW w:type="dxa" w:w="4819"/>
+            <w:shd w:val="clear" w:color="auto" w:fill="F0F7FB"/>
+            <w:tcBorders>
+              <w:top w:val="single" w:sz="6" w:space="0" w:color="D0D0D0"/>
+              <w:left w:val="single" w:sz="6" w:space="0" w:color="D0D0D0"/>
+              <w:bottom w:val="single" w:sz="6" w:space="0" w:color="D0D0D0"/>
+              <w:right w:val="single" w:sz="6" w:space="0" w:color="D0D0D0"/>
+            </w:tcBorders>
+            <w:tcMar>
+              <w:top w:w="50" w:type="dxa"/>
+              <w:left w:w="60" w:type="dxa"/>
+              <w:bottom w:w="50" w:type="dxa"/>
+              <w:right w:w="60" w:type="dxa"/>
+            </w:tcMar>
+            <w:vAlign w:val="center"/>
+          </w:tcPr>
+          <w:p>
+            <w:pPr>
+              <w:spacing w:before="0" w:after="0" w:line="264" w:lineRule="auto"/>
+              <w:jc w:val="left"/>
+            </w:pPr>
+            <w:r/>
+            <w:r>
+              <w:rPr>
+                <w:rFonts w:ascii="Verdana" w:hAnsi="Verdana" w:cs="Verdana" w:eastAsia="Verdana"/>
+                <w:b w:val="0"/>
+                <w:color w:val="1A1A1A"/>
+                <w:sz w:val="15"/>
+              </w:rPr>
+              <w:t>Стрессоустойчивость · Клиентоориентированность · Исполнительность · Коммуникабельность</w:t>
+            </w:r>
+          </w:p>
+        </w:tc>
+        <w:tc>
+          <w:tcPr>
+            <w:tcW w:type="dxa" w:w="3969"/>
+            <w:shd w:val="clear" w:color="auto" w:fill="FAFAFA"/>
+            <w:tcBorders>
+              <w:top w:val="single" w:sz="6" w:space="0" w:color="D0D0D0"/>
+              <w:left w:val="single" w:sz="6" w:space="0" w:color="D0D0D0"/>
+              <w:bottom w:val="single" w:sz="6" w:space="0" w:color="D0D0D0"/>
+              <w:right w:val="single" w:sz="6" w:space="0" w:color="D0D0D0"/>
+            </w:tcBorders>
+            <w:tcMar>
+              <w:top w:w="50" w:type="dxa"/>
+              <w:left w:w="60" w:type="dxa"/>
+              <w:bottom w:w="50" w:type="dxa"/>
+              <w:right w:w="60" w:type="dxa"/>
+            </w:tcMar>
+            <w:vAlign w:val="center"/>
+          </w:tcPr>
+          <w:p>
+            <w:pPr>
+              <w:spacing w:before="0" w:after="0" w:line="264" w:lineRule="auto"/>
+              <w:jc w:val="left"/>
+            </w:pPr>
+            <w:r/>
+            <w:r>
+              <w:rPr>
+                <w:rFonts w:ascii="Verdana" w:hAnsi="Verdana" w:cs="Verdana" w:eastAsia="Verdana"/>
+                <w:b w:val="0"/>
+                <w:color w:val="1A1A1A"/>
+                <w:sz w:val="16"/>
               </w:rPr>
             </w:r>
           </w:p>
@@ -1706,7 +3236,7 @@
     </w:tbl>
     <w:p>
       <w:pPr>
-        <w:spacing w:before="280" w:after="120" w:line="276" w:lineRule="auto"/>
+        <w:spacing w:before="240" w:after="100" w:line="264" w:lineRule="auto"/>
         <w:pBdr>
           <w:bottom w:val="single" w:sz="16" w:space="1" w:color="26A6E0"/>
         </w:pBdr>
@@ -1727,13 +3257,14 @@
         <w:tblW w:w="5000" w:type="pct"/>
       </w:tblPr>
       <w:tblGrid>
-        <w:gridCol w:w="5103"/>
-        <w:gridCol w:w="5103"/>
+        <w:gridCol w:w="5159"/>
+        <w:gridCol w:w="5159"/>
+        <w:gridCol w:w="5159"/>
       </w:tblGrid>
       <w:tr>
         <w:tc>
           <w:tcPr>
-            <w:tcW w:type="dxa" w:w="5386"/>
+            <w:tcW w:type="dxa" w:w="6520"/>
             <w:shd w:val="clear" w:color="auto" w:fill="FCCD68"/>
             <w:tcBorders>
               <w:top w:val="single" w:sz="6" w:space="0" w:color="D0D0D0"/>
@@ -1742,16 +3273,16 @@
               <w:right w:val="single" w:sz="6" w:space="0" w:color="D0D0D0"/>
             </w:tcBorders>
             <w:tcMar>
-              <w:top w:w="60" w:type="dxa"/>
-              <w:left w:w="80" w:type="dxa"/>
-              <w:bottom w:w="60" w:type="dxa"/>
-              <w:right w:w="80" w:type="dxa"/>
+              <w:top w:w="50" w:type="dxa"/>
+              <w:left w:w="60" w:type="dxa"/>
+              <w:bottom w:w="50" w:type="dxa"/>
+              <w:right w:w="60" w:type="dxa"/>
             </w:tcMar>
             <w:vAlign w:val="center"/>
           </w:tcPr>
           <w:p>
             <w:pPr>
-              <w:spacing w:before="0" w:after="0" w:line="276" w:lineRule="auto"/>
+              <w:spacing w:before="0" w:after="0" w:line="264" w:lineRule="auto"/>
               <w:jc w:val="center"/>
             </w:pPr>
             <w:r/>
@@ -1760,7 +3291,7 @@
                 <w:rFonts w:ascii="Verdana" w:hAnsi="Verdana" w:cs="Verdana" w:eastAsia="Verdana"/>
                 <w:b/>
                 <w:color w:val="1A1A1A"/>
-                <w:sz w:val="18"/>
+                <w:sz w:val="17"/>
               </w:rPr>
               <w:t>Ожидание по работе</w:t>
             </w:r>
@@ -1777,16 +3308,16 @@
               <w:right w:val="single" w:sz="6" w:space="0" w:color="D0D0D0"/>
             </w:tcBorders>
             <w:tcMar>
-              <w:top w:w="60" w:type="dxa"/>
-              <w:left w:w="80" w:type="dxa"/>
-              <w:bottom w:w="60" w:type="dxa"/>
-              <w:right w:w="80" w:type="dxa"/>
+              <w:top w:w="50" w:type="dxa"/>
+              <w:left w:w="60" w:type="dxa"/>
+              <w:bottom w:w="50" w:type="dxa"/>
+              <w:right w:w="60" w:type="dxa"/>
             </w:tcMar>
             <w:vAlign w:val="center"/>
           </w:tcPr>
           <w:p>
             <w:pPr>
-              <w:spacing w:before="0" w:after="0" w:line="276" w:lineRule="auto"/>
+              <w:spacing w:before="0" w:after="0" w:line="264" w:lineRule="auto"/>
               <w:jc w:val="center"/>
             </w:pPr>
             <w:r/>
@@ -1795,7 +3326,42 @@
                 <w:rFonts w:ascii="Verdana" w:hAnsi="Verdana" w:cs="Verdana" w:eastAsia="Verdana"/>
                 <w:b/>
                 <w:color w:val="1A1A1A"/>
-                <w:sz w:val="18"/>
+                <w:sz w:val="17"/>
+              </w:rPr>
+              <w:t>Корпоративные компетенции</w:t>
+            </w:r>
+          </w:p>
+        </w:tc>
+        <w:tc>
+          <w:tcPr>
+            <w:tcW w:type="dxa" w:w="3969"/>
+            <w:shd w:val="clear" w:color="auto" w:fill="FCCD68"/>
+            <w:tcBorders>
+              <w:top w:val="single" w:sz="6" w:space="0" w:color="D0D0D0"/>
+              <w:left w:val="single" w:sz="6" w:space="0" w:color="D0D0D0"/>
+              <w:bottom w:val="single" w:sz="6" w:space="0" w:color="D0D0D0"/>
+              <w:right w:val="single" w:sz="6" w:space="0" w:color="D0D0D0"/>
+            </w:tcBorders>
+            <w:tcMar>
+              <w:top w:w="50" w:type="dxa"/>
+              <w:left w:w="60" w:type="dxa"/>
+              <w:bottom w:w="50" w:type="dxa"/>
+              <w:right w:w="60" w:type="dxa"/>
+            </w:tcMar>
+            <w:vAlign w:val="center"/>
+          </w:tcPr>
+          <w:p>
+            <w:pPr>
+              <w:spacing w:before="0" w:after="0" w:line="264" w:lineRule="auto"/>
+              <w:jc w:val="center"/>
+            </w:pPr>
+            <w:r/>
+            <w:r>
+              <w:rPr>
+                <w:rFonts w:ascii="Verdana" w:hAnsi="Verdana" w:cs="Verdana" w:eastAsia="Verdana"/>
+                <w:b/>
+                <w:color w:val="1A1A1A"/>
+                <w:sz w:val="17"/>
               </w:rPr>
               <w:t>Реальность</w:t>
             </w:r>
@@ -1804,11 +3370,11 @@
       </w:tr>
       <w:tr>
         <w:trPr>
-          <w:trHeight w:val="709" w:hRule="atLeast"/>
+          <w:trHeight w:val="595" w:hRule="atLeast"/>
         </w:trPr>
         <w:tc>
           <w:tcPr>
-            <w:tcW w:type="dxa" w:w="5386"/>
+            <w:tcW w:type="dxa" w:w="6520"/>
             <w:shd w:val="clear" w:color="auto" w:fill="FFFFFF"/>
             <w:tcBorders>
               <w:top w:val="single" w:sz="6" w:space="0" w:color="D0D0D0"/>
@@ -1817,16 +3383,16 @@
               <w:right w:val="single" w:sz="6" w:space="0" w:color="D0D0D0"/>
             </w:tcBorders>
             <w:tcMar>
-              <w:top w:w="60" w:type="dxa"/>
-              <w:left w:w="80" w:type="dxa"/>
-              <w:bottom w:w="60" w:type="dxa"/>
-              <w:right w:w="80" w:type="dxa"/>
+              <w:top w:w="50" w:type="dxa"/>
+              <w:left w:w="60" w:type="dxa"/>
+              <w:bottom w:w="50" w:type="dxa"/>
+              <w:right w:w="60" w:type="dxa"/>
             </w:tcMar>
             <w:vAlign w:val="center"/>
           </w:tcPr>
           <w:p>
             <w:pPr>
-              <w:spacing w:before="0" w:after="0" w:line="276" w:lineRule="auto"/>
+              <w:spacing w:before="0" w:after="0" w:line="264" w:lineRule="auto"/>
               <w:jc w:val="left"/>
             </w:pPr>
             <w:r/>
@@ -1835,7 +3401,7 @@
                 <w:rFonts w:ascii="Verdana" w:hAnsi="Verdana" w:cs="Verdana" w:eastAsia="Verdana"/>
                 <w:b w:val="0"/>
                 <w:color w:val="1A1A1A"/>
-                <w:sz w:val="17"/>
+                <w:sz w:val="16"/>
               </w:rPr>
               <w:t>1. Самостоятельность в отработке возражений без эскалации типовых ситуаций руководителю</w:t>
             </w:r>
@@ -1844,6 +3410,41 @@
         <w:tc>
           <w:tcPr>
             <w:tcW w:type="dxa" w:w="4819"/>
+            <w:shd w:val="clear" w:color="auto" w:fill="F0F7FB"/>
+            <w:tcBorders>
+              <w:top w:val="single" w:sz="6" w:space="0" w:color="D0D0D0"/>
+              <w:left w:val="single" w:sz="6" w:space="0" w:color="D0D0D0"/>
+              <w:bottom w:val="single" w:sz="6" w:space="0" w:color="D0D0D0"/>
+              <w:right w:val="single" w:sz="6" w:space="0" w:color="D0D0D0"/>
+            </w:tcBorders>
+            <w:tcMar>
+              <w:top w:w="50" w:type="dxa"/>
+              <w:left w:w="60" w:type="dxa"/>
+              <w:bottom w:w="50" w:type="dxa"/>
+              <w:right w:w="60" w:type="dxa"/>
+            </w:tcMar>
+            <w:vAlign w:val="center"/>
+          </w:tcPr>
+          <w:p>
+            <w:pPr>
+              <w:spacing w:before="0" w:after="0" w:line="264" w:lineRule="auto"/>
+              <w:jc w:val="left"/>
+            </w:pPr>
+            <w:r/>
+            <w:r>
+              <w:rPr>
+                <w:rFonts w:ascii="Verdana" w:hAnsi="Verdana" w:cs="Verdana" w:eastAsia="Verdana"/>
+                <w:b w:val="0"/>
+                <w:color w:val="1A1A1A"/>
+                <w:sz w:val="15"/>
+              </w:rPr>
+              <w:t>Решительность · Стрессоустойчивость · Обучаемость · Ответственность</w:t>
+            </w:r>
+          </w:p>
+        </w:tc>
+        <w:tc>
+          <w:tcPr>
+            <w:tcW w:type="dxa" w:w="3969"/>
             <w:shd w:val="clear" w:color="auto" w:fill="FAFAFA"/>
             <w:tcBorders>
               <w:top w:val="single" w:sz="6" w:space="0" w:color="D0D0D0"/>
@@ -1852,16 +3453,16 @@
               <w:right w:val="single" w:sz="6" w:space="0" w:color="D0D0D0"/>
             </w:tcBorders>
             <w:tcMar>
-              <w:top w:w="60" w:type="dxa"/>
-              <w:left w:w="80" w:type="dxa"/>
-              <w:bottom w:w="60" w:type="dxa"/>
-              <w:right w:w="80" w:type="dxa"/>
+              <w:top w:w="50" w:type="dxa"/>
+              <w:left w:w="60" w:type="dxa"/>
+              <w:bottom w:w="50" w:type="dxa"/>
+              <w:right w:w="60" w:type="dxa"/>
             </w:tcMar>
             <w:vAlign w:val="center"/>
           </w:tcPr>
           <w:p>
             <w:pPr>
-              <w:spacing w:before="0" w:after="0" w:line="276" w:lineRule="auto"/>
+              <w:spacing w:before="0" w:after="0" w:line="264" w:lineRule="auto"/>
               <w:jc w:val="left"/>
             </w:pPr>
             <w:r/>
@@ -1870,7 +3471,7 @@
                 <w:rFonts w:ascii="Verdana" w:hAnsi="Verdana" w:cs="Verdana" w:eastAsia="Verdana"/>
                 <w:b w:val="0"/>
                 <w:color w:val="1A1A1A"/>
-                <w:sz w:val="17"/>
+                <w:sz w:val="16"/>
               </w:rPr>
             </w:r>
           </w:p>
@@ -1878,11 +3479,11 @@
       </w:tr>
       <w:tr>
         <w:trPr>
-          <w:trHeight w:val="709" w:hRule="atLeast"/>
+          <w:trHeight w:val="595" w:hRule="atLeast"/>
         </w:trPr>
         <w:tc>
           <w:tcPr>
-            <w:tcW w:type="dxa" w:w="5386"/>
+            <w:tcW w:type="dxa" w:w="6520"/>
             <w:shd w:val="clear" w:color="auto" w:fill="FFF8E8"/>
             <w:tcBorders>
               <w:top w:val="single" w:sz="6" w:space="0" w:color="D0D0D0"/>
@@ -1891,16 +3492,16 @@
               <w:right w:val="single" w:sz="6" w:space="0" w:color="D0D0D0"/>
             </w:tcBorders>
             <w:tcMar>
-              <w:top w:w="60" w:type="dxa"/>
-              <w:left w:w="80" w:type="dxa"/>
-              <w:bottom w:w="60" w:type="dxa"/>
-              <w:right w:w="80" w:type="dxa"/>
+              <w:top w:w="50" w:type="dxa"/>
+              <w:left w:w="60" w:type="dxa"/>
+              <w:bottom w:w="50" w:type="dxa"/>
+              <w:right w:w="60" w:type="dxa"/>
             </w:tcMar>
             <w:vAlign w:val="center"/>
           </w:tcPr>
           <w:p>
             <w:pPr>
-              <w:spacing w:before="0" w:after="0" w:line="276" w:lineRule="auto"/>
+              <w:spacing w:before="0" w:after="0" w:line="264" w:lineRule="auto"/>
               <w:jc w:val="left"/>
             </w:pPr>
             <w:r/>
@@ -1909,7 +3510,7 @@
                 <w:rFonts w:ascii="Verdana" w:hAnsi="Verdana" w:cs="Verdana" w:eastAsia="Verdana"/>
                 <w:b w:val="0"/>
                 <w:color w:val="1A1A1A"/>
-                <w:sz w:val="17"/>
+                <w:sz w:val="16"/>
               </w:rPr>
               <w:t>2. Дисциплина по скрипту: без самовольных отступлений, искажения смысла и «своей версии»</w:t>
             </w:r>
@@ -1918,6 +3519,41 @@
         <w:tc>
           <w:tcPr>
             <w:tcW w:type="dxa" w:w="4819"/>
+            <w:shd w:val="clear" w:color="auto" w:fill="F0F7FB"/>
+            <w:tcBorders>
+              <w:top w:val="single" w:sz="6" w:space="0" w:color="D0D0D0"/>
+              <w:left w:val="single" w:sz="6" w:space="0" w:color="D0D0D0"/>
+              <w:bottom w:val="single" w:sz="6" w:space="0" w:color="D0D0D0"/>
+              <w:right w:val="single" w:sz="6" w:space="0" w:color="D0D0D0"/>
+            </w:tcBorders>
+            <w:tcMar>
+              <w:top w:w="50" w:type="dxa"/>
+              <w:left w:w="60" w:type="dxa"/>
+              <w:bottom w:w="50" w:type="dxa"/>
+              <w:right w:w="60" w:type="dxa"/>
+            </w:tcMar>
+            <w:vAlign w:val="center"/>
+          </w:tcPr>
+          <w:p>
+            <w:pPr>
+              <w:spacing w:before="0" w:after="0" w:line="264" w:lineRule="auto"/>
+              <w:jc w:val="left"/>
+            </w:pPr>
+            <w:r/>
+            <w:r>
+              <w:rPr>
+                <w:rFonts w:ascii="Verdana" w:hAnsi="Verdana" w:cs="Verdana" w:eastAsia="Verdana"/>
+                <w:b w:val="0"/>
+                <w:color w:val="1A1A1A"/>
+                <w:sz w:val="15"/>
+              </w:rPr>
+              <w:t>Исполнительность · Внимание к деталям · Ответственность</w:t>
+            </w:r>
+          </w:p>
+        </w:tc>
+        <w:tc>
+          <w:tcPr>
+            <w:tcW w:type="dxa" w:w="3969"/>
             <w:shd w:val="clear" w:color="auto" w:fill="FAFAFA"/>
             <w:tcBorders>
               <w:top w:val="single" w:sz="6" w:space="0" w:color="D0D0D0"/>
@@ -1926,16 +3562,16 @@
               <w:right w:val="single" w:sz="6" w:space="0" w:color="D0D0D0"/>
             </w:tcBorders>
             <w:tcMar>
-              <w:top w:w="60" w:type="dxa"/>
-              <w:left w:w="80" w:type="dxa"/>
-              <w:bottom w:w="60" w:type="dxa"/>
-              <w:right w:w="80" w:type="dxa"/>
+              <w:top w:w="50" w:type="dxa"/>
+              <w:left w:w="60" w:type="dxa"/>
+              <w:bottom w:w="50" w:type="dxa"/>
+              <w:right w:w="60" w:type="dxa"/>
             </w:tcMar>
             <w:vAlign w:val="center"/>
           </w:tcPr>
           <w:p>
             <w:pPr>
-              <w:spacing w:before="0" w:after="0" w:line="276" w:lineRule="auto"/>
+              <w:spacing w:before="0" w:after="0" w:line="264" w:lineRule="auto"/>
               <w:jc w:val="left"/>
             </w:pPr>
             <w:r/>
@@ -1944,7 +3580,7 @@
                 <w:rFonts w:ascii="Verdana" w:hAnsi="Verdana" w:cs="Verdana" w:eastAsia="Verdana"/>
                 <w:b w:val="0"/>
                 <w:color w:val="1A1A1A"/>
-                <w:sz w:val="17"/>
+                <w:sz w:val="16"/>
               </w:rPr>
             </w:r>
           </w:p>
@@ -1952,11 +3588,11 @@
       </w:tr>
       <w:tr>
         <w:trPr>
-          <w:trHeight w:val="709" w:hRule="atLeast"/>
+          <w:trHeight w:val="595" w:hRule="atLeast"/>
         </w:trPr>
         <w:tc>
           <w:tcPr>
-            <w:tcW w:type="dxa" w:w="5386"/>
+            <w:tcW w:type="dxa" w:w="6520"/>
             <w:shd w:val="clear" w:color="auto" w:fill="FFFFFF"/>
             <w:tcBorders>
               <w:top w:val="single" w:sz="6" w:space="0" w:color="D0D0D0"/>
@@ -1965,16 +3601,16 @@
               <w:right w:val="single" w:sz="6" w:space="0" w:color="D0D0D0"/>
             </w:tcBorders>
             <w:tcMar>
-              <w:top w:w="60" w:type="dxa"/>
-              <w:left w:w="80" w:type="dxa"/>
-              <w:bottom w:w="60" w:type="dxa"/>
-              <w:right w:w="80" w:type="dxa"/>
+              <w:top w:w="50" w:type="dxa"/>
+              <w:left w:w="60" w:type="dxa"/>
+              <w:bottom w:w="50" w:type="dxa"/>
+              <w:right w:w="60" w:type="dxa"/>
             </w:tcMar>
             <w:vAlign w:val="center"/>
           </w:tcPr>
           <w:p>
             <w:pPr>
-              <w:spacing w:before="0" w:after="0" w:line="276" w:lineRule="auto"/>
+              <w:spacing w:before="0" w:after="0" w:line="264" w:lineRule="auto"/>
               <w:jc w:val="left"/>
             </w:pPr>
             <w:r/>
@@ -1983,7 +3619,7 @@
                 <w:rFonts w:ascii="Verdana" w:hAnsi="Verdana" w:cs="Verdana" w:eastAsia="Verdana"/>
                 <w:b w:val="0"/>
                 <w:color w:val="1A1A1A"/>
-                <w:sz w:val="17"/>
+                <w:sz w:val="16"/>
               </w:rPr>
               <w:t>3. Выход на уверенную работу с новым продуктом в согласованные сроки после обучения</w:t>
             </w:r>
@@ -1992,6 +3628,41 @@
         <w:tc>
           <w:tcPr>
             <w:tcW w:type="dxa" w:w="4819"/>
+            <w:shd w:val="clear" w:color="auto" w:fill="F0F7FB"/>
+            <w:tcBorders>
+              <w:top w:val="single" w:sz="6" w:space="0" w:color="D0D0D0"/>
+              <w:left w:val="single" w:sz="6" w:space="0" w:color="D0D0D0"/>
+              <w:bottom w:val="single" w:sz="6" w:space="0" w:color="D0D0D0"/>
+              <w:right w:val="single" w:sz="6" w:space="0" w:color="D0D0D0"/>
+            </w:tcBorders>
+            <w:tcMar>
+              <w:top w:w="50" w:type="dxa"/>
+              <w:left w:w="60" w:type="dxa"/>
+              <w:bottom w:w="50" w:type="dxa"/>
+              <w:right w:w="60" w:type="dxa"/>
+            </w:tcMar>
+            <w:vAlign w:val="center"/>
+          </w:tcPr>
+          <w:p>
+            <w:pPr>
+              <w:spacing w:before="0" w:after="0" w:line="264" w:lineRule="auto"/>
+              <w:jc w:val="left"/>
+            </w:pPr>
+            <w:r/>
+            <w:r>
+              <w:rPr>
+                <w:rFonts w:ascii="Verdana" w:hAnsi="Verdana" w:cs="Verdana" w:eastAsia="Verdana"/>
+                <w:b w:val="0"/>
+                <w:color w:val="1A1A1A"/>
+                <w:sz w:val="15"/>
+              </w:rPr>
+              <w:t>Обучаемость · Адаптивность · Пунктуальность · Ориентация на результат</w:t>
+            </w:r>
+          </w:p>
+        </w:tc>
+        <w:tc>
+          <w:tcPr>
+            <w:tcW w:type="dxa" w:w="3969"/>
             <w:shd w:val="clear" w:color="auto" w:fill="FAFAFA"/>
             <w:tcBorders>
               <w:top w:val="single" w:sz="6" w:space="0" w:color="D0D0D0"/>
@@ -2000,16 +3671,16 @@
               <w:right w:val="single" w:sz="6" w:space="0" w:color="D0D0D0"/>
             </w:tcBorders>
             <w:tcMar>
-              <w:top w:w="60" w:type="dxa"/>
-              <w:left w:w="80" w:type="dxa"/>
-              <w:bottom w:w="60" w:type="dxa"/>
-              <w:right w:w="80" w:type="dxa"/>
+              <w:top w:w="50" w:type="dxa"/>
+              <w:left w:w="60" w:type="dxa"/>
+              <w:bottom w:w="50" w:type="dxa"/>
+              <w:right w:w="60" w:type="dxa"/>
             </w:tcMar>
             <w:vAlign w:val="center"/>
           </w:tcPr>
           <w:p>
             <w:pPr>
-              <w:spacing w:before="0" w:after="0" w:line="276" w:lineRule="auto"/>
+              <w:spacing w:before="0" w:after="0" w:line="264" w:lineRule="auto"/>
               <w:jc w:val="left"/>
             </w:pPr>
             <w:r/>
@@ -2018,7 +3689,7 @@
                 <w:rFonts w:ascii="Verdana" w:hAnsi="Verdana" w:cs="Verdana" w:eastAsia="Verdana"/>
                 <w:b w:val="0"/>
                 <w:color w:val="1A1A1A"/>
-                <w:sz w:val="17"/>
+                <w:sz w:val="16"/>
               </w:rPr>
             </w:r>
           </w:p>
@@ -2026,11 +3697,11 @@
       </w:tr>
       <w:tr>
         <w:trPr>
-          <w:trHeight w:val="709" w:hRule="atLeast"/>
+          <w:trHeight w:val="595" w:hRule="atLeast"/>
         </w:trPr>
         <w:tc>
           <w:tcPr>
-            <w:tcW w:type="dxa" w:w="5386"/>
+            <w:tcW w:type="dxa" w:w="6520"/>
             <w:shd w:val="clear" w:color="auto" w:fill="FFF8E8"/>
             <w:tcBorders>
               <w:top w:val="single" w:sz="6" w:space="0" w:color="D0D0D0"/>
@@ -2039,16 +3710,16 @@
               <w:right w:val="single" w:sz="6" w:space="0" w:color="D0D0D0"/>
             </w:tcBorders>
             <w:tcMar>
-              <w:top w:w="60" w:type="dxa"/>
-              <w:left w:w="80" w:type="dxa"/>
-              <w:bottom w:w="60" w:type="dxa"/>
-              <w:right w:w="80" w:type="dxa"/>
+              <w:top w:w="50" w:type="dxa"/>
+              <w:left w:w="60" w:type="dxa"/>
+              <w:bottom w:w="50" w:type="dxa"/>
+              <w:right w:w="60" w:type="dxa"/>
             </w:tcMar>
             <w:vAlign w:val="center"/>
           </w:tcPr>
           <w:p>
             <w:pPr>
-              <w:spacing w:before="0" w:after="0" w:line="276" w:lineRule="auto"/>
+              <w:spacing w:before="0" w:after="0" w:line="264" w:lineRule="auto"/>
               <w:jc w:val="left"/>
             </w:pPr>
             <w:r/>
@@ -2057,7 +3728,7 @@
                 <w:rFonts w:ascii="Verdana" w:hAnsi="Verdana" w:cs="Verdana" w:eastAsia="Verdana"/>
                 <w:b w:val="0"/>
                 <w:color w:val="1A1A1A"/>
-                <w:sz w:val="17"/>
+                <w:sz w:val="16"/>
               </w:rPr>
               <w:t>4. Выполнение норм активности (звонки / касания) при сохранении качества диалога</w:t>
             </w:r>
@@ -2066,6 +3737,41 @@
         <w:tc>
           <w:tcPr>
             <w:tcW w:type="dxa" w:w="4819"/>
+            <w:shd w:val="clear" w:color="auto" w:fill="F0F7FB"/>
+            <w:tcBorders>
+              <w:top w:val="single" w:sz="6" w:space="0" w:color="D0D0D0"/>
+              <w:left w:val="single" w:sz="6" w:space="0" w:color="D0D0D0"/>
+              <w:bottom w:val="single" w:sz="6" w:space="0" w:color="D0D0D0"/>
+              <w:right w:val="single" w:sz="6" w:space="0" w:color="D0D0D0"/>
+            </w:tcBorders>
+            <w:tcMar>
+              <w:top w:w="50" w:type="dxa"/>
+              <w:left w:w="60" w:type="dxa"/>
+              <w:bottom w:w="50" w:type="dxa"/>
+              <w:right w:w="60" w:type="dxa"/>
+            </w:tcMar>
+            <w:vAlign w:val="center"/>
+          </w:tcPr>
+          <w:p>
+            <w:pPr>
+              <w:spacing w:before="0" w:after="0" w:line="264" w:lineRule="auto"/>
+              <w:jc w:val="left"/>
+            </w:pPr>
+            <w:r/>
+            <w:r>
+              <w:rPr>
+                <w:rFonts w:ascii="Verdana" w:hAnsi="Verdana" w:cs="Verdana" w:eastAsia="Verdana"/>
+                <w:b w:val="0"/>
+                <w:color w:val="1A1A1A"/>
+                <w:sz w:val="15"/>
+              </w:rPr>
+              <w:t>Исполнительность · Самоорганизация · Ориентация на результат · Стрессоустойчивость</w:t>
+            </w:r>
+          </w:p>
+        </w:tc>
+        <w:tc>
+          <w:tcPr>
+            <w:tcW w:type="dxa" w:w="3969"/>
             <w:shd w:val="clear" w:color="auto" w:fill="FAFAFA"/>
             <w:tcBorders>
               <w:top w:val="single" w:sz="6" w:space="0" w:color="D0D0D0"/>
@@ -2074,16 +3780,16 @@
               <w:right w:val="single" w:sz="6" w:space="0" w:color="D0D0D0"/>
             </w:tcBorders>
             <w:tcMar>
-              <w:top w:w="60" w:type="dxa"/>
-              <w:left w:w="80" w:type="dxa"/>
-              <w:bottom w:w="60" w:type="dxa"/>
-              <w:right w:w="80" w:type="dxa"/>
+              <w:top w:w="50" w:type="dxa"/>
+              <w:left w:w="60" w:type="dxa"/>
+              <w:bottom w:w="50" w:type="dxa"/>
+              <w:right w:w="60" w:type="dxa"/>
             </w:tcMar>
             <w:vAlign w:val="center"/>
           </w:tcPr>
           <w:p>
             <w:pPr>
-              <w:spacing w:before="0" w:after="0" w:line="276" w:lineRule="auto"/>
+              <w:spacing w:before="0" w:after="0" w:line="264" w:lineRule="auto"/>
               <w:jc w:val="left"/>
             </w:pPr>
             <w:r/>
@@ -2092,7 +3798,7 @@
                 <w:rFonts w:ascii="Verdana" w:hAnsi="Verdana" w:cs="Verdana" w:eastAsia="Verdana"/>
                 <w:b w:val="0"/>
                 <w:color w:val="1A1A1A"/>
-                <w:sz w:val="17"/>
+                <w:sz w:val="16"/>
               </w:rPr>
             </w:r>
           </w:p>
@@ -2100,11 +3806,11 @@
       </w:tr>
       <w:tr>
         <w:trPr>
-          <w:trHeight w:val="709" w:hRule="atLeast"/>
+          <w:trHeight w:val="595" w:hRule="atLeast"/>
         </w:trPr>
         <w:tc>
           <w:tcPr>
-            <w:tcW w:type="dxa" w:w="5386"/>
+            <w:tcW w:type="dxa" w:w="6520"/>
             <w:shd w:val="clear" w:color="auto" w:fill="FFFFFF"/>
             <w:tcBorders>
               <w:top w:val="single" w:sz="6" w:space="0" w:color="D0D0D0"/>
@@ -2113,16 +3819,16 @@
               <w:right w:val="single" w:sz="6" w:space="0" w:color="D0D0D0"/>
             </w:tcBorders>
             <w:tcMar>
-              <w:top w:w="60" w:type="dxa"/>
-              <w:left w:w="80" w:type="dxa"/>
-              <w:bottom w:w="60" w:type="dxa"/>
-              <w:right w:w="80" w:type="dxa"/>
+              <w:top w:w="50" w:type="dxa"/>
+              <w:left w:w="60" w:type="dxa"/>
+              <w:bottom w:w="50" w:type="dxa"/>
+              <w:right w:w="60" w:type="dxa"/>
             </w:tcMar>
             <w:vAlign w:val="center"/>
           </w:tcPr>
           <w:p>
             <w:pPr>
-              <w:spacing w:before="0" w:after="0" w:line="276" w:lineRule="auto"/>
+              <w:spacing w:before="0" w:after="0" w:line="264" w:lineRule="auto"/>
               <w:jc w:val="left"/>
             </w:pPr>
             <w:r/>
@@ -2131,7 +3837,7 @@
                 <w:rFonts w:ascii="Verdana" w:hAnsi="Verdana" w:cs="Verdana" w:eastAsia="Verdana"/>
                 <w:b w:val="0"/>
                 <w:color w:val="1A1A1A"/>
-                <w:sz w:val="17"/>
+                <w:sz w:val="16"/>
               </w:rPr>
               <w:t>5. Качественное ведение CRM: полнота, достоверность, понятные следующие действия</w:t>
             </w:r>
@@ -2140,6 +3846,41 @@
         <w:tc>
           <w:tcPr>
             <w:tcW w:type="dxa" w:w="4819"/>
+            <w:shd w:val="clear" w:color="auto" w:fill="F0F7FB"/>
+            <w:tcBorders>
+              <w:top w:val="single" w:sz="6" w:space="0" w:color="D0D0D0"/>
+              <w:left w:val="single" w:sz="6" w:space="0" w:color="D0D0D0"/>
+              <w:bottom w:val="single" w:sz="6" w:space="0" w:color="D0D0D0"/>
+              <w:right w:val="single" w:sz="6" w:space="0" w:color="D0D0D0"/>
+            </w:tcBorders>
+            <w:tcMar>
+              <w:top w:w="50" w:type="dxa"/>
+              <w:left w:w="60" w:type="dxa"/>
+              <w:bottom w:w="50" w:type="dxa"/>
+              <w:right w:w="60" w:type="dxa"/>
+            </w:tcMar>
+            <w:vAlign w:val="center"/>
+          </w:tcPr>
+          <w:p>
+            <w:pPr>
+              <w:spacing w:before="0" w:after="0" w:line="264" w:lineRule="auto"/>
+              <w:jc w:val="left"/>
+            </w:pPr>
+            <w:r/>
+            <w:r>
+              <w:rPr>
+                <w:rFonts w:ascii="Verdana" w:hAnsi="Verdana" w:cs="Verdana" w:eastAsia="Verdana"/>
+                <w:b w:val="0"/>
+                <w:color w:val="1A1A1A"/>
+                <w:sz w:val="15"/>
+              </w:rPr>
+              <w:t>Письменная коммуникация · Внимание к деталям · Ответственность · Пунктуальность</w:t>
+            </w:r>
+          </w:p>
+        </w:tc>
+        <w:tc>
+          <w:tcPr>
+            <w:tcW w:type="dxa" w:w="3969"/>
             <w:shd w:val="clear" w:color="auto" w:fill="FAFAFA"/>
             <w:tcBorders>
               <w:top w:val="single" w:sz="6" w:space="0" w:color="D0D0D0"/>
@@ -2148,16 +3889,16 @@
               <w:right w:val="single" w:sz="6" w:space="0" w:color="D0D0D0"/>
             </w:tcBorders>
             <w:tcMar>
-              <w:top w:w="60" w:type="dxa"/>
-              <w:left w:w="80" w:type="dxa"/>
-              <w:bottom w:w="60" w:type="dxa"/>
-              <w:right w:w="80" w:type="dxa"/>
+              <w:top w:w="50" w:type="dxa"/>
+              <w:left w:w="60" w:type="dxa"/>
+              <w:bottom w:w="50" w:type="dxa"/>
+              <w:right w:w="60" w:type="dxa"/>
             </w:tcMar>
             <w:vAlign w:val="center"/>
           </w:tcPr>
           <w:p>
             <w:pPr>
-              <w:spacing w:before="0" w:after="0" w:line="276" w:lineRule="auto"/>
+              <w:spacing w:before="0" w:after="0" w:line="264" w:lineRule="auto"/>
               <w:jc w:val="left"/>
             </w:pPr>
             <w:r/>
@@ -2166,7 +3907,7 @@
                 <w:rFonts w:ascii="Verdana" w:hAnsi="Verdana" w:cs="Verdana" w:eastAsia="Verdana"/>
                 <w:b w:val="0"/>
                 <w:color w:val="1A1A1A"/>
-                <w:sz w:val="17"/>
+                <w:sz w:val="16"/>
               </w:rPr>
             </w:r>
           </w:p>
@@ -2174,11 +3915,11 @@
       </w:tr>
       <w:tr>
         <w:trPr>
-          <w:trHeight w:val="709" w:hRule="atLeast"/>
+          <w:trHeight w:val="595" w:hRule="atLeast"/>
         </w:trPr>
         <w:tc>
           <w:tcPr>
-            <w:tcW w:type="dxa" w:w="5386"/>
+            <w:tcW w:type="dxa" w:w="6520"/>
             <w:shd w:val="clear" w:color="auto" w:fill="FFF8E8"/>
             <w:tcBorders>
               <w:top w:val="single" w:sz="6" w:space="0" w:color="D0D0D0"/>
@@ -2187,16 +3928,16 @@
               <w:right w:val="single" w:sz="6" w:space="0" w:color="D0D0D0"/>
             </w:tcBorders>
             <w:tcMar>
-              <w:top w:w="60" w:type="dxa"/>
-              <w:left w:w="80" w:type="dxa"/>
-              <w:bottom w:w="60" w:type="dxa"/>
-              <w:right w:w="80" w:type="dxa"/>
+              <w:top w:w="50" w:type="dxa"/>
+              <w:left w:w="60" w:type="dxa"/>
+              <w:bottom w:w="50" w:type="dxa"/>
+              <w:right w:w="60" w:type="dxa"/>
             </w:tcMar>
             <w:vAlign w:val="center"/>
           </w:tcPr>
           <w:p>
             <w:pPr>
-              <w:spacing w:before="0" w:after="0" w:line="276" w:lineRule="auto"/>
+              <w:spacing w:before="0" w:after="0" w:line="264" w:lineRule="auto"/>
               <w:jc w:val="left"/>
             </w:pPr>
             <w:r/>
@@ -2205,7 +3946,7 @@
                 <w:rFonts w:ascii="Verdana" w:hAnsi="Verdana" w:cs="Verdana" w:eastAsia="Verdana"/>
                 <w:b w:val="0"/>
                 <w:color w:val="1A1A1A"/>
-                <w:sz w:val="17"/>
+                <w:sz w:val="16"/>
               </w:rPr>
               <w:t>6. Инициативность: предложения по улучшению скрипта, оффера и гипотез на основе практики</w:t>
             </w:r>
@@ -2214,6 +3955,41 @@
         <w:tc>
           <w:tcPr>
             <w:tcW w:type="dxa" w:w="4819"/>
+            <w:shd w:val="clear" w:color="auto" w:fill="F0F7FB"/>
+            <w:tcBorders>
+              <w:top w:val="single" w:sz="6" w:space="0" w:color="D0D0D0"/>
+              <w:left w:val="single" w:sz="6" w:space="0" w:color="D0D0D0"/>
+              <w:bottom w:val="single" w:sz="6" w:space="0" w:color="D0D0D0"/>
+              <w:right w:val="single" w:sz="6" w:space="0" w:color="D0D0D0"/>
+            </w:tcBorders>
+            <w:tcMar>
+              <w:top w:w="50" w:type="dxa"/>
+              <w:left w:w="60" w:type="dxa"/>
+              <w:bottom w:w="50" w:type="dxa"/>
+              <w:right w:w="60" w:type="dxa"/>
+            </w:tcMar>
+            <w:vAlign w:val="center"/>
+          </w:tcPr>
+          <w:p>
+            <w:pPr>
+              <w:spacing w:before="0" w:after="0" w:line="264" w:lineRule="auto"/>
+              <w:jc w:val="left"/>
+            </w:pPr>
+            <w:r/>
+            <w:r>
+              <w:rPr>
+                <w:rFonts w:ascii="Verdana" w:hAnsi="Verdana" w:cs="Verdana" w:eastAsia="Verdana"/>
+                <w:b w:val="0"/>
+                <w:color w:val="1A1A1A"/>
+                <w:sz w:val="15"/>
+              </w:rPr>
+              <w:t>Проактивность / инновационность / инициатива · Системное мышление · Командность</w:t>
+            </w:r>
+          </w:p>
+        </w:tc>
+        <w:tc>
+          <w:tcPr>
+            <w:tcW w:type="dxa" w:w="3969"/>
             <w:shd w:val="clear" w:color="auto" w:fill="FAFAFA"/>
             <w:tcBorders>
               <w:top w:val="single" w:sz="6" w:space="0" w:color="D0D0D0"/>
@@ -2222,16 +3998,16 @@
               <w:right w:val="single" w:sz="6" w:space="0" w:color="D0D0D0"/>
             </w:tcBorders>
             <w:tcMar>
-              <w:top w:w="60" w:type="dxa"/>
-              <w:left w:w="80" w:type="dxa"/>
-              <w:bottom w:w="60" w:type="dxa"/>
-              <w:right w:w="80" w:type="dxa"/>
+              <w:top w:w="50" w:type="dxa"/>
+              <w:left w:w="60" w:type="dxa"/>
+              <w:bottom w:w="50" w:type="dxa"/>
+              <w:right w:w="60" w:type="dxa"/>
             </w:tcMar>
             <w:vAlign w:val="center"/>
           </w:tcPr>
           <w:p>
             <w:pPr>
-              <w:spacing w:before="0" w:after="0" w:line="276" w:lineRule="auto"/>
+              <w:spacing w:before="0" w:after="0" w:line="264" w:lineRule="auto"/>
               <w:jc w:val="left"/>
             </w:pPr>
             <w:r/>
@@ -2240,7 +4016,7 @@
                 <w:rFonts w:ascii="Verdana" w:hAnsi="Verdana" w:cs="Verdana" w:eastAsia="Verdana"/>
                 <w:b w:val="0"/>
                 <w:color w:val="1A1A1A"/>
-                <w:sz w:val="17"/>
+                <w:sz w:val="16"/>
               </w:rPr>
             </w:r>
           </w:p>
@@ -2248,11 +4024,11 @@
       </w:tr>
       <w:tr>
         <w:trPr>
-          <w:trHeight w:val="709" w:hRule="atLeast"/>
+          <w:trHeight w:val="595" w:hRule="atLeast"/>
         </w:trPr>
         <w:tc>
           <w:tcPr>
-            <w:tcW w:type="dxa" w:w="5386"/>
+            <w:tcW w:type="dxa" w:w="6520"/>
             <w:shd w:val="clear" w:color="auto" w:fill="FFFFFF"/>
             <w:tcBorders>
               <w:top w:val="single" w:sz="6" w:space="0" w:color="D0D0D0"/>
@@ -2261,16 +4037,16 @@
               <w:right w:val="single" w:sz="6" w:space="0" w:color="D0D0D0"/>
             </w:tcBorders>
             <w:tcMar>
-              <w:top w:w="60" w:type="dxa"/>
-              <w:left w:w="80" w:type="dxa"/>
-              <w:bottom w:w="60" w:type="dxa"/>
-              <w:right w:w="80" w:type="dxa"/>
+              <w:top w:w="50" w:type="dxa"/>
+              <w:left w:w="60" w:type="dxa"/>
+              <w:bottom w:w="50" w:type="dxa"/>
+              <w:right w:w="60" w:type="dxa"/>
             </w:tcMar>
             <w:vAlign w:val="center"/>
           </w:tcPr>
           <w:p>
             <w:pPr>
-              <w:spacing w:before="0" w:after="0" w:line="276" w:lineRule="auto"/>
+              <w:spacing w:before="0" w:after="0" w:line="264" w:lineRule="auto"/>
               <w:jc w:val="left"/>
             </w:pPr>
             <w:r/>
@@ -2279,7 +4055,7 @@
                 <w:rFonts w:ascii="Verdana" w:hAnsi="Verdana" w:cs="Verdana" w:eastAsia="Verdana"/>
                 <w:b w:val="0"/>
                 <w:color w:val="1A1A1A"/>
-                <w:sz w:val="17"/>
+                <w:sz w:val="16"/>
               </w:rPr>
               <w:t>7. Стабильная конверсия по этапам воронки в рамках целевых показателей отдела</w:t>
             </w:r>
@@ -2288,6 +4064,41 @@
         <w:tc>
           <w:tcPr>
             <w:tcW w:type="dxa" w:w="4819"/>
+            <w:shd w:val="clear" w:color="auto" w:fill="F0F7FB"/>
+            <w:tcBorders>
+              <w:top w:val="single" w:sz="6" w:space="0" w:color="D0D0D0"/>
+              <w:left w:val="single" w:sz="6" w:space="0" w:color="D0D0D0"/>
+              <w:bottom w:val="single" w:sz="6" w:space="0" w:color="D0D0D0"/>
+              <w:right w:val="single" w:sz="6" w:space="0" w:color="D0D0D0"/>
+            </w:tcBorders>
+            <w:tcMar>
+              <w:top w:w="50" w:type="dxa"/>
+              <w:left w:w="60" w:type="dxa"/>
+              <w:bottom w:w="50" w:type="dxa"/>
+              <w:right w:w="60" w:type="dxa"/>
+            </w:tcMar>
+            <w:vAlign w:val="center"/>
+          </w:tcPr>
+          <w:p>
+            <w:pPr>
+              <w:spacing w:before="0" w:after="0" w:line="264" w:lineRule="auto"/>
+              <w:jc w:val="left"/>
+            </w:pPr>
+            <w:r/>
+            <w:r>
+              <w:rPr>
+                <w:rFonts w:ascii="Verdana" w:hAnsi="Verdana" w:cs="Verdana" w:eastAsia="Verdana"/>
+                <w:b w:val="0"/>
+                <w:color w:val="1A1A1A"/>
+                <w:sz w:val="15"/>
+              </w:rPr>
+              <w:t>Ориентация на результат · Настойчивость · Системное мышление · Ответственность</w:t>
+            </w:r>
+          </w:p>
+        </w:tc>
+        <w:tc>
+          <w:tcPr>
+            <w:tcW w:type="dxa" w:w="3969"/>
             <w:shd w:val="clear" w:color="auto" w:fill="FAFAFA"/>
             <w:tcBorders>
               <w:top w:val="single" w:sz="6" w:space="0" w:color="D0D0D0"/>
@@ -2296,16 +4107,16 @@
               <w:right w:val="single" w:sz="6" w:space="0" w:color="D0D0D0"/>
             </w:tcBorders>
             <w:tcMar>
-              <w:top w:w="60" w:type="dxa"/>
-              <w:left w:w="80" w:type="dxa"/>
-              <w:bottom w:w="60" w:type="dxa"/>
-              <w:right w:w="80" w:type="dxa"/>
+              <w:top w:w="50" w:type="dxa"/>
+              <w:left w:w="60" w:type="dxa"/>
+              <w:bottom w:w="50" w:type="dxa"/>
+              <w:right w:w="60" w:type="dxa"/>
             </w:tcMar>
             <w:vAlign w:val="center"/>
           </w:tcPr>
           <w:p>
             <w:pPr>
-              <w:spacing w:before="0" w:after="0" w:line="276" w:lineRule="auto"/>
+              <w:spacing w:before="0" w:after="0" w:line="264" w:lineRule="auto"/>
               <w:jc w:val="left"/>
             </w:pPr>
             <w:r/>
@@ -2314,7 +4125,7 @@
                 <w:rFonts w:ascii="Verdana" w:hAnsi="Verdana" w:cs="Verdana" w:eastAsia="Verdana"/>
                 <w:b w:val="0"/>
                 <w:color w:val="1A1A1A"/>
-                <w:sz w:val="17"/>
+                <w:sz w:val="16"/>
               </w:rPr>
             </w:r>
           </w:p>
@@ -2322,11 +4133,11 @@
       </w:tr>
       <w:tr>
         <w:trPr>
-          <w:trHeight w:val="709" w:hRule="atLeast"/>
+          <w:trHeight w:val="595" w:hRule="atLeast"/>
         </w:trPr>
         <w:tc>
           <w:tcPr>
-            <w:tcW w:type="dxa" w:w="5386"/>
+            <w:tcW w:type="dxa" w:w="6520"/>
             <w:shd w:val="clear" w:color="auto" w:fill="FFF8E8"/>
             <w:tcBorders>
               <w:top w:val="single" w:sz="6" w:space="0" w:color="D0D0D0"/>
@@ -2335,16 +4146,16 @@
               <w:right w:val="single" w:sz="6" w:space="0" w:color="D0D0D0"/>
             </w:tcBorders>
             <w:tcMar>
-              <w:top w:w="60" w:type="dxa"/>
-              <w:left w:w="80" w:type="dxa"/>
-              <w:bottom w:w="60" w:type="dxa"/>
-              <w:right w:w="80" w:type="dxa"/>
+              <w:top w:w="50" w:type="dxa"/>
+              <w:left w:w="60" w:type="dxa"/>
+              <w:bottom w:w="50" w:type="dxa"/>
+              <w:right w:w="60" w:type="dxa"/>
             </w:tcMar>
             <w:vAlign w:val="center"/>
           </w:tcPr>
           <w:p>
             <w:pPr>
-              <w:spacing w:before="0" w:after="0" w:line="276" w:lineRule="auto"/>
+              <w:spacing w:before="0" w:after="0" w:line="264" w:lineRule="auto"/>
               <w:jc w:val="left"/>
             </w:pPr>
             <w:r/>
@@ -2353,7 +4164,7 @@
                 <w:rFonts w:ascii="Verdana" w:hAnsi="Verdana" w:cs="Verdana" w:eastAsia="Verdana"/>
                 <w:b w:val="0"/>
                 <w:color w:val="1A1A1A"/>
-                <w:sz w:val="17"/>
+                <w:sz w:val="16"/>
               </w:rPr>
               <w:t>8. Устойчивость в работе с холодной базой: сохранение энергии, тона и стандартов</w:t>
             </w:r>
@@ -2362,6 +4173,41 @@
         <w:tc>
           <w:tcPr>
             <w:tcW w:type="dxa" w:w="4819"/>
+            <w:shd w:val="clear" w:color="auto" w:fill="F0F7FB"/>
+            <w:tcBorders>
+              <w:top w:val="single" w:sz="6" w:space="0" w:color="D0D0D0"/>
+              <w:left w:val="single" w:sz="6" w:space="0" w:color="D0D0D0"/>
+              <w:bottom w:val="single" w:sz="6" w:space="0" w:color="D0D0D0"/>
+              <w:right w:val="single" w:sz="6" w:space="0" w:color="D0D0D0"/>
+            </w:tcBorders>
+            <w:tcMar>
+              <w:top w:w="50" w:type="dxa"/>
+              <w:left w:w="60" w:type="dxa"/>
+              <w:bottom w:w="50" w:type="dxa"/>
+              <w:right w:w="60" w:type="dxa"/>
+            </w:tcMar>
+            <w:vAlign w:val="center"/>
+          </w:tcPr>
+          <w:p>
+            <w:pPr>
+              <w:spacing w:before="0" w:after="0" w:line="264" w:lineRule="auto"/>
+              <w:jc w:val="left"/>
+            </w:pPr>
+            <w:r/>
+            <w:r>
+              <w:rPr>
+                <w:rFonts w:ascii="Verdana" w:hAnsi="Verdana" w:cs="Verdana" w:eastAsia="Verdana"/>
+                <w:b w:val="0"/>
+                <w:color w:val="1A1A1A"/>
+                <w:sz w:val="15"/>
+              </w:rPr>
+              <w:t>Стрессоустойчивость · Коммуникабельность · Исполнительность · Клиентоориентированность</w:t>
+            </w:r>
+          </w:p>
+        </w:tc>
+        <w:tc>
+          <w:tcPr>
+            <w:tcW w:type="dxa" w:w="3969"/>
             <w:shd w:val="clear" w:color="auto" w:fill="FAFAFA"/>
             <w:tcBorders>
               <w:top w:val="single" w:sz="6" w:space="0" w:color="D0D0D0"/>
@@ -2370,16 +4216,16 @@
               <w:right w:val="single" w:sz="6" w:space="0" w:color="D0D0D0"/>
             </w:tcBorders>
             <w:tcMar>
-              <w:top w:w="60" w:type="dxa"/>
-              <w:left w:w="80" w:type="dxa"/>
-              <w:bottom w:w="60" w:type="dxa"/>
-              <w:right w:w="80" w:type="dxa"/>
+              <w:top w:w="50" w:type="dxa"/>
+              <w:left w:w="60" w:type="dxa"/>
+              <w:bottom w:w="50" w:type="dxa"/>
+              <w:right w:w="60" w:type="dxa"/>
             </w:tcMar>
             <w:vAlign w:val="center"/>
           </w:tcPr>
           <w:p>
             <w:pPr>
-              <w:spacing w:before="0" w:after="0" w:line="276" w:lineRule="auto"/>
+              <w:spacing w:before="0" w:after="0" w:line="264" w:lineRule="auto"/>
               <w:jc w:val="left"/>
             </w:pPr>
             <w:r/>
@@ -2388,7 +4234,7 @@
                 <w:rFonts w:ascii="Verdana" w:hAnsi="Verdana" w:cs="Verdana" w:eastAsia="Verdana"/>
                 <w:b w:val="0"/>
                 <w:color w:val="1A1A1A"/>
-                <w:sz w:val="17"/>
+                <w:sz w:val="16"/>
               </w:rPr>
             </w:r>
           </w:p>
@@ -2396,11 +4242,11 @@
       </w:tr>
       <w:tr>
         <w:trPr>
-          <w:trHeight w:val="709" w:hRule="atLeast"/>
+          <w:trHeight w:val="595" w:hRule="atLeast"/>
         </w:trPr>
         <w:tc>
           <w:tcPr>
-            <w:tcW w:type="dxa" w:w="5386"/>
+            <w:tcW w:type="dxa" w:w="6520"/>
             <w:shd w:val="clear" w:color="auto" w:fill="FFFFFF"/>
             <w:tcBorders>
               <w:top w:val="single" w:sz="6" w:space="0" w:color="D0D0D0"/>
@@ -2409,16 +4255,16 @@
               <w:right w:val="single" w:sz="6" w:space="0" w:color="D0D0D0"/>
             </w:tcBorders>
             <w:tcMar>
-              <w:top w:w="60" w:type="dxa"/>
-              <w:left w:w="80" w:type="dxa"/>
-              <w:bottom w:w="60" w:type="dxa"/>
-              <w:right w:w="80" w:type="dxa"/>
+              <w:top w:w="50" w:type="dxa"/>
+              <w:left w:w="60" w:type="dxa"/>
+              <w:bottom w:w="50" w:type="dxa"/>
+              <w:right w:w="60" w:type="dxa"/>
             </w:tcMar>
             <w:vAlign w:val="center"/>
           </w:tcPr>
           <w:p>
             <w:pPr>
-              <w:spacing w:before="0" w:after="0" w:line="276" w:lineRule="auto"/>
+              <w:spacing w:before="0" w:after="0" w:line="264" w:lineRule="auto"/>
               <w:jc w:val="left"/>
             </w:pPr>
             <w:r/>
@@ -2427,7 +4273,7 @@
                 <w:rFonts w:ascii="Verdana" w:hAnsi="Verdana" w:cs="Verdana" w:eastAsia="Verdana"/>
                 <w:b w:val="0"/>
                 <w:color w:val="1A1A1A"/>
-                <w:sz w:val="17"/>
+                <w:sz w:val="16"/>
               </w:rPr>
               <w:t>9. Своевременная эскалация нетиповых кейсов и рисков по сделке / продукту</w:t>
             </w:r>
@@ -2436,6 +4282,41 @@
         <w:tc>
           <w:tcPr>
             <w:tcW w:type="dxa" w:w="4819"/>
+            <w:shd w:val="clear" w:color="auto" w:fill="F0F7FB"/>
+            <w:tcBorders>
+              <w:top w:val="single" w:sz="6" w:space="0" w:color="D0D0D0"/>
+              <w:left w:val="single" w:sz="6" w:space="0" w:color="D0D0D0"/>
+              <w:bottom w:val="single" w:sz="6" w:space="0" w:color="D0D0D0"/>
+              <w:right w:val="single" w:sz="6" w:space="0" w:color="D0D0D0"/>
+            </w:tcBorders>
+            <w:tcMar>
+              <w:top w:w="50" w:type="dxa"/>
+              <w:left w:w="60" w:type="dxa"/>
+              <w:bottom w:w="50" w:type="dxa"/>
+              <w:right w:w="60" w:type="dxa"/>
+            </w:tcMar>
+            <w:vAlign w:val="center"/>
+          </w:tcPr>
+          <w:p>
+            <w:pPr>
+              <w:spacing w:before="0" w:after="0" w:line="264" w:lineRule="auto"/>
+              <w:jc w:val="left"/>
+            </w:pPr>
+            <w:r/>
+            <w:r>
+              <w:rPr>
+                <w:rFonts w:ascii="Verdana" w:hAnsi="Verdana" w:cs="Verdana" w:eastAsia="Verdana"/>
+                <w:b w:val="0"/>
+                <w:color w:val="1A1A1A"/>
+                <w:sz w:val="15"/>
+              </w:rPr>
+              <w:t>Ответственность · Решительность · Командность · Системное мышление</w:t>
+            </w:r>
+          </w:p>
+        </w:tc>
+        <w:tc>
+          <w:tcPr>
+            <w:tcW w:type="dxa" w:w="3969"/>
             <w:shd w:val="clear" w:color="auto" w:fill="FAFAFA"/>
             <w:tcBorders>
               <w:top w:val="single" w:sz="6" w:space="0" w:color="D0D0D0"/>
@@ -2444,16 +4325,16 @@
               <w:right w:val="single" w:sz="6" w:space="0" w:color="D0D0D0"/>
             </w:tcBorders>
             <w:tcMar>
-              <w:top w:w="60" w:type="dxa"/>
-              <w:left w:w="80" w:type="dxa"/>
-              <w:bottom w:w="60" w:type="dxa"/>
-              <w:right w:w="80" w:type="dxa"/>
+              <w:top w:w="50" w:type="dxa"/>
+              <w:left w:w="60" w:type="dxa"/>
+              <w:bottom w:w="50" w:type="dxa"/>
+              <w:right w:w="60" w:type="dxa"/>
             </w:tcMar>
             <w:vAlign w:val="center"/>
           </w:tcPr>
           <w:p>
             <w:pPr>
-              <w:spacing w:before="0" w:after="0" w:line="276" w:lineRule="auto"/>
+              <w:spacing w:before="0" w:after="0" w:line="264" w:lineRule="auto"/>
               <w:jc w:val="left"/>
             </w:pPr>
             <w:r/>
@@ -2462,7 +4343,7 @@
                 <w:rFonts w:ascii="Verdana" w:hAnsi="Verdana" w:cs="Verdana" w:eastAsia="Verdana"/>
                 <w:b w:val="0"/>
                 <w:color w:val="1A1A1A"/>
-                <w:sz w:val="17"/>
+                <w:sz w:val="16"/>
               </w:rPr>
             </w:r>
           </w:p>
@@ -2470,11 +4351,11 @@
       </w:tr>
       <w:tr>
         <w:trPr>
-          <w:trHeight w:val="709" w:hRule="atLeast"/>
+          <w:trHeight w:val="595" w:hRule="atLeast"/>
         </w:trPr>
         <w:tc>
           <w:tcPr>
-            <w:tcW w:type="dxa" w:w="5386"/>
+            <w:tcW w:type="dxa" w:w="6520"/>
             <w:shd w:val="clear" w:color="auto" w:fill="FFF8E8"/>
             <w:tcBorders>
               <w:top w:val="single" w:sz="6" w:space="0" w:color="D0D0D0"/>
@@ -2483,16 +4364,16 @@
               <w:right w:val="single" w:sz="6" w:space="0" w:color="D0D0D0"/>
             </w:tcBorders>
             <w:tcMar>
-              <w:top w:w="60" w:type="dxa"/>
-              <w:left w:w="80" w:type="dxa"/>
-              <w:bottom w:w="60" w:type="dxa"/>
-              <w:right w:w="80" w:type="dxa"/>
+              <w:top w:w="50" w:type="dxa"/>
+              <w:left w:w="60" w:type="dxa"/>
+              <w:bottom w:w="50" w:type="dxa"/>
+              <w:right w:w="60" w:type="dxa"/>
             </w:tcMar>
             <w:vAlign w:val="center"/>
           </w:tcPr>
           <w:p>
             <w:pPr>
-              <w:spacing w:before="0" w:after="0" w:line="276" w:lineRule="auto"/>
+              <w:spacing w:before="0" w:after="0" w:line="264" w:lineRule="auto"/>
               <w:jc w:val="left"/>
             </w:pPr>
             <w:r/>
@@ -2501,7 +4382,7 @@
                 <w:rFonts w:ascii="Verdana" w:hAnsi="Verdana" w:cs="Verdana" w:eastAsia="Verdana"/>
                 <w:b w:val="0"/>
                 <w:color w:val="1A1A1A"/>
-                <w:sz w:val="17"/>
+                <w:sz w:val="16"/>
               </w:rPr>
               <w:t>10. Командное взаимодействие: обмен лучшими практиками и поддержка коллег при запуске</w:t>
             </w:r>
@@ -2510,6 +4391,41 @@
         <w:tc>
           <w:tcPr>
             <w:tcW w:type="dxa" w:w="4819"/>
+            <w:shd w:val="clear" w:color="auto" w:fill="F0F7FB"/>
+            <w:tcBorders>
+              <w:top w:val="single" w:sz="6" w:space="0" w:color="D0D0D0"/>
+              <w:left w:val="single" w:sz="6" w:space="0" w:color="D0D0D0"/>
+              <w:bottom w:val="single" w:sz="6" w:space="0" w:color="D0D0D0"/>
+              <w:right w:val="single" w:sz="6" w:space="0" w:color="D0D0D0"/>
+            </w:tcBorders>
+            <w:tcMar>
+              <w:top w:w="50" w:type="dxa"/>
+              <w:left w:w="60" w:type="dxa"/>
+              <w:bottom w:w="50" w:type="dxa"/>
+              <w:right w:w="60" w:type="dxa"/>
+            </w:tcMar>
+            <w:vAlign w:val="center"/>
+          </w:tcPr>
+          <w:p>
+            <w:pPr>
+              <w:spacing w:before="0" w:after="0" w:line="264" w:lineRule="auto"/>
+              <w:jc w:val="left"/>
+            </w:pPr>
+            <w:r/>
+            <w:r>
+              <w:rPr>
+                <w:rFonts w:ascii="Verdana" w:hAnsi="Verdana" w:cs="Verdana" w:eastAsia="Verdana"/>
+                <w:b w:val="0"/>
+                <w:color w:val="1A1A1A"/>
+                <w:sz w:val="15"/>
+              </w:rPr>
+              <w:t>Командность · Коммуникабельность · Проактивность / инновационность / инициатива</w:t>
+            </w:r>
+          </w:p>
+        </w:tc>
+        <w:tc>
+          <w:tcPr>
+            <w:tcW w:type="dxa" w:w="3969"/>
             <w:shd w:val="clear" w:color="auto" w:fill="FAFAFA"/>
             <w:tcBorders>
               <w:top w:val="single" w:sz="6" w:space="0" w:color="D0D0D0"/>
@@ -2518,16 +4434,16 @@
               <w:right w:val="single" w:sz="6" w:space="0" w:color="D0D0D0"/>
             </w:tcBorders>
             <w:tcMar>
-              <w:top w:w="60" w:type="dxa"/>
-              <w:left w:w="80" w:type="dxa"/>
-              <w:bottom w:w="60" w:type="dxa"/>
-              <w:right w:w="80" w:type="dxa"/>
+              <w:top w:w="50" w:type="dxa"/>
+              <w:left w:w="60" w:type="dxa"/>
+              <w:bottom w:w="50" w:type="dxa"/>
+              <w:right w:w="60" w:type="dxa"/>
             </w:tcMar>
             <w:vAlign w:val="center"/>
           </w:tcPr>
           <w:p>
             <w:pPr>
-              <w:spacing w:before="0" w:after="0" w:line="276" w:lineRule="auto"/>
+              <w:spacing w:before="0" w:after="0" w:line="264" w:lineRule="auto"/>
               <w:jc w:val="left"/>
             </w:pPr>
             <w:r/>
@@ -2536,7 +4452,7 @@
                 <w:rFonts w:ascii="Verdana" w:hAnsi="Verdana" w:cs="Verdana" w:eastAsia="Verdana"/>
                 <w:b w:val="0"/>
                 <w:color w:val="1A1A1A"/>
-                <w:sz w:val="17"/>
+                <w:sz w:val="16"/>
               </w:rPr>
             </w:r>
           </w:p>
@@ -2544,11 +4460,11 @@
       </w:tr>
       <w:tr>
         <w:trPr>
-          <w:trHeight w:val="709" w:hRule="atLeast"/>
+          <w:trHeight w:val="595" w:hRule="atLeast"/>
         </w:trPr>
         <w:tc>
           <w:tcPr>
-            <w:tcW w:type="dxa" w:w="5386"/>
+            <w:tcW w:type="dxa" w:w="6520"/>
             <w:shd w:val="clear" w:color="auto" w:fill="FFFFFF"/>
             <w:tcBorders>
               <w:top w:val="single" w:sz="6" w:space="0" w:color="D0D0D0"/>
@@ -2557,16 +4473,16 @@
               <w:right w:val="single" w:sz="6" w:space="0" w:color="D0D0D0"/>
             </w:tcBorders>
             <w:tcMar>
-              <w:top w:w="60" w:type="dxa"/>
-              <w:left w:w="80" w:type="dxa"/>
-              <w:bottom w:w="60" w:type="dxa"/>
-              <w:right w:w="80" w:type="dxa"/>
+              <w:top w:w="50" w:type="dxa"/>
+              <w:left w:w="60" w:type="dxa"/>
+              <w:bottom w:w="50" w:type="dxa"/>
+              <w:right w:w="60" w:type="dxa"/>
             </w:tcMar>
             <w:vAlign w:val="center"/>
           </w:tcPr>
           <w:p>
             <w:pPr>
-              <w:spacing w:before="0" w:after="0" w:line="276" w:lineRule="auto"/>
+              <w:spacing w:before="0" w:after="0" w:line="264" w:lineRule="auto"/>
               <w:jc w:val="left"/>
             </w:pPr>
             <w:r/>
@@ -2575,7 +4491,7 @@
                 <w:rFonts w:ascii="Verdana" w:hAnsi="Verdana" w:cs="Verdana" w:eastAsia="Verdana"/>
                 <w:b w:val="0"/>
                 <w:color w:val="1A1A1A"/>
-                <w:sz w:val="17"/>
+                <w:sz w:val="16"/>
               </w:rPr>
               <w:t>11. Клиентоориентированность: уважительный тон, честность по возможностям продукта</w:t>
             </w:r>
@@ -2584,6 +4500,41 @@
         <w:tc>
           <w:tcPr>
             <w:tcW w:type="dxa" w:w="4819"/>
+            <w:shd w:val="clear" w:color="auto" w:fill="F0F7FB"/>
+            <w:tcBorders>
+              <w:top w:val="single" w:sz="6" w:space="0" w:color="D0D0D0"/>
+              <w:left w:val="single" w:sz="6" w:space="0" w:color="D0D0D0"/>
+              <w:bottom w:val="single" w:sz="6" w:space="0" w:color="D0D0D0"/>
+              <w:right w:val="single" w:sz="6" w:space="0" w:color="D0D0D0"/>
+            </w:tcBorders>
+            <w:tcMar>
+              <w:top w:w="50" w:type="dxa"/>
+              <w:left w:w="60" w:type="dxa"/>
+              <w:bottom w:w="50" w:type="dxa"/>
+              <w:right w:w="60" w:type="dxa"/>
+            </w:tcMar>
+            <w:vAlign w:val="center"/>
+          </w:tcPr>
+          <w:p>
+            <w:pPr>
+              <w:spacing w:before="0" w:after="0" w:line="264" w:lineRule="auto"/>
+              <w:jc w:val="left"/>
+            </w:pPr>
+            <w:r/>
+            <w:r>
+              <w:rPr>
+                <w:rFonts w:ascii="Verdana" w:hAnsi="Verdana" w:cs="Verdana" w:eastAsia="Verdana"/>
+                <w:b w:val="0"/>
+                <w:color w:val="1A1A1A"/>
+                <w:sz w:val="15"/>
+              </w:rPr>
+              <w:t>Клиентоориентированность · Устная коммуникация · Ответственность</w:t>
+            </w:r>
+          </w:p>
+        </w:tc>
+        <w:tc>
+          <w:tcPr>
+            <w:tcW w:type="dxa" w:w="3969"/>
             <w:shd w:val="clear" w:color="auto" w:fill="FAFAFA"/>
             <w:tcBorders>
               <w:top w:val="single" w:sz="6" w:space="0" w:color="D0D0D0"/>
@@ -2592,16 +4543,16 @@
               <w:right w:val="single" w:sz="6" w:space="0" w:color="D0D0D0"/>
             </w:tcBorders>
             <w:tcMar>
-              <w:top w:w="60" w:type="dxa"/>
-              <w:left w:w="80" w:type="dxa"/>
-              <w:bottom w:w="60" w:type="dxa"/>
-              <w:right w:w="80" w:type="dxa"/>
+              <w:top w:w="50" w:type="dxa"/>
+              <w:left w:w="60" w:type="dxa"/>
+              <w:bottom w:w="50" w:type="dxa"/>
+              <w:right w:w="60" w:type="dxa"/>
             </w:tcMar>
             <w:vAlign w:val="center"/>
           </w:tcPr>
           <w:p>
             <w:pPr>
-              <w:spacing w:before="0" w:after="0" w:line="276" w:lineRule="auto"/>
+              <w:spacing w:before="0" w:after="0" w:line="264" w:lineRule="auto"/>
               <w:jc w:val="left"/>
             </w:pPr>
             <w:r/>
@@ -2610,7 +4561,7 @@
                 <w:rFonts w:ascii="Verdana" w:hAnsi="Verdana" w:cs="Verdana" w:eastAsia="Verdana"/>
                 <w:b w:val="0"/>
                 <w:color w:val="1A1A1A"/>
-                <w:sz w:val="17"/>
+                <w:sz w:val="16"/>
               </w:rPr>
             </w:r>
           </w:p>
@@ -2618,11 +4569,11 @@
       </w:tr>
       <w:tr>
         <w:trPr>
-          <w:trHeight w:val="709" w:hRule="atLeast"/>
+          <w:trHeight w:val="595" w:hRule="atLeast"/>
         </w:trPr>
         <w:tc>
           <w:tcPr>
-            <w:tcW w:type="dxa" w:w="5386"/>
+            <w:tcW w:type="dxa" w:w="6520"/>
             <w:shd w:val="clear" w:color="auto" w:fill="FFF8E8"/>
             <w:tcBorders>
               <w:top w:val="single" w:sz="6" w:space="0" w:color="D0D0D0"/>
@@ -2631,16 +4582,16 @@
               <w:right w:val="single" w:sz="6" w:space="0" w:color="D0D0D0"/>
             </w:tcBorders>
             <w:tcMar>
-              <w:top w:w="60" w:type="dxa"/>
-              <w:left w:w="80" w:type="dxa"/>
-              <w:bottom w:w="60" w:type="dxa"/>
-              <w:right w:w="80" w:type="dxa"/>
+              <w:top w:w="50" w:type="dxa"/>
+              <w:left w:w="60" w:type="dxa"/>
+              <w:bottom w:w="50" w:type="dxa"/>
+              <w:right w:w="60" w:type="dxa"/>
             </w:tcMar>
             <w:vAlign w:val="center"/>
           </w:tcPr>
           <w:p>
             <w:pPr>
-              <w:spacing w:before="0" w:after="0" w:line="276" w:lineRule="auto"/>
+              <w:spacing w:before="0" w:after="0" w:line="264" w:lineRule="auto"/>
               <w:jc w:val="left"/>
             </w:pPr>
             <w:r/>
@@ -2649,7 +4600,7 @@
                 <w:rFonts w:ascii="Verdana" w:hAnsi="Verdana" w:cs="Verdana" w:eastAsia="Verdana"/>
                 <w:b w:val="0"/>
                 <w:color w:val="1A1A1A"/>
-                <w:sz w:val="17"/>
+                <w:sz w:val="16"/>
               </w:rPr>
               <w:t>12. Ответственность за результат: доведение договорённостей до конкретного следующего шага</w:t>
             </w:r>
@@ -2658,6 +4609,41 @@
         <w:tc>
           <w:tcPr>
             <w:tcW w:type="dxa" w:w="4819"/>
+            <w:shd w:val="clear" w:color="auto" w:fill="F0F7FB"/>
+            <w:tcBorders>
+              <w:top w:val="single" w:sz="6" w:space="0" w:color="D0D0D0"/>
+              <w:left w:val="single" w:sz="6" w:space="0" w:color="D0D0D0"/>
+              <w:bottom w:val="single" w:sz="6" w:space="0" w:color="D0D0D0"/>
+              <w:right w:val="single" w:sz="6" w:space="0" w:color="D0D0D0"/>
+            </w:tcBorders>
+            <w:tcMar>
+              <w:top w:w="50" w:type="dxa"/>
+              <w:left w:w="60" w:type="dxa"/>
+              <w:bottom w:w="50" w:type="dxa"/>
+              <w:right w:w="60" w:type="dxa"/>
+            </w:tcMar>
+            <w:vAlign w:val="center"/>
+          </w:tcPr>
+          <w:p>
+            <w:pPr>
+              <w:spacing w:before="0" w:after="0" w:line="264" w:lineRule="auto"/>
+              <w:jc w:val="left"/>
+            </w:pPr>
+            <w:r/>
+            <w:r>
+              <w:rPr>
+                <w:rFonts w:ascii="Verdana" w:hAnsi="Verdana" w:cs="Verdana" w:eastAsia="Verdana"/>
+                <w:b w:val="0"/>
+                <w:color w:val="1A1A1A"/>
+                <w:sz w:val="15"/>
+              </w:rPr>
+              <w:t>Ответственность · Ориентация на результат · Настойчивость · Пунктуальность</w:t>
+            </w:r>
+          </w:p>
+        </w:tc>
+        <w:tc>
+          <w:tcPr>
+            <w:tcW w:type="dxa" w:w="3969"/>
             <w:shd w:val="clear" w:color="auto" w:fill="FAFAFA"/>
             <w:tcBorders>
               <w:top w:val="single" w:sz="6" w:space="0" w:color="D0D0D0"/>
@@ -2666,16 +4652,16 @@
               <w:right w:val="single" w:sz="6" w:space="0" w:color="D0D0D0"/>
             </w:tcBorders>
             <w:tcMar>
-              <w:top w:w="60" w:type="dxa"/>
-              <w:left w:w="80" w:type="dxa"/>
-              <w:bottom w:w="60" w:type="dxa"/>
-              <w:right w:w="80" w:type="dxa"/>
+              <w:top w:w="50" w:type="dxa"/>
+              <w:left w:w="60" w:type="dxa"/>
+              <w:bottom w:w="50" w:type="dxa"/>
+              <w:right w:w="60" w:type="dxa"/>
             </w:tcMar>
             <w:vAlign w:val="center"/>
           </w:tcPr>
           <w:p>
             <w:pPr>
-              <w:spacing w:before="0" w:after="0" w:line="276" w:lineRule="auto"/>
+              <w:spacing w:before="0" w:after="0" w:line="264" w:lineRule="auto"/>
               <w:jc w:val="left"/>
             </w:pPr>
             <w:r/>
@@ -2684,7 +4670,225 @@
                 <w:rFonts w:ascii="Verdana" w:hAnsi="Verdana" w:cs="Verdana" w:eastAsia="Verdana"/>
                 <w:b w:val="0"/>
                 <w:color w:val="1A1A1A"/>
-                <w:sz w:val="17"/>
+                <w:sz w:val="16"/>
+              </w:rPr>
+            </w:r>
+          </w:p>
+        </w:tc>
+      </w:tr>
+      <w:tr>
+        <w:trPr>
+          <w:trHeight w:val="595" w:hRule="atLeast"/>
+        </w:trPr>
+        <w:tc>
+          <w:tcPr>
+            <w:tcW w:type="dxa" w:w="6520"/>
+            <w:shd w:val="clear" w:color="auto" w:fill="FFFFFF"/>
+            <w:tcBorders>
+              <w:top w:val="single" w:sz="6" w:space="0" w:color="D0D0D0"/>
+              <w:left w:val="single" w:sz="6" w:space="0" w:color="D0D0D0"/>
+              <w:bottom w:val="single" w:sz="6" w:space="0" w:color="D0D0D0"/>
+              <w:right w:val="single" w:sz="6" w:space="0" w:color="D0D0D0"/>
+            </w:tcBorders>
+            <w:tcMar>
+              <w:top w:w="50" w:type="dxa"/>
+              <w:left w:w="60" w:type="dxa"/>
+              <w:bottom w:w="50" w:type="dxa"/>
+              <w:right w:w="60" w:type="dxa"/>
+            </w:tcMar>
+            <w:vAlign w:val="center"/>
+          </w:tcPr>
+          <w:p>
+            <w:pPr>
+              <w:spacing w:before="0" w:after="0" w:line="264" w:lineRule="auto"/>
+              <w:jc w:val="left"/>
+            </w:pPr>
+            <w:r/>
+            <w:r>
+              <w:rPr>
+                <w:rFonts w:ascii="Verdana" w:hAnsi="Verdana" w:cs="Verdana" w:eastAsia="Verdana"/>
+                <w:b w:val="0"/>
+                <w:color w:val="1A1A1A"/>
+                <w:sz w:val="16"/>
+              </w:rPr>
+              <w:t>13. Соблюдение времени демо, дедлайнов по задачам запуска и обещанных клиенту сроков ответа</w:t>
+            </w:r>
+          </w:p>
+        </w:tc>
+        <w:tc>
+          <w:tcPr>
+            <w:tcW w:type="dxa" w:w="4819"/>
+            <w:shd w:val="clear" w:color="auto" w:fill="F0F7FB"/>
+            <w:tcBorders>
+              <w:top w:val="single" w:sz="6" w:space="0" w:color="D0D0D0"/>
+              <w:left w:val="single" w:sz="6" w:space="0" w:color="D0D0D0"/>
+              <w:bottom w:val="single" w:sz="6" w:space="0" w:color="D0D0D0"/>
+              <w:right w:val="single" w:sz="6" w:space="0" w:color="D0D0D0"/>
+            </w:tcBorders>
+            <w:tcMar>
+              <w:top w:w="50" w:type="dxa"/>
+              <w:left w:w="60" w:type="dxa"/>
+              <w:bottom w:w="50" w:type="dxa"/>
+              <w:right w:w="60" w:type="dxa"/>
+            </w:tcMar>
+            <w:vAlign w:val="center"/>
+          </w:tcPr>
+          <w:p>
+            <w:pPr>
+              <w:spacing w:before="0" w:after="0" w:line="264" w:lineRule="auto"/>
+              <w:jc w:val="left"/>
+            </w:pPr>
+            <w:r/>
+            <w:r>
+              <w:rPr>
+                <w:rFonts w:ascii="Verdana" w:hAnsi="Verdana" w:cs="Verdana" w:eastAsia="Verdana"/>
+                <w:b w:val="0"/>
+                <w:color w:val="1A1A1A"/>
+                <w:sz w:val="15"/>
+              </w:rPr>
+              <w:t>Пунктуальность · Клиентоориентированность · Исполнительность · Ответственность</w:t>
+            </w:r>
+          </w:p>
+        </w:tc>
+        <w:tc>
+          <w:tcPr>
+            <w:tcW w:type="dxa" w:w="3969"/>
+            <w:shd w:val="clear" w:color="auto" w:fill="FAFAFA"/>
+            <w:tcBorders>
+              <w:top w:val="single" w:sz="6" w:space="0" w:color="D0D0D0"/>
+              <w:left w:val="single" w:sz="6" w:space="0" w:color="D0D0D0"/>
+              <w:bottom w:val="single" w:sz="6" w:space="0" w:color="D0D0D0"/>
+              <w:right w:val="single" w:sz="6" w:space="0" w:color="D0D0D0"/>
+            </w:tcBorders>
+            <w:tcMar>
+              <w:top w:w="50" w:type="dxa"/>
+              <w:left w:w="60" w:type="dxa"/>
+              <w:bottom w:w="50" w:type="dxa"/>
+              <w:right w:w="60" w:type="dxa"/>
+            </w:tcMar>
+            <w:vAlign w:val="center"/>
+          </w:tcPr>
+          <w:p>
+            <w:pPr>
+              <w:spacing w:before="0" w:after="0" w:line="264" w:lineRule="auto"/>
+              <w:jc w:val="left"/>
+            </w:pPr>
+            <w:r/>
+            <w:r>
+              <w:rPr>
+                <w:rFonts w:ascii="Verdana" w:hAnsi="Verdana" w:cs="Verdana" w:eastAsia="Verdana"/>
+                <w:b w:val="0"/>
+                <w:color w:val="1A1A1A"/>
+                <w:sz w:val="16"/>
+              </w:rPr>
+            </w:r>
+          </w:p>
+        </w:tc>
+      </w:tr>
+      <w:tr>
+        <w:trPr>
+          <w:trHeight w:val="595" w:hRule="atLeast"/>
+        </w:trPr>
+        <w:tc>
+          <w:tcPr>
+            <w:tcW w:type="dxa" w:w="6520"/>
+            <w:shd w:val="clear" w:color="auto" w:fill="FFF8E8"/>
+            <w:tcBorders>
+              <w:top w:val="single" w:sz="6" w:space="0" w:color="D0D0D0"/>
+              <w:left w:val="single" w:sz="6" w:space="0" w:color="D0D0D0"/>
+              <w:bottom w:val="single" w:sz="6" w:space="0" w:color="D0D0D0"/>
+              <w:right w:val="single" w:sz="6" w:space="0" w:color="D0D0D0"/>
+            </w:tcBorders>
+            <w:tcMar>
+              <w:top w:w="50" w:type="dxa"/>
+              <w:left w:w="60" w:type="dxa"/>
+              <w:bottom w:w="50" w:type="dxa"/>
+              <w:right w:w="60" w:type="dxa"/>
+            </w:tcMar>
+            <w:vAlign w:val="center"/>
+          </w:tcPr>
+          <w:p>
+            <w:pPr>
+              <w:spacing w:before="0" w:after="0" w:line="264" w:lineRule="auto"/>
+              <w:jc w:val="left"/>
+            </w:pPr>
+            <w:r/>
+            <w:r>
+              <w:rPr>
+                <w:rFonts w:ascii="Verdana" w:hAnsi="Verdana" w:cs="Verdana" w:eastAsia="Verdana"/>
+                <w:b w:val="0"/>
+                <w:color w:val="1A1A1A"/>
+                <w:sz w:val="16"/>
+              </w:rPr>
+              <w:t>14. Понятная письменная коммуникация: письма, КП, саммари и комментарии без потери смысла</w:t>
+            </w:r>
+          </w:p>
+        </w:tc>
+        <w:tc>
+          <w:tcPr>
+            <w:tcW w:type="dxa" w:w="4819"/>
+            <w:shd w:val="clear" w:color="auto" w:fill="F0F7FB"/>
+            <w:tcBorders>
+              <w:top w:val="single" w:sz="6" w:space="0" w:color="D0D0D0"/>
+              <w:left w:val="single" w:sz="6" w:space="0" w:color="D0D0D0"/>
+              <w:bottom w:val="single" w:sz="6" w:space="0" w:color="D0D0D0"/>
+              <w:right w:val="single" w:sz="6" w:space="0" w:color="D0D0D0"/>
+            </w:tcBorders>
+            <w:tcMar>
+              <w:top w:w="50" w:type="dxa"/>
+              <w:left w:w="60" w:type="dxa"/>
+              <w:bottom w:w="50" w:type="dxa"/>
+              <w:right w:w="60" w:type="dxa"/>
+            </w:tcMar>
+            <w:vAlign w:val="center"/>
+          </w:tcPr>
+          <w:p>
+            <w:pPr>
+              <w:spacing w:before="0" w:after="0" w:line="264" w:lineRule="auto"/>
+              <w:jc w:val="left"/>
+            </w:pPr>
+            <w:r/>
+            <w:r>
+              <w:rPr>
+                <w:rFonts w:ascii="Verdana" w:hAnsi="Verdana" w:cs="Verdana" w:eastAsia="Verdana"/>
+                <w:b w:val="0"/>
+                <w:color w:val="1A1A1A"/>
+                <w:sz w:val="15"/>
+              </w:rPr>
+              <w:t>Письменная коммуникация · Внимание к деталям · Клиентоориентированность</w:t>
+            </w:r>
+          </w:p>
+        </w:tc>
+        <w:tc>
+          <w:tcPr>
+            <w:tcW w:type="dxa" w:w="3969"/>
+            <w:shd w:val="clear" w:color="auto" w:fill="FAFAFA"/>
+            <w:tcBorders>
+              <w:top w:val="single" w:sz="6" w:space="0" w:color="D0D0D0"/>
+              <w:left w:val="single" w:sz="6" w:space="0" w:color="D0D0D0"/>
+              <w:bottom w:val="single" w:sz="6" w:space="0" w:color="D0D0D0"/>
+              <w:right w:val="single" w:sz="6" w:space="0" w:color="D0D0D0"/>
+            </w:tcBorders>
+            <w:tcMar>
+              <w:top w:w="50" w:type="dxa"/>
+              <w:left w:w="60" w:type="dxa"/>
+              <w:bottom w:w="50" w:type="dxa"/>
+              <w:right w:w="60" w:type="dxa"/>
+            </w:tcMar>
+            <w:vAlign w:val="center"/>
+          </w:tcPr>
+          <w:p>
+            <w:pPr>
+              <w:spacing w:before="0" w:after="0" w:line="264" w:lineRule="auto"/>
+              <w:jc w:val="left"/>
+            </w:pPr>
+            <w:r/>
+            <w:r>
+              <w:rPr>
+                <w:rFonts w:ascii="Verdana" w:hAnsi="Verdana" w:cs="Verdana" w:eastAsia="Verdana"/>
+                <w:b w:val="0"/>
+                <w:color w:val="1A1A1A"/>
+                <w:sz w:val="16"/>
               </w:rPr>
             </w:r>
           </w:p>
@@ -2693,7 +4897,7 @@
     </w:tbl>
     <w:p>
       <w:pPr>
-        <w:spacing w:before="280" w:after="120" w:line="276" w:lineRule="auto"/>
+        <w:spacing w:before="240" w:after="100" w:line="264" w:lineRule="auto"/>
         <w:pBdr>
           <w:bottom w:val="single" w:sz="16" w:space="1" w:color="26A6E0"/>
         </w:pBdr>
@@ -2714,16 +4918,16 @@
         <w:tblW w:w="5000" w:type="pct"/>
       </w:tblPr>
       <w:tblGrid>
-        <w:gridCol w:w="5103"/>
-        <w:gridCol w:w="5103"/>
+        <w:gridCol w:w="7739"/>
+        <w:gridCol w:w="7739"/>
       </w:tblGrid>
       <w:tr>
         <w:trPr>
-          <w:trHeight w:val="907" w:hRule="atLeast"/>
+          <w:trHeight w:val="794" w:hRule="atLeast"/>
         </w:trPr>
         <w:tc>
           <w:tcPr>
-            <w:tcW w:type="dxa" w:w="3402"/>
+            <w:tcW w:type="dxa" w:w="4535"/>
             <w:shd w:val="clear" w:color="auto" w:fill="FFF3D6"/>
             <w:tcBorders>
               <w:top w:val="single" w:sz="6" w:space="0" w:color="D0D0D0"/>
@@ -2732,16 +4936,16 @@
               <w:right w:val="single" w:sz="6" w:space="0" w:color="D0D0D0"/>
             </w:tcBorders>
             <w:tcMar>
-              <w:top w:w="60" w:type="dxa"/>
-              <w:left w:w="80" w:type="dxa"/>
-              <w:bottom w:w="60" w:type="dxa"/>
-              <w:right w:w="80" w:type="dxa"/>
+              <w:top w:w="50" w:type="dxa"/>
+              <w:left w:w="60" w:type="dxa"/>
+              <w:bottom w:w="50" w:type="dxa"/>
+              <w:right w:w="60" w:type="dxa"/>
             </w:tcMar>
             <w:vAlign w:val="center"/>
           </w:tcPr>
           <w:p>
             <w:pPr>
-              <w:spacing w:before="0" w:after="0" w:line="276" w:lineRule="auto"/>
+              <w:spacing w:before="0" w:after="0" w:line="264" w:lineRule="auto"/>
               <w:jc w:val="left"/>
             </w:pPr>
             <w:r/>
@@ -2752,13 +4956,13 @@
                 <w:color w:val="1A1A1A"/>
                 <w:sz w:val="17"/>
               </w:rPr>
-              <w:t>Сильные стороны</w:t>
+              <w:t>Сильные стороны (какие компетенции проявлены сильнее)</w:t>
             </w:r>
           </w:p>
         </w:tc>
         <w:tc>
           <w:tcPr>
-            <w:tcW w:type="dxa" w:w="6803"/>
+            <w:tcW w:type="dxa" w:w="10772"/>
             <w:shd w:val="clear" w:color="auto" w:fill="FFFFFF"/>
             <w:tcBorders>
               <w:top w:val="single" w:sz="6" w:space="0" w:color="D0D0D0"/>
@@ -2767,16 +4971,16 @@
               <w:right w:val="single" w:sz="6" w:space="0" w:color="D0D0D0"/>
             </w:tcBorders>
             <w:tcMar>
-              <w:top w:w="60" w:type="dxa"/>
-              <w:left w:w="80" w:type="dxa"/>
-              <w:bottom w:w="60" w:type="dxa"/>
-              <w:right w:w="80" w:type="dxa"/>
+              <w:top w:w="50" w:type="dxa"/>
+              <w:left w:w="60" w:type="dxa"/>
+              <w:bottom w:w="50" w:type="dxa"/>
+              <w:right w:w="60" w:type="dxa"/>
             </w:tcMar>
             <w:vAlign w:val="center"/>
           </w:tcPr>
           <w:p>
             <w:pPr>
-              <w:spacing w:before="0" w:after="0" w:line="276" w:lineRule="auto"/>
+              <w:spacing w:before="0" w:after="0" w:line="264" w:lineRule="auto"/>
               <w:jc w:val="left"/>
             </w:pPr>
             <w:r/>
@@ -2793,11 +4997,11 @@
       </w:tr>
       <w:tr>
         <w:trPr>
-          <w:trHeight w:val="907" w:hRule="atLeast"/>
+          <w:trHeight w:val="794" w:hRule="atLeast"/>
         </w:trPr>
         <w:tc>
           <w:tcPr>
-            <w:tcW w:type="dxa" w:w="3402"/>
+            <w:tcW w:type="dxa" w:w="4535"/>
             <w:shd w:val="clear" w:color="auto" w:fill="FFF3D6"/>
             <w:tcBorders>
               <w:top w:val="single" w:sz="6" w:space="0" w:color="D0D0D0"/>
@@ -2806,16 +5010,16 @@
               <w:right w:val="single" w:sz="6" w:space="0" w:color="D0D0D0"/>
             </w:tcBorders>
             <w:tcMar>
-              <w:top w:w="60" w:type="dxa"/>
-              <w:left w:w="80" w:type="dxa"/>
-              <w:bottom w:w="60" w:type="dxa"/>
-              <w:right w:w="80" w:type="dxa"/>
+              <w:top w:w="50" w:type="dxa"/>
+              <w:left w:w="60" w:type="dxa"/>
+              <w:bottom w:w="50" w:type="dxa"/>
+              <w:right w:w="60" w:type="dxa"/>
             </w:tcMar>
             <w:vAlign w:val="center"/>
           </w:tcPr>
           <w:p>
             <w:pPr>
-              <w:spacing w:before="0" w:after="0" w:line="276" w:lineRule="auto"/>
+              <w:spacing w:before="0" w:after="0" w:line="264" w:lineRule="auto"/>
               <w:jc w:val="left"/>
             </w:pPr>
             <w:r/>
@@ -2826,13 +5030,13 @@
                 <w:color w:val="1A1A1A"/>
                 <w:sz w:val="17"/>
               </w:rPr>
-              <w:t>Зоны роста (приоритет на ближайший период)</w:t>
+              <w:t>Зоны роста (приоритетные компетенции и действия)</w:t>
             </w:r>
           </w:p>
         </w:tc>
         <w:tc>
           <w:tcPr>
-            <w:tcW w:type="dxa" w:w="6803"/>
+            <w:tcW w:type="dxa" w:w="10772"/>
             <w:shd w:val="clear" w:color="auto" w:fill="FFFFFF"/>
             <w:tcBorders>
               <w:top w:val="single" w:sz="6" w:space="0" w:color="D0D0D0"/>
@@ -2841,16 +5045,16 @@
               <w:right w:val="single" w:sz="6" w:space="0" w:color="D0D0D0"/>
             </w:tcBorders>
             <w:tcMar>
-              <w:top w:w="60" w:type="dxa"/>
-              <w:left w:w="80" w:type="dxa"/>
-              <w:bottom w:w="60" w:type="dxa"/>
-              <w:right w:w="80" w:type="dxa"/>
+              <w:top w:w="50" w:type="dxa"/>
+              <w:left w:w="60" w:type="dxa"/>
+              <w:bottom w:w="50" w:type="dxa"/>
+              <w:right w:w="60" w:type="dxa"/>
             </w:tcMar>
             <w:vAlign w:val="center"/>
           </w:tcPr>
           <w:p>
             <w:pPr>
-              <w:spacing w:before="0" w:after="0" w:line="276" w:lineRule="auto"/>
+              <w:spacing w:before="0" w:after="0" w:line="264" w:lineRule="auto"/>
               <w:jc w:val="left"/>
             </w:pPr>
             <w:r/>
@@ -2867,11 +5071,11 @@
       </w:tr>
       <w:tr>
         <w:trPr>
-          <w:trHeight w:val="907" w:hRule="atLeast"/>
+          <w:trHeight w:val="794" w:hRule="atLeast"/>
         </w:trPr>
         <w:tc>
           <w:tcPr>
-            <w:tcW w:type="dxa" w:w="3402"/>
+            <w:tcW w:type="dxa" w:w="4535"/>
             <w:shd w:val="clear" w:color="auto" w:fill="FFF3D6"/>
             <w:tcBorders>
               <w:top w:val="single" w:sz="6" w:space="0" w:color="D0D0D0"/>
@@ -2880,16 +5084,16 @@
               <w:right w:val="single" w:sz="6" w:space="0" w:color="D0D0D0"/>
             </w:tcBorders>
             <w:tcMar>
-              <w:top w:w="60" w:type="dxa"/>
-              <w:left w:w="80" w:type="dxa"/>
-              <w:bottom w:w="60" w:type="dxa"/>
-              <w:right w:w="80" w:type="dxa"/>
+              <w:top w:w="50" w:type="dxa"/>
+              <w:left w:w="60" w:type="dxa"/>
+              <w:bottom w:w="50" w:type="dxa"/>
+              <w:right w:w="60" w:type="dxa"/>
             </w:tcMar>
             <w:vAlign w:val="center"/>
           </w:tcPr>
           <w:p>
             <w:pPr>
-              <w:spacing w:before="0" w:after="0" w:line="276" w:lineRule="auto"/>
+              <w:spacing w:before="0" w:after="0" w:line="264" w:lineRule="auto"/>
               <w:jc w:val="left"/>
             </w:pPr>
             <w:r/>
@@ -2906,7 +5110,7 @@
         </w:tc>
         <w:tc>
           <w:tcPr>
-            <w:tcW w:type="dxa" w:w="6803"/>
+            <w:tcW w:type="dxa" w:w="10772"/>
             <w:shd w:val="clear" w:color="auto" w:fill="FFFFFF"/>
             <w:tcBorders>
               <w:top w:val="single" w:sz="6" w:space="0" w:color="D0D0D0"/>
@@ -2915,16 +5119,16 @@
               <w:right w:val="single" w:sz="6" w:space="0" w:color="D0D0D0"/>
             </w:tcBorders>
             <w:tcMar>
-              <w:top w:w="60" w:type="dxa"/>
-              <w:left w:w="80" w:type="dxa"/>
-              <w:bottom w:w="60" w:type="dxa"/>
-              <w:right w:w="80" w:type="dxa"/>
+              <w:top w:w="50" w:type="dxa"/>
+              <w:left w:w="60" w:type="dxa"/>
+              <w:bottom w:w="50" w:type="dxa"/>
+              <w:right w:w="60" w:type="dxa"/>
             </w:tcMar>
             <w:vAlign w:val="center"/>
           </w:tcPr>
           <w:p>
             <w:pPr>
-              <w:spacing w:before="0" w:after="0" w:line="276" w:lineRule="auto"/>
+              <w:spacing w:before="0" w:after="0" w:line="264" w:lineRule="auto"/>
               <w:jc w:val="left"/>
             </w:pPr>
             <w:r/>
@@ -2941,11 +5145,11 @@
       </w:tr>
       <w:tr>
         <w:trPr>
-          <w:trHeight w:val="907" w:hRule="atLeast"/>
+          <w:trHeight w:val="794" w:hRule="atLeast"/>
         </w:trPr>
         <w:tc>
           <w:tcPr>
-            <w:tcW w:type="dxa" w:w="3402"/>
+            <w:tcW w:type="dxa" w:w="4535"/>
             <w:shd w:val="clear" w:color="auto" w:fill="FFF3D6"/>
             <w:tcBorders>
               <w:top w:val="single" w:sz="6" w:space="0" w:color="D0D0D0"/>
@@ -2954,16 +5158,16 @@
               <w:right w:val="single" w:sz="6" w:space="0" w:color="D0D0D0"/>
             </w:tcBorders>
             <w:tcMar>
-              <w:top w:w="60" w:type="dxa"/>
-              <w:left w:w="80" w:type="dxa"/>
-              <w:bottom w:w="60" w:type="dxa"/>
-              <w:right w:w="80" w:type="dxa"/>
+              <w:top w:w="50" w:type="dxa"/>
+              <w:left w:w="60" w:type="dxa"/>
+              <w:bottom w:w="50" w:type="dxa"/>
+              <w:right w:w="60" w:type="dxa"/>
             </w:tcMar>
             <w:vAlign w:val="center"/>
           </w:tcPr>
           <w:p>
             <w:pPr>
-              <w:spacing w:before="0" w:after="0" w:line="276" w:lineRule="auto"/>
+              <w:spacing w:before="0" w:after="0" w:line="264" w:lineRule="auto"/>
               <w:jc w:val="left"/>
             </w:pPr>
             <w:r/>
@@ -2980,7 +5184,7 @@
         </w:tc>
         <w:tc>
           <w:tcPr>
-            <w:tcW w:type="dxa" w:w="6803"/>
+            <w:tcW w:type="dxa" w:w="10772"/>
             <w:shd w:val="clear" w:color="auto" w:fill="FFFFFF"/>
             <w:tcBorders>
               <w:top w:val="single" w:sz="6" w:space="0" w:color="D0D0D0"/>
@@ -2989,16 +5193,16 @@
               <w:right w:val="single" w:sz="6" w:space="0" w:color="D0D0D0"/>
             </w:tcBorders>
             <w:tcMar>
-              <w:top w:w="60" w:type="dxa"/>
-              <w:left w:w="80" w:type="dxa"/>
-              <w:bottom w:w="60" w:type="dxa"/>
-              <w:right w:w="80" w:type="dxa"/>
+              <w:top w:w="50" w:type="dxa"/>
+              <w:left w:w="60" w:type="dxa"/>
+              <w:bottom w:w="50" w:type="dxa"/>
+              <w:right w:w="60" w:type="dxa"/>
             </w:tcMar>
             <w:vAlign w:val="center"/>
           </w:tcPr>
           <w:p>
             <w:pPr>
-              <w:spacing w:before="0" w:after="0" w:line="276" w:lineRule="auto"/>
+              <w:spacing w:before="0" w:after="0" w:line="264" w:lineRule="auto"/>
               <w:jc w:val="left"/>
             </w:pPr>
             <w:r/>
@@ -3017,7 +5221,7 @@
     </w:tbl>
     <w:p>
       <w:pPr>
-        <w:spacing w:before="320" w:after="160" w:line="276" w:lineRule="auto"/>
+        <w:spacing w:before="240" w:after="120" w:line="264" w:lineRule="auto"/>
       </w:pPr>
       <w:r>
         <w:rPr>
@@ -3035,16 +5239,16 @@
         <w:tblW w:w="5000" w:type="pct"/>
       </w:tblPr>
       <w:tblGrid>
-        <w:gridCol w:w="5103"/>
-        <w:gridCol w:w="5103"/>
+        <w:gridCol w:w="7739"/>
+        <w:gridCol w:w="7739"/>
       </w:tblGrid>
       <w:tr>
         <w:trPr>
-          <w:trHeight w:val="1020" w:hRule="atLeast"/>
+          <w:trHeight w:val="907" w:hRule="atLeast"/>
         </w:trPr>
         <w:tc>
           <w:tcPr>
-            <w:tcW w:type="dxa" w:w="5102"/>
+            <w:tcW w:type="dxa" w:w="7654"/>
             <w:shd w:val="clear" w:color="auto" w:fill="FFFFFF"/>
             <w:tcBorders>
               <w:top w:val="single" w:sz="6" w:space="0" w:color="D0D0D0"/>
@@ -3053,16 +5257,16 @@
               <w:right w:val="single" w:sz="6" w:space="0" w:color="D0D0D0"/>
             </w:tcBorders>
             <w:tcMar>
-              <w:top w:w="60" w:type="dxa"/>
-              <w:left w:w="80" w:type="dxa"/>
-              <w:bottom w:w="60" w:type="dxa"/>
-              <w:right w:w="80" w:type="dxa"/>
+              <w:top w:w="50" w:type="dxa"/>
+              <w:left w:w="60" w:type="dxa"/>
+              <w:bottom w:w="50" w:type="dxa"/>
+              <w:right w:w="60" w:type="dxa"/>
             </w:tcMar>
             <w:vAlign w:val="center"/>
           </w:tcPr>
           <w:p>
             <w:pPr>
-              <w:spacing w:before="0" w:after="0" w:line="276" w:lineRule="auto"/>
+              <w:spacing w:before="0" w:after="0" w:line="264" w:lineRule="auto"/>
               <w:jc w:val="left"/>
             </w:pPr>
             <w:r/>
@@ -3082,7 +5286,7 @@
         </w:tc>
         <w:tc>
           <w:tcPr>
-            <w:tcW w:type="dxa" w:w="5102"/>
+            <w:tcW w:type="dxa" w:w="7654"/>
             <w:shd w:val="clear" w:color="auto" w:fill="FFFFFF"/>
             <w:tcBorders>
               <w:top w:val="single" w:sz="6" w:space="0" w:color="D0D0D0"/>
@@ -3091,16 +5295,16 @@
               <w:right w:val="single" w:sz="6" w:space="0" w:color="D0D0D0"/>
             </w:tcBorders>
             <w:tcMar>
-              <w:top w:w="60" w:type="dxa"/>
-              <w:left w:w="80" w:type="dxa"/>
-              <w:bottom w:w="60" w:type="dxa"/>
-              <w:right w:w="80" w:type="dxa"/>
+              <w:top w:w="50" w:type="dxa"/>
+              <w:left w:w="60" w:type="dxa"/>
+              <w:bottom w:w="50" w:type="dxa"/>
+              <w:right w:w="60" w:type="dxa"/>
             </w:tcMar>
             <w:vAlign w:val="center"/>
           </w:tcPr>
           <w:p>
             <w:pPr>
-              <w:spacing w:before="0" w:after="0" w:line="276" w:lineRule="auto"/>
+              <w:spacing w:before="0" w:after="0" w:line="264" w:lineRule="auto"/>
               <w:jc w:val="left"/>
             </w:pPr>
             <w:r/>
@@ -3121,11 +5325,11 @@
       </w:tr>
       <w:tr>
         <w:trPr>
-          <w:trHeight w:val="1020" w:hRule="atLeast"/>
+          <w:trHeight w:val="907" w:hRule="atLeast"/>
         </w:trPr>
         <w:tc>
           <w:tcPr>
-            <w:tcW w:type="dxa" w:w="5102"/>
+            <w:tcW w:type="dxa" w:w="7654"/>
             <w:shd w:val="clear" w:color="auto" w:fill="FFFFFF"/>
             <w:tcBorders>
               <w:top w:val="single" w:sz="6" w:space="0" w:color="D0D0D0"/>
@@ -3134,16 +5338,16 @@
               <w:right w:val="single" w:sz="6" w:space="0" w:color="D0D0D0"/>
             </w:tcBorders>
             <w:tcMar>
-              <w:top w:w="60" w:type="dxa"/>
-              <w:left w:w="80" w:type="dxa"/>
-              <w:bottom w:w="60" w:type="dxa"/>
-              <w:right w:w="80" w:type="dxa"/>
+              <w:top w:w="50" w:type="dxa"/>
+              <w:left w:w="60" w:type="dxa"/>
+              <w:bottom w:w="50" w:type="dxa"/>
+              <w:right w:w="60" w:type="dxa"/>
             </w:tcMar>
             <w:vAlign w:val="center"/>
           </w:tcPr>
           <w:p>
             <w:pPr>
-              <w:spacing w:before="0" w:after="0" w:line="276" w:lineRule="auto"/>
+              <w:spacing w:before="0" w:after="0" w:line="264" w:lineRule="auto"/>
               <w:jc w:val="left"/>
             </w:pPr>
             <w:r/>
@@ -3160,7 +5364,7 @@
         </w:tc>
         <w:tc>
           <w:tcPr>
-            <w:tcW w:type="dxa" w:w="5102"/>
+            <w:tcW w:type="dxa" w:w="7654"/>
             <w:shd w:val="clear" w:color="auto" w:fill="FFFFFF"/>
             <w:tcBorders>
               <w:top w:val="single" w:sz="6" w:space="0" w:color="D0D0D0"/>
@@ -3169,16 +5373,16 @@
               <w:right w:val="single" w:sz="6" w:space="0" w:color="D0D0D0"/>
             </w:tcBorders>
             <w:tcMar>
-              <w:top w:w="60" w:type="dxa"/>
-              <w:left w:w="80" w:type="dxa"/>
-              <w:bottom w:w="60" w:type="dxa"/>
-              <w:right w:w="80" w:type="dxa"/>
+              <w:top w:w="50" w:type="dxa"/>
+              <w:left w:w="60" w:type="dxa"/>
+              <w:bottom w:w="50" w:type="dxa"/>
+              <w:right w:w="60" w:type="dxa"/>
             </w:tcMar>
             <w:vAlign w:val="center"/>
           </w:tcPr>
           <w:p>
             <w:pPr>
-              <w:spacing w:before="0" w:after="0" w:line="276" w:lineRule="auto"/>
+              <w:spacing w:before="0" w:after="0" w:line="264" w:lineRule="auto"/>
               <w:jc w:val="left"/>
             </w:pPr>
             <w:r/>
@@ -3197,7 +5401,7 @@
     </w:tbl>
     <w:p>
       <w:pPr>
-        <w:spacing w:before="240" w:after="0" w:line="276" w:lineRule="auto"/>
+        <w:spacing w:before="200" w:after="0" w:line="264" w:lineRule="auto"/>
         <w:jc w:val="center"/>
       </w:pPr>
       <w:r>
@@ -3211,8 +5415,8 @@
       </w:r>
     </w:p>
     <w:sectPr>
-      <w:pgSz w:w="11906" w:h="16838"/>
-      <w:pgMar w:top="680" w:right="850" w:bottom="680" w:left="850" w:header="720" w:footer="720" w:gutter="0"/>
+      <w:pgSz w:w="16838" w:h="11906"/>
+      <w:pgMar w:top="567" w:right="680" w:bottom="567" w:left="680" w:header="720" w:footer="720" w:gutter="0"/>
       <w:cols w:space="720"/>
       <w:docGrid w:linePitch="360"/>
     </w:sectPr>
